--- a/docs/лаб9.docx
+++ b/docs/лаб9.docx
@@ -111,7 +111,7 @@
           <w:bCs/>
           <w:szCs w:val="28"/>
         </w:rPr>
-        <w:t>перспективной инженерии</w:t>
+        <w:t>Информационных технологий и кибербезопасности</w:t>
       </w:r>
     </w:p>
     <w:p>
@@ -806,7 +806,16 @@
                 <w:szCs w:val="28"/>
                 <w:u w:val="single"/>
               </w:rPr>
-              <w:t>, Института Перспективной Инженерии</w:t>
+              <w:t xml:space="preserve">, </w:t>
+            </w:r>
+            <w:r>
+              <w:rPr>
+                <w:bCs/>
+                <w:sz w:val="24"/>
+                <w:szCs w:val="24"/>
+                <w:u w:val="single"/>
+              </w:rPr>
+              <w:t>Информационных технологий и кибербезопасности</w:t>
             </w:r>
           </w:p>
           <w:p>
@@ -1211,6 +1220,18 @@
       <w:pPr>
         <w:spacing w:after="0" w:line="360" w:lineRule="auto"/>
         <w:ind w:firstLine="709"/>
+      </w:pPr>
+      <w:r>
+        <w:t xml:space="preserve">Ссылка на GitHub: </w:t>
+      </w:r>
+      <w:r>
+        <w:t>https://github.com/uu546/DesignPatternLabDerevyashkinVV</w:t>
+      </w:r>
+    </w:p>
+    <w:p>
+      <w:pPr>
+        <w:spacing w:after="0" w:line="360" w:lineRule="auto"/>
+        <w:ind w:firstLine="709"/>
         <w:jc w:val="center"/>
         <w:rPr>
           <w:rFonts w:cs="Times New Roman"/>
@@ -1359,6 +1380,7 @@
         <w:rPr>
           <w:szCs w:val="28"/>
         </w:rPr>
+        <w:lastRenderedPageBreak/>
         <w:t>Обход коллекций — единообразный доступ к элементам без раскрытия структуры.</w:t>
       </w:r>
     </w:p>
@@ -1379,7 +1401,6 @@
         <w:rPr>
           <w:szCs w:val="28"/>
         </w:rPr>
-        <w:lastRenderedPageBreak/>
         <w:t>Гибкое распределение ответственности между объектами.</w:t>
       </w:r>
     </w:p>
@@ -1526,19 +1547,7 @@
         <w:rPr>
           <w:szCs w:val="28"/>
         </w:rPr>
-        <w:t xml:space="preserve"> </w:t>
-      </w:r>
-      <w:r>
-        <w:rPr>
-          <w:szCs w:val="28"/>
-        </w:rPr>
-        <w:t>О</w:t>
-      </w:r>
-      <w:r>
-        <w:rPr>
-          <w:szCs w:val="28"/>
-        </w:rPr>
-        <w:t>пределяет объект, инкапсулирующий взаимодействие множества объектов. Устраняет прямые ссылки между объектами, заставляя их общаться только через посредника. Это ослабляет связанность и позволяет независимо менять взаимодействие.</w:t>
+        <w:t xml:space="preserve"> Определяет объект, инкапсулирующий взаимодействие множества объектов. Устраняет прямые ссылки между объектами, заставляя их общаться только через посредника. Это ослабляет связанность и позволяет независимо менять взаимодействие.</w:t>
       </w:r>
     </w:p>
     <w:p>
@@ -1663,13 +1672,7 @@
         <w:rPr>
           <w:szCs w:val="28"/>
         </w:rPr>
-        <w:t>классов</w:t>
-      </w:r>
-      <w:r>
-        <w:rPr>
-          <w:szCs w:val="28"/>
-        </w:rPr>
-        <w:t>:</w:t>
+        <w:t>классов:</w:t>
       </w:r>
     </w:p>
     <w:p>
@@ -1697,19 +1700,7 @@
         <w:rPr>
           <w:szCs w:val="28"/>
         </w:rPr>
-        <w:t xml:space="preserve"> — интерфейс для взаимодействия</w:t>
-      </w:r>
-      <w:r>
-        <w:rPr>
-          <w:szCs w:val="28"/>
-        </w:rPr>
-        <w:t xml:space="preserve"> с другими классами</w:t>
-      </w:r>
-      <w:r>
-        <w:rPr>
-          <w:szCs w:val="28"/>
-        </w:rPr>
-        <w:t>.</w:t>
+        <w:t xml:space="preserve"> — интерфейс для взаимодействия с другими классами.</w:t>
       </w:r>
     </w:p>
     <w:p>
@@ -1737,19 +1728,7 @@
         <w:rPr>
           <w:szCs w:val="28"/>
         </w:rPr>
-        <w:t xml:space="preserve"> — реализует кооперативное поведение, знает и управляе</w:t>
-      </w:r>
-      <w:r>
-        <w:rPr>
-          <w:szCs w:val="28"/>
-        </w:rPr>
-        <w:t>т классами</w:t>
-      </w:r>
-      <w:r>
-        <w:rPr>
-          <w:szCs w:val="28"/>
-        </w:rPr>
-        <w:t>.</w:t>
+        <w:t xml:space="preserve"> — реализует кооперативное поведение, знает и управляет классами.</w:t>
       </w:r>
     </w:p>
     <w:p>
@@ -1815,26 +1794,13 @@
         <w:jc w:val="both"/>
         <w:rPr>
           <w:szCs w:val="28"/>
-          <w:lang w:val="en-US"/>
-        </w:rPr>
-      </w:pPr>
-      <w:r>
-        <w:rPr>
-          <w:szCs w:val="28"/>
-        </w:rPr>
-        <w:t xml:space="preserve">В предметной области. </w:t>
-      </w:r>
-      <w:r>
-        <w:rPr>
-          <w:szCs w:val="28"/>
-        </w:rPr>
-        <w:t xml:space="preserve">Есть </w:t>
-      </w:r>
-      <w:r>
-        <w:rPr>
-          <w:szCs w:val="28"/>
-        </w:rPr>
-        <w:t>подсистема «Интерактивная карта» с несколькими независимыми частями: реестр точек (</w:t>
+        </w:rPr>
+      </w:pPr>
+      <w:r>
+        <w:rPr>
+          <w:szCs w:val="28"/>
+        </w:rPr>
+        <w:t>В предметной области. Есть подсистема «Интерактивная карта» с несколькими независимыми частями: реестр точек (</w:t>
       </w:r>
       <w:proofErr w:type="spellStart"/>
       <w:r>
@@ -1848,7 +1814,14 @@
         <w:rPr>
           <w:szCs w:val="28"/>
         </w:rPr>
-        <w:t>), рендерер (</w:t>
+        <w:t xml:space="preserve">), рендерер </w:t>
+      </w:r>
+      <w:r>
+        <w:rPr>
+          <w:szCs w:val="28"/>
+        </w:rPr>
+        <w:lastRenderedPageBreak/>
+        <w:t>(</w:t>
       </w:r>
       <w:proofErr w:type="spellStart"/>
       <w:r>
@@ -1862,31 +1835,7 @@
         <w:rPr>
           <w:szCs w:val="28"/>
         </w:rPr>
-        <w:t>), валидатор (Lab8), журнал команд. Если клиент сам</w:t>
-      </w:r>
-      <w:r>
-        <w:rPr>
-          <w:szCs w:val="28"/>
-        </w:rPr>
-        <w:t xml:space="preserve"> пошагово </w:t>
-      </w:r>
-      <w:r>
-        <w:rPr>
-          <w:szCs w:val="28"/>
-        </w:rPr>
-        <w:t>всё</w:t>
-      </w:r>
-      <w:r>
-        <w:rPr>
-          <w:szCs w:val="28"/>
-        </w:rPr>
-        <w:t xml:space="preserve"> создает/вызывает </w:t>
-      </w:r>
-      <w:r>
-        <w:rPr>
-          <w:szCs w:val="28"/>
-        </w:rPr>
-        <w:t xml:space="preserve">по отдельности </w:t>
+        <w:t xml:space="preserve">), валидатор (Lab8), журнал команд. Если клиент сам пошагово всё создает/вызывает по отдельности </w:t>
       </w:r>
       <w:r>
         <w:rPr>
@@ -1898,38 +1847,7 @@
         <w:rPr>
           <w:szCs w:val="28"/>
         </w:rPr>
-        <w:t xml:space="preserve"> получается жёсткая связь и </w:t>
-      </w:r>
-      <w:r>
-        <w:rPr>
-          <w:szCs w:val="28"/>
-        </w:rPr>
-        <w:lastRenderedPageBreak/>
-        <w:t xml:space="preserve">дублирование. </w:t>
-      </w:r>
-      <w:r>
-        <w:rPr>
-          <w:szCs w:val="28"/>
-        </w:rPr>
-        <w:t>К</w:t>
-      </w:r>
-      <w:r>
-        <w:rPr>
-          <w:szCs w:val="28"/>
-        </w:rPr>
-        <w:t xml:space="preserve">андидат </w:t>
-      </w:r>
-      <w:r>
-        <w:rPr>
-          <w:szCs w:val="28"/>
-        </w:rPr>
-        <w:t>-</w:t>
-      </w:r>
-      <w:r>
-        <w:rPr>
-          <w:szCs w:val="28"/>
-        </w:rPr>
-        <w:t xml:space="preserve"> </w:t>
+        <w:t xml:space="preserve"> получается жёсткая связь и дублирование. Кандидат - </w:t>
       </w:r>
       <w:proofErr w:type="spellStart"/>
       <w:r>
@@ -2026,6 +1944,7 @@
       </w:pPr>
       <w:r>
         <w:rPr>
+          <w:noProof/>
           <w:szCs w:val="28"/>
           <w:lang w:val="en-US"/>
         </w:rPr>
@@ -2292,25 +2211,45 @@
           <w:szCs w:val="28"/>
           <w:lang w:val="en-US"/>
         </w:rPr>
+        <w:t xml:space="preserve">    bool AddPoi(string name, double latitude, double longitude, string category, double rating);</w:t>
+      </w:r>
+    </w:p>
+    <w:p>
+      <w:pPr>
+        <w:spacing w:after="0" w:line="360" w:lineRule="auto"/>
+        <w:ind w:firstLine="709"/>
+        <w:jc w:val="both"/>
+        <w:rPr>
+          <w:rFonts w:cs="Times New Roman"/>
+          <w:szCs w:val="28"/>
+          <w:lang w:val="en-US"/>
+        </w:rPr>
+      </w:pPr>
+      <w:r>
+        <w:rPr>
+          <w:rFonts w:cs="Times New Roman"/>
+          <w:szCs w:val="28"/>
+          <w:lang w:val="en-US"/>
+        </w:rPr>
         <w:t xml:space="preserve">    bool </w:t>
       </w:r>
-      <w:proofErr w:type="gramStart"/>
-      <w:r>
-        <w:rPr>
-          <w:rFonts w:cs="Times New Roman"/>
-          <w:szCs w:val="28"/>
-          <w:lang w:val="en-US"/>
-        </w:rPr>
-        <w:t>AddPoi(</w:t>
-      </w:r>
-      <w:proofErr w:type="gramEnd"/>
-      <w:r>
-        <w:rPr>
-          <w:rFonts w:cs="Times New Roman"/>
-          <w:szCs w:val="28"/>
-          <w:lang w:val="en-US"/>
-        </w:rPr>
-        <w:t>string name, double latitude, double longitude, string category, double rating);</w:t>
+      <w:proofErr w:type="spellStart"/>
+      <w:r>
+        <w:rPr>
+          <w:rFonts w:cs="Times New Roman"/>
+          <w:szCs w:val="28"/>
+          <w:lang w:val="en-US"/>
+        </w:rPr>
+        <w:t>RemovePoi</w:t>
+      </w:r>
+      <w:proofErr w:type="spellEnd"/>
+      <w:r>
+        <w:rPr>
+          <w:rFonts w:cs="Times New Roman"/>
+          <w:szCs w:val="28"/>
+          <w:lang w:val="en-US"/>
+        </w:rPr>
+        <w:t>(int id);</w:t>
       </w:r>
     </w:p>
     <w:p>
@@ -2330,10 +2269,1740 @@
           <w:szCs w:val="28"/>
           <w:lang w:val="en-US"/>
         </w:rPr>
-        <w:t xml:space="preserve">    bool </w:t>
+        <w:t xml:space="preserve">    void </w:t>
       </w:r>
       <w:proofErr w:type="spellStart"/>
-      <w:proofErr w:type="gramStart"/>
+      <w:r>
+        <w:rPr>
+          <w:rFonts w:cs="Times New Roman"/>
+          <w:szCs w:val="28"/>
+          <w:lang w:val="en-US"/>
+        </w:rPr>
+        <w:t>RenderAll</w:t>
+      </w:r>
+      <w:proofErr w:type="spellEnd"/>
+      <w:r>
+        <w:rPr>
+          <w:rFonts w:cs="Times New Roman"/>
+          <w:szCs w:val="28"/>
+          <w:lang w:val="en-US"/>
+        </w:rPr>
+        <w:t>();</w:t>
+      </w:r>
+    </w:p>
+    <w:p>
+      <w:pPr>
+        <w:spacing w:after="0" w:line="360" w:lineRule="auto"/>
+        <w:ind w:firstLine="709"/>
+        <w:jc w:val="both"/>
+        <w:rPr>
+          <w:rFonts w:cs="Times New Roman"/>
+          <w:szCs w:val="28"/>
+          <w:lang w:val="en-US"/>
+        </w:rPr>
+      </w:pPr>
+      <w:r>
+        <w:rPr>
+          <w:rFonts w:cs="Times New Roman"/>
+          <w:szCs w:val="28"/>
+          <w:lang w:val="en-US"/>
+        </w:rPr>
+        <w:t xml:space="preserve">    void Notify(</w:t>
+      </w:r>
+      <w:proofErr w:type="spellStart"/>
+      <w:r>
+        <w:rPr>
+          <w:rFonts w:cs="Times New Roman"/>
+          <w:szCs w:val="28"/>
+          <w:lang w:val="en-US"/>
+        </w:rPr>
+        <w:t>IMapColleague</w:t>
+      </w:r>
+      <w:proofErr w:type="spellEnd"/>
+      <w:r>
+        <w:rPr>
+          <w:rFonts w:cs="Times New Roman"/>
+          <w:szCs w:val="28"/>
+          <w:lang w:val="en-US"/>
+        </w:rPr>
+        <w:t xml:space="preserve"> sender, string </w:t>
+      </w:r>
+      <w:proofErr w:type="spellStart"/>
+      <w:r>
+        <w:rPr>
+          <w:rFonts w:cs="Times New Roman"/>
+          <w:szCs w:val="28"/>
+          <w:lang w:val="en-US"/>
+        </w:rPr>
+        <w:t>evt</w:t>
+      </w:r>
+      <w:proofErr w:type="spellEnd"/>
+      <w:r>
+        <w:rPr>
+          <w:rFonts w:cs="Times New Roman"/>
+          <w:szCs w:val="28"/>
+          <w:lang w:val="en-US"/>
+        </w:rPr>
+        <w:t>);</w:t>
+      </w:r>
+    </w:p>
+    <w:p>
+      <w:pPr>
+        <w:spacing w:after="0" w:line="360" w:lineRule="auto"/>
+        <w:ind w:firstLine="709"/>
+        <w:jc w:val="both"/>
+        <w:rPr>
+          <w:rFonts w:cs="Times New Roman"/>
+          <w:szCs w:val="28"/>
+        </w:rPr>
+      </w:pPr>
+      <w:r>
+        <w:rPr>
+          <w:rFonts w:cs="Times New Roman"/>
+          <w:szCs w:val="28"/>
+        </w:rPr>
+        <w:t>}</w:t>
+      </w:r>
+    </w:p>
+    <w:p>
+      <w:pPr>
+        <w:spacing w:after="0" w:line="360" w:lineRule="auto"/>
+        <w:ind w:firstLine="709"/>
+        <w:jc w:val="both"/>
+        <w:rPr>
+          <w:rFonts w:cs="Times New Roman"/>
+          <w:szCs w:val="28"/>
+        </w:rPr>
+      </w:pPr>
+      <w:r>
+        <w:rPr>
+          <w:rFonts w:cs="Times New Roman"/>
+          <w:szCs w:val="28"/>
+        </w:rPr>
+        <w:t>/// &lt;</w:t>
+      </w:r>
+      <w:proofErr w:type="spellStart"/>
+      <w:r>
+        <w:rPr>
+          <w:rFonts w:cs="Times New Roman"/>
+          <w:szCs w:val="28"/>
+        </w:rPr>
+        <w:t>summary</w:t>
+      </w:r>
+      <w:proofErr w:type="spellEnd"/>
+      <w:r>
+        <w:rPr>
+          <w:rFonts w:cs="Times New Roman"/>
+          <w:szCs w:val="28"/>
+        </w:rPr>
+        <w:t>&gt;</w:t>
+      </w:r>
+    </w:p>
+    <w:p>
+      <w:pPr>
+        <w:spacing w:after="0" w:line="360" w:lineRule="auto"/>
+        <w:ind w:firstLine="709"/>
+        <w:jc w:val="both"/>
+        <w:rPr>
+          <w:rFonts w:cs="Times New Roman"/>
+          <w:szCs w:val="28"/>
+        </w:rPr>
+      </w:pPr>
+      <w:r>
+        <w:rPr>
+          <w:rFonts w:cs="Times New Roman"/>
+          <w:szCs w:val="28"/>
+        </w:rPr>
+        <w:t xml:space="preserve">/// </w:t>
+      </w:r>
+      <w:proofErr w:type="spellStart"/>
+      <w:r>
+        <w:rPr>
+          <w:rFonts w:cs="Times New Roman"/>
+          <w:szCs w:val="28"/>
+        </w:rPr>
+        <w:t>Colleague</w:t>
+      </w:r>
+      <w:proofErr w:type="spellEnd"/>
+      <w:r>
+        <w:rPr>
+          <w:rFonts w:cs="Times New Roman"/>
+          <w:szCs w:val="28"/>
+        </w:rPr>
+        <w:t xml:space="preserve"> в паттерне Посредник: знает только о посреднике.</w:t>
+      </w:r>
+    </w:p>
+    <w:p>
+      <w:pPr>
+        <w:spacing w:after="0" w:line="360" w:lineRule="auto"/>
+        <w:ind w:firstLine="709"/>
+        <w:jc w:val="both"/>
+        <w:rPr>
+          <w:rFonts w:cs="Times New Roman"/>
+          <w:szCs w:val="28"/>
+          <w:lang w:val="en-US"/>
+        </w:rPr>
+      </w:pPr>
+      <w:r>
+        <w:rPr>
+          <w:rFonts w:cs="Times New Roman"/>
+          <w:szCs w:val="28"/>
+          <w:lang w:val="en-US"/>
+        </w:rPr>
+        <w:lastRenderedPageBreak/>
+        <w:t>/// &lt;/summary&gt;</w:t>
+      </w:r>
+    </w:p>
+    <w:p>
+      <w:pPr>
+        <w:spacing w:after="0" w:line="360" w:lineRule="auto"/>
+        <w:ind w:firstLine="709"/>
+        <w:jc w:val="both"/>
+        <w:rPr>
+          <w:rFonts w:cs="Times New Roman"/>
+          <w:szCs w:val="28"/>
+          <w:lang w:val="en-US"/>
+        </w:rPr>
+      </w:pPr>
+      <w:r>
+        <w:rPr>
+          <w:rFonts w:cs="Times New Roman"/>
+          <w:szCs w:val="28"/>
+          <w:lang w:val="en-US"/>
+        </w:rPr>
+        <w:t xml:space="preserve">public interface </w:t>
+      </w:r>
+      <w:proofErr w:type="spellStart"/>
+      <w:r>
+        <w:rPr>
+          <w:rFonts w:cs="Times New Roman"/>
+          <w:szCs w:val="28"/>
+          <w:lang w:val="en-US"/>
+        </w:rPr>
+        <w:t>IMapColleague</w:t>
+      </w:r>
+      <w:proofErr w:type="spellEnd"/>
+    </w:p>
+    <w:p>
+      <w:pPr>
+        <w:spacing w:after="0" w:line="360" w:lineRule="auto"/>
+        <w:ind w:firstLine="709"/>
+        <w:jc w:val="both"/>
+        <w:rPr>
+          <w:rFonts w:cs="Times New Roman"/>
+          <w:szCs w:val="28"/>
+          <w:lang w:val="en-US"/>
+        </w:rPr>
+      </w:pPr>
+      <w:r>
+        <w:rPr>
+          <w:rFonts w:cs="Times New Roman"/>
+          <w:szCs w:val="28"/>
+          <w:lang w:val="en-US"/>
+        </w:rPr>
+        <w:t>{</w:t>
+      </w:r>
+    </w:p>
+    <w:p>
+      <w:pPr>
+        <w:spacing w:after="0" w:line="360" w:lineRule="auto"/>
+        <w:ind w:firstLine="709"/>
+        <w:jc w:val="both"/>
+        <w:rPr>
+          <w:rFonts w:cs="Times New Roman"/>
+          <w:szCs w:val="28"/>
+          <w:lang w:val="en-US"/>
+        </w:rPr>
+      </w:pPr>
+      <w:r>
+        <w:rPr>
+          <w:rFonts w:cs="Times New Roman"/>
+          <w:szCs w:val="28"/>
+          <w:lang w:val="en-US"/>
+        </w:rPr>
+        <w:t xml:space="preserve">    void </w:t>
+      </w:r>
+      <w:proofErr w:type="spellStart"/>
+      <w:r>
+        <w:rPr>
+          <w:rFonts w:cs="Times New Roman"/>
+          <w:szCs w:val="28"/>
+          <w:lang w:val="en-US"/>
+        </w:rPr>
+        <w:t>SetMediator</w:t>
+      </w:r>
+      <w:proofErr w:type="spellEnd"/>
+      <w:r>
+        <w:rPr>
+          <w:rFonts w:cs="Times New Roman"/>
+          <w:szCs w:val="28"/>
+          <w:lang w:val="en-US"/>
+        </w:rPr>
+        <w:t>(</w:t>
+      </w:r>
+      <w:proofErr w:type="spellStart"/>
+      <w:r>
+        <w:rPr>
+          <w:rFonts w:cs="Times New Roman"/>
+          <w:szCs w:val="28"/>
+          <w:lang w:val="en-US"/>
+        </w:rPr>
+        <w:t>IMapMediator</w:t>
+      </w:r>
+      <w:proofErr w:type="spellEnd"/>
+      <w:r>
+        <w:rPr>
+          <w:rFonts w:cs="Times New Roman"/>
+          <w:szCs w:val="28"/>
+          <w:lang w:val="en-US"/>
+        </w:rPr>
+        <w:t xml:space="preserve"> mediator);</w:t>
+      </w:r>
+    </w:p>
+    <w:p>
+      <w:pPr>
+        <w:spacing w:after="0" w:line="360" w:lineRule="auto"/>
+        <w:ind w:firstLine="709"/>
+        <w:jc w:val="both"/>
+        <w:rPr>
+          <w:rFonts w:cs="Times New Roman"/>
+          <w:szCs w:val="28"/>
+          <w:lang w:val="en-US"/>
+        </w:rPr>
+      </w:pPr>
+      <w:r>
+        <w:rPr>
+          <w:rFonts w:cs="Times New Roman"/>
+          <w:szCs w:val="28"/>
+          <w:lang w:val="en-US"/>
+        </w:rPr>
+        <w:t>}</w:t>
+      </w:r>
+    </w:p>
+    <w:p>
+      <w:pPr>
+        <w:spacing w:after="0" w:line="360" w:lineRule="auto"/>
+        <w:ind w:firstLine="709"/>
+        <w:jc w:val="both"/>
+        <w:rPr>
+          <w:rFonts w:cs="Times New Roman"/>
+          <w:szCs w:val="28"/>
+          <w:lang w:val="en-US"/>
+        </w:rPr>
+      </w:pPr>
+      <w:r>
+        <w:rPr>
+          <w:rFonts w:cs="Times New Roman"/>
+          <w:szCs w:val="28"/>
+          <w:lang w:val="en-US"/>
+        </w:rPr>
+        <w:t>/// &lt;summary&gt;</w:t>
+      </w:r>
+    </w:p>
+    <w:p>
+      <w:pPr>
+        <w:spacing w:after="0" w:line="360" w:lineRule="auto"/>
+        <w:ind w:firstLine="709"/>
+        <w:jc w:val="both"/>
+        <w:rPr>
+          <w:rFonts w:cs="Times New Roman"/>
+          <w:szCs w:val="28"/>
+          <w:lang w:val="en-US"/>
+        </w:rPr>
+      </w:pPr>
+      <w:r>
+        <w:rPr>
+          <w:rFonts w:cs="Times New Roman"/>
+          <w:szCs w:val="28"/>
+          <w:lang w:val="en-US"/>
+        </w:rPr>
+        <w:t xml:space="preserve">/// </w:t>
+      </w:r>
+      <w:proofErr w:type="spellStart"/>
+      <w:r>
+        <w:rPr>
+          <w:rFonts w:cs="Times New Roman"/>
+          <w:szCs w:val="28"/>
+          <w:lang w:val="en-US"/>
+        </w:rPr>
+        <w:t>ConcreteMediator</w:t>
+      </w:r>
+      <w:proofErr w:type="spellEnd"/>
+      <w:r>
+        <w:rPr>
+          <w:rFonts w:cs="Times New Roman"/>
+          <w:szCs w:val="28"/>
+          <w:lang w:val="en-US"/>
+        </w:rPr>
+        <w:t xml:space="preserve">: </w:t>
+      </w:r>
+      <w:r>
+        <w:rPr>
+          <w:rFonts w:cs="Times New Roman"/>
+          <w:szCs w:val="28"/>
+        </w:rPr>
+        <w:t>централизует</w:t>
+      </w:r>
+      <w:r>
+        <w:rPr>
+          <w:rFonts w:cs="Times New Roman"/>
+          <w:szCs w:val="28"/>
+          <w:lang w:val="en-US"/>
+        </w:rPr>
+        <w:t xml:space="preserve"> </w:t>
+      </w:r>
+      <w:r>
+        <w:rPr>
+          <w:rFonts w:cs="Times New Roman"/>
+          <w:szCs w:val="28"/>
+        </w:rPr>
+        <w:t>взаимодействие</w:t>
+      </w:r>
+      <w:r>
+        <w:rPr>
+          <w:rFonts w:cs="Times New Roman"/>
+          <w:szCs w:val="28"/>
+          <w:lang w:val="en-US"/>
+        </w:rPr>
+        <w:t xml:space="preserve"> </w:t>
+      </w:r>
+      <w:r>
+        <w:rPr>
+          <w:rFonts w:cs="Times New Roman"/>
+          <w:szCs w:val="28"/>
+        </w:rPr>
+        <w:t>между</w:t>
+      </w:r>
+    </w:p>
+    <w:p>
+      <w:pPr>
+        <w:spacing w:after="0" w:line="360" w:lineRule="auto"/>
+        <w:ind w:firstLine="709"/>
+        <w:jc w:val="both"/>
+        <w:rPr>
+          <w:rFonts w:cs="Times New Roman"/>
+          <w:szCs w:val="28"/>
+          <w:lang w:val="en-US"/>
+        </w:rPr>
+      </w:pPr>
+      <w:r>
+        <w:rPr>
+          <w:rFonts w:cs="Times New Roman"/>
+          <w:szCs w:val="28"/>
+          <w:lang w:val="en-US"/>
+        </w:rPr>
+        <w:t xml:space="preserve">/// </w:t>
+      </w:r>
+      <w:r>
+        <w:rPr>
+          <w:rFonts w:cs="Times New Roman"/>
+          <w:szCs w:val="28"/>
+        </w:rPr>
+        <w:t>реестром</w:t>
+      </w:r>
+      <w:r>
+        <w:rPr>
+          <w:rFonts w:cs="Times New Roman"/>
+          <w:szCs w:val="28"/>
+          <w:lang w:val="en-US"/>
+        </w:rPr>
+        <w:t xml:space="preserve"> (</w:t>
+      </w:r>
+      <w:proofErr w:type="spellStart"/>
+      <w:r>
+        <w:rPr>
+          <w:rFonts w:cs="Times New Roman"/>
+          <w:szCs w:val="28"/>
+          <w:lang w:val="en-US"/>
+        </w:rPr>
+        <w:t>MapService</w:t>
+      </w:r>
+      <w:proofErr w:type="spellEnd"/>
+      <w:r>
+        <w:rPr>
+          <w:rFonts w:cs="Times New Roman"/>
+          <w:szCs w:val="28"/>
+          <w:lang w:val="en-US"/>
+        </w:rPr>
+        <w:t xml:space="preserve">), </w:t>
+      </w:r>
+      <w:r>
+        <w:rPr>
+          <w:rFonts w:cs="Times New Roman"/>
+          <w:szCs w:val="28"/>
+        </w:rPr>
+        <w:t>валидатором</w:t>
+      </w:r>
+      <w:r>
+        <w:rPr>
+          <w:rFonts w:cs="Times New Roman"/>
+          <w:szCs w:val="28"/>
+          <w:lang w:val="en-US"/>
+        </w:rPr>
+        <w:t xml:space="preserve"> (</w:t>
+      </w:r>
+      <w:proofErr w:type="spellStart"/>
+      <w:r>
+        <w:rPr>
+          <w:rFonts w:cs="Times New Roman"/>
+          <w:szCs w:val="28"/>
+          <w:lang w:val="en-US"/>
+        </w:rPr>
+        <w:t>PoiValidationPipeline</w:t>
+      </w:r>
+      <w:proofErr w:type="spellEnd"/>
+      <w:r>
+        <w:rPr>
+          <w:rFonts w:cs="Times New Roman"/>
+          <w:szCs w:val="28"/>
+          <w:lang w:val="en-US"/>
+        </w:rPr>
+        <w:t>)</w:t>
+      </w:r>
+    </w:p>
+    <w:p>
+      <w:pPr>
+        <w:spacing w:after="0" w:line="360" w:lineRule="auto"/>
+        <w:ind w:firstLine="709"/>
+        <w:jc w:val="both"/>
+        <w:rPr>
+          <w:rFonts w:cs="Times New Roman"/>
+          <w:szCs w:val="28"/>
+          <w:lang w:val="en-US"/>
+        </w:rPr>
+      </w:pPr>
+      <w:r>
+        <w:rPr>
+          <w:rFonts w:cs="Times New Roman"/>
+          <w:szCs w:val="28"/>
+          <w:lang w:val="en-US"/>
+        </w:rPr>
+        <w:t xml:space="preserve">/// </w:t>
+      </w:r>
+      <w:r>
+        <w:rPr>
+          <w:rFonts w:cs="Times New Roman"/>
+          <w:szCs w:val="28"/>
+        </w:rPr>
+        <w:t>и</w:t>
+      </w:r>
+      <w:r>
+        <w:rPr>
+          <w:rFonts w:cs="Times New Roman"/>
+          <w:szCs w:val="28"/>
+          <w:lang w:val="en-US"/>
+        </w:rPr>
+        <w:t xml:space="preserve"> </w:t>
+      </w:r>
+      <w:r>
+        <w:rPr>
+          <w:rFonts w:cs="Times New Roman"/>
+          <w:szCs w:val="28"/>
+        </w:rPr>
+        <w:t>рендерером</w:t>
+      </w:r>
+      <w:r>
+        <w:rPr>
+          <w:rFonts w:cs="Times New Roman"/>
+          <w:szCs w:val="28"/>
+          <w:lang w:val="en-US"/>
+        </w:rPr>
+        <w:t xml:space="preserve"> (</w:t>
+      </w:r>
+      <w:proofErr w:type="spellStart"/>
+      <w:r>
+        <w:rPr>
+          <w:rFonts w:cs="Times New Roman"/>
+          <w:szCs w:val="28"/>
+          <w:lang w:val="en-US"/>
+        </w:rPr>
+        <w:t>IMapRenderer</w:t>
+      </w:r>
+      <w:proofErr w:type="spellEnd"/>
+      <w:r>
+        <w:rPr>
+          <w:rFonts w:cs="Times New Roman"/>
+          <w:szCs w:val="28"/>
+          <w:lang w:val="en-US"/>
+        </w:rPr>
+        <w:t>).</w:t>
+      </w:r>
+    </w:p>
+    <w:p>
+      <w:pPr>
+        <w:spacing w:after="0" w:line="360" w:lineRule="auto"/>
+        <w:ind w:firstLine="709"/>
+        <w:jc w:val="both"/>
+        <w:rPr>
+          <w:rFonts w:cs="Times New Roman"/>
+          <w:szCs w:val="28"/>
+          <w:lang w:val="en-US"/>
+        </w:rPr>
+      </w:pPr>
+      <w:r>
+        <w:rPr>
+          <w:rFonts w:cs="Times New Roman"/>
+          <w:szCs w:val="28"/>
+          <w:lang w:val="en-US"/>
+        </w:rPr>
+        <w:t>/// &lt;/summary&gt;</w:t>
+      </w:r>
+    </w:p>
+    <w:p>
+      <w:pPr>
+        <w:spacing w:after="0" w:line="360" w:lineRule="auto"/>
+        <w:ind w:firstLine="709"/>
+        <w:jc w:val="both"/>
+        <w:rPr>
+          <w:rFonts w:cs="Times New Roman"/>
+          <w:szCs w:val="28"/>
+          <w:lang w:val="en-US"/>
+        </w:rPr>
+      </w:pPr>
+      <w:r>
+        <w:rPr>
+          <w:rFonts w:cs="Times New Roman"/>
+          <w:szCs w:val="28"/>
+          <w:lang w:val="en-US"/>
+        </w:rPr>
+        <w:t xml:space="preserve">public sealed class </w:t>
+      </w:r>
+      <w:proofErr w:type="spellStart"/>
+      <w:r>
+        <w:rPr>
+          <w:rFonts w:cs="Times New Roman"/>
+          <w:szCs w:val="28"/>
+          <w:lang w:val="en-US"/>
+        </w:rPr>
+        <w:t>MapMediator</w:t>
+      </w:r>
+      <w:proofErr w:type="spellEnd"/>
+      <w:r>
+        <w:rPr>
+          <w:rFonts w:cs="Times New Roman"/>
+          <w:szCs w:val="28"/>
+          <w:lang w:val="en-US"/>
+        </w:rPr>
+        <w:t xml:space="preserve"> : </w:t>
+      </w:r>
+      <w:proofErr w:type="spellStart"/>
+      <w:r>
+        <w:rPr>
+          <w:rFonts w:cs="Times New Roman"/>
+          <w:szCs w:val="28"/>
+          <w:lang w:val="en-US"/>
+        </w:rPr>
+        <w:t>IMapMediator</w:t>
+      </w:r>
+      <w:proofErr w:type="spellEnd"/>
+    </w:p>
+    <w:p>
+      <w:pPr>
+        <w:spacing w:after="0" w:line="360" w:lineRule="auto"/>
+        <w:ind w:firstLine="709"/>
+        <w:jc w:val="both"/>
+        <w:rPr>
+          <w:rFonts w:cs="Times New Roman"/>
+          <w:szCs w:val="28"/>
+          <w:lang w:val="en-US"/>
+        </w:rPr>
+      </w:pPr>
+      <w:r>
+        <w:rPr>
+          <w:rFonts w:cs="Times New Roman"/>
+          <w:szCs w:val="28"/>
+          <w:lang w:val="en-US"/>
+        </w:rPr>
+        <w:t>{</w:t>
+      </w:r>
+    </w:p>
+    <w:p>
+      <w:pPr>
+        <w:spacing w:after="0" w:line="360" w:lineRule="auto"/>
+        <w:ind w:firstLine="709"/>
+        <w:jc w:val="both"/>
+        <w:rPr>
+          <w:rFonts w:cs="Times New Roman"/>
+          <w:szCs w:val="28"/>
+          <w:lang w:val="en-US"/>
+        </w:rPr>
+      </w:pPr>
+      <w:r>
+        <w:rPr>
+          <w:rFonts w:cs="Times New Roman"/>
+          <w:szCs w:val="28"/>
+          <w:lang w:val="en-US"/>
+        </w:rPr>
+        <w:t xml:space="preserve">    private </w:t>
+      </w:r>
+      <w:proofErr w:type="spellStart"/>
+      <w:r>
+        <w:rPr>
+          <w:rFonts w:cs="Times New Roman"/>
+          <w:szCs w:val="28"/>
+          <w:lang w:val="en-US"/>
+        </w:rPr>
+        <w:t>readonly</w:t>
+      </w:r>
+      <w:proofErr w:type="spellEnd"/>
+      <w:r>
+        <w:rPr>
+          <w:rFonts w:cs="Times New Roman"/>
+          <w:szCs w:val="28"/>
+          <w:lang w:val="en-US"/>
+        </w:rPr>
+        <w:t xml:space="preserve"> </w:t>
+      </w:r>
+      <w:proofErr w:type="spellStart"/>
+      <w:r>
+        <w:rPr>
+          <w:rFonts w:cs="Times New Roman"/>
+          <w:szCs w:val="28"/>
+          <w:lang w:val="en-US"/>
+        </w:rPr>
+        <w:t>MapService</w:t>
+      </w:r>
+      <w:proofErr w:type="spellEnd"/>
+      <w:r>
+        <w:rPr>
+          <w:rFonts w:cs="Times New Roman"/>
+          <w:szCs w:val="28"/>
+          <w:lang w:val="en-US"/>
+        </w:rPr>
+        <w:t xml:space="preserve"> _service;</w:t>
+      </w:r>
+    </w:p>
+    <w:p>
+      <w:pPr>
+        <w:spacing w:after="0" w:line="360" w:lineRule="auto"/>
+        <w:ind w:firstLine="709"/>
+        <w:jc w:val="both"/>
+        <w:rPr>
+          <w:rFonts w:cs="Times New Roman"/>
+          <w:szCs w:val="28"/>
+          <w:lang w:val="en-US"/>
+        </w:rPr>
+      </w:pPr>
+      <w:r>
+        <w:rPr>
+          <w:rFonts w:cs="Times New Roman"/>
+          <w:szCs w:val="28"/>
+          <w:lang w:val="en-US"/>
+        </w:rPr>
+        <w:t xml:space="preserve">    private </w:t>
+      </w:r>
+      <w:proofErr w:type="spellStart"/>
+      <w:r>
+        <w:rPr>
+          <w:rFonts w:cs="Times New Roman"/>
+          <w:szCs w:val="28"/>
+          <w:lang w:val="en-US"/>
+        </w:rPr>
+        <w:t>readonly</w:t>
+      </w:r>
+      <w:proofErr w:type="spellEnd"/>
+      <w:r>
+        <w:rPr>
+          <w:rFonts w:cs="Times New Roman"/>
+          <w:szCs w:val="28"/>
+          <w:lang w:val="en-US"/>
+        </w:rPr>
+        <w:t xml:space="preserve"> </w:t>
+      </w:r>
+      <w:proofErr w:type="spellStart"/>
+      <w:r>
+        <w:rPr>
+          <w:rFonts w:cs="Times New Roman"/>
+          <w:szCs w:val="28"/>
+          <w:lang w:val="en-US"/>
+        </w:rPr>
+        <w:t>PoiValidationPipeline</w:t>
+      </w:r>
+      <w:proofErr w:type="spellEnd"/>
+      <w:r>
+        <w:rPr>
+          <w:rFonts w:cs="Times New Roman"/>
+          <w:szCs w:val="28"/>
+          <w:lang w:val="en-US"/>
+        </w:rPr>
+        <w:t xml:space="preserve"> _pipeline;</w:t>
+      </w:r>
+    </w:p>
+    <w:p>
+      <w:pPr>
+        <w:spacing w:after="0" w:line="360" w:lineRule="auto"/>
+        <w:ind w:firstLine="709"/>
+        <w:jc w:val="both"/>
+        <w:rPr>
+          <w:rFonts w:cs="Times New Roman"/>
+          <w:szCs w:val="28"/>
+          <w:lang w:val="en-US"/>
+        </w:rPr>
+      </w:pPr>
+      <w:r>
+        <w:rPr>
+          <w:rFonts w:cs="Times New Roman"/>
+          <w:szCs w:val="28"/>
+          <w:lang w:val="en-US"/>
+        </w:rPr>
+        <w:t xml:space="preserve">    private </w:t>
+      </w:r>
+      <w:proofErr w:type="spellStart"/>
+      <w:r>
+        <w:rPr>
+          <w:rFonts w:cs="Times New Roman"/>
+          <w:szCs w:val="28"/>
+          <w:lang w:val="en-US"/>
+        </w:rPr>
+        <w:t>readonly</w:t>
+      </w:r>
+      <w:proofErr w:type="spellEnd"/>
+      <w:r>
+        <w:rPr>
+          <w:rFonts w:cs="Times New Roman"/>
+          <w:szCs w:val="28"/>
+          <w:lang w:val="en-US"/>
+        </w:rPr>
+        <w:t xml:space="preserve"> </w:t>
+      </w:r>
+      <w:proofErr w:type="spellStart"/>
+      <w:r>
+        <w:rPr>
+          <w:rFonts w:cs="Times New Roman"/>
+          <w:szCs w:val="28"/>
+          <w:lang w:val="en-US"/>
+        </w:rPr>
+        <w:t>IMapRenderer</w:t>
+      </w:r>
+      <w:proofErr w:type="spellEnd"/>
+      <w:r>
+        <w:rPr>
+          <w:rFonts w:cs="Times New Roman"/>
+          <w:szCs w:val="28"/>
+          <w:lang w:val="en-US"/>
+        </w:rPr>
+        <w:t xml:space="preserve"> _renderer;</w:t>
+      </w:r>
+    </w:p>
+    <w:p>
+      <w:pPr>
+        <w:spacing w:after="0" w:line="360" w:lineRule="auto"/>
+        <w:ind w:firstLine="709"/>
+        <w:jc w:val="both"/>
+        <w:rPr>
+          <w:rFonts w:cs="Times New Roman"/>
+          <w:szCs w:val="28"/>
+          <w:lang w:val="en-US"/>
+        </w:rPr>
+      </w:pPr>
+    </w:p>
+    <w:p>
+      <w:pPr>
+        <w:spacing w:after="0" w:line="360" w:lineRule="auto"/>
+        <w:ind w:firstLine="709"/>
+        <w:jc w:val="both"/>
+        <w:rPr>
+          <w:rFonts w:cs="Times New Roman"/>
+          <w:szCs w:val="28"/>
+          <w:lang w:val="en-US"/>
+        </w:rPr>
+      </w:pPr>
+      <w:r>
+        <w:rPr>
+          <w:rFonts w:cs="Times New Roman"/>
+          <w:szCs w:val="28"/>
+          <w:lang w:val="en-US"/>
+        </w:rPr>
+        <w:t xml:space="preserve">    public </w:t>
+      </w:r>
+      <w:proofErr w:type="spellStart"/>
+      <w:r>
+        <w:rPr>
+          <w:rFonts w:cs="Times New Roman"/>
+          <w:szCs w:val="28"/>
+          <w:lang w:val="en-US"/>
+        </w:rPr>
+        <w:t>MapMediator</w:t>
+      </w:r>
+      <w:proofErr w:type="spellEnd"/>
+      <w:r>
+        <w:rPr>
+          <w:rFonts w:cs="Times New Roman"/>
+          <w:szCs w:val="28"/>
+          <w:lang w:val="en-US"/>
+        </w:rPr>
+        <w:t>(</w:t>
+      </w:r>
+      <w:proofErr w:type="spellStart"/>
+      <w:r>
+        <w:rPr>
+          <w:rFonts w:cs="Times New Roman"/>
+          <w:szCs w:val="28"/>
+          <w:lang w:val="en-US"/>
+        </w:rPr>
+        <w:t>IMapRenderer</w:t>
+      </w:r>
+      <w:proofErr w:type="spellEnd"/>
+      <w:r>
+        <w:rPr>
+          <w:rFonts w:cs="Times New Roman"/>
+          <w:szCs w:val="28"/>
+          <w:lang w:val="en-US"/>
+        </w:rPr>
+        <w:t xml:space="preserve"> renderer)</w:t>
+      </w:r>
+    </w:p>
+    <w:p>
+      <w:pPr>
+        <w:spacing w:after="0" w:line="360" w:lineRule="auto"/>
+        <w:ind w:firstLine="709"/>
+        <w:jc w:val="both"/>
+        <w:rPr>
+          <w:rFonts w:cs="Times New Roman"/>
+          <w:szCs w:val="28"/>
+          <w:lang w:val="en-US"/>
+        </w:rPr>
+      </w:pPr>
+      <w:r>
+        <w:rPr>
+          <w:rFonts w:cs="Times New Roman"/>
+          <w:szCs w:val="28"/>
+          <w:lang w:val="en-US"/>
+        </w:rPr>
+        <w:t xml:space="preserve">    {</w:t>
+      </w:r>
+    </w:p>
+    <w:p>
+      <w:pPr>
+        <w:spacing w:after="0" w:line="360" w:lineRule="auto"/>
+        <w:ind w:firstLine="709"/>
+        <w:jc w:val="both"/>
+        <w:rPr>
+          <w:rFonts w:cs="Times New Roman"/>
+          <w:szCs w:val="28"/>
+          <w:lang w:val="en-US"/>
+        </w:rPr>
+      </w:pPr>
+      <w:r>
+        <w:rPr>
+          <w:rFonts w:cs="Times New Roman"/>
+          <w:szCs w:val="28"/>
+          <w:lang w:val="en-US"/>
+        </w:rPr>
+        <w:t xml:space="preserve">        _service = </w:t>
+      </w:r>
+      <w:proofErr w:type="spellStart"/>
+      <w:r>
+        <w:rPr>
+          <w:rFonts w:cs="Times New Roman"/>
+          <w:szCs w:val="28"/>
+          <w:lang w:val="en-US"/>
+        </w:rPr>
+        <w:t>MapService.Instance</w:t>
+      </w:r>
+      <w:proofErr w:type="spellEnd"/>
+      <w:r>
+        <w:rPr>
+          <w:rFonts w:cs="Times New Roman"/>
+          <w:szCs w:val="28"/>
+          <w:lang w:val="en-US"/>
+        </w:rPr>
+        <w:t>;</w:t>
+      </w:r>
+    </w:p>
+    <w:p>
+      <w:pPr>
+        <w:spacing w:after="0" w:line="360" w:lineRule="auto"/>
+        <w:ind w:firstLine="709"/>
+        <w:jc w:val="both"/>
+        <w:rPr>
+          <w:rFonts w:cs="Times New Roman"/>
+          <w:szCs w:val="28"/>
+          <w:lang w:val="en-US"/>
+        </w:rPr>
+      </w:pPr>
+      <w:r>
+        <w:rPr>
+          <w:rFonts w:cs="Times New Roman"/>
+          <w:szCs w:val="28"/>
+          <w:lang w:val="en-US"/>
+        </w:rPr>
+        <w:t xml:space="preserve">        _pipeline = new </w:t>
+      </w:r>
+      <w:proofErr w:type="spellStart"/>
+      <w:r>
+        <w:rPr>
+          <w:rFonts w:cs="Times New Roman"/>
+          <w:szCs w:val="28"/>
+          <w:lang w:val="en-US"/>
+        </w:rPr>
+        <w:t>PoiValidationPipeline</w:t>
+      </w:r>
+      <w:proofErr w:type="spellEnd"/>
+      <w:r>
+        <w:rPr>
+          <w:rFonts w:cs="Times New Roman"/>
+          <w:szCs w:val="28"/>
+          <w:lang w:val="en-US"/>
+        </w:rPr>
+        <w:t>();</w:t>
+      </w:r>
+    </w:p>
+    <w:p>
+      <w:pPr>
+        <w:spacing w:after="0" w:line="360" w:lineRule="auto"/>
+        <w:ind w:firstLine="709"/>
+        <w:jc w:val="both"/>
+        <w:rPr>
+          <w:rFonts w:cs="Times New Roman"/>
+          <w:szCs w:val="28"/>
+          <w:lang w:val="en-US"/>
+        </w:rPr>
+      </w:pPr>
+      <w:r>
+        <w:rPr>
+          <w:rFonts w:cs="Times New Roman"/>
+          <w:szCs w:val="28"/>
+          <w:lang w:val="en-US"/>
+        </w:rPr>
+        <w:t xml:space="preserve">        _renderer = renderer;</w:t>
+      </w:r>
+    </w:p>
+    <w:p>
+      <w:pPr>
+        <w:spacing w:after="0" w:line="360" w:lineRule="auto"/>
+        <w:ind w:firstLine="709"/>
+        <w:jc w:val="both"/>
+        <w:rPr>
+          <w:rFonts w:cs="Times New Roman"/>
+          <w:szCs w:val="28"/>
+          <w:lang w:val="en-US"/>
+        </w:rPr>
+      </w:pPr>
+      <w:r>
+        <w:rPr>
+          <w:rFonts w:cs="Times New Roman"/>
+          <w:szCs w:val="28"/>
+          <w:lang w:val="en-US"/>
+        </w:rPr>
+        <w:t xml:space="preserve">    }</w:t>
+      </w:r>
+    </w:p>
+    <w:p>
+      <w:pPr>
+        <w:spacing w:after="0" w:line="360" w:lineRule="auto"/>
+        <w:ind w:firstLine="709"/>
+        <w:jc w:val="both"/>
+        <w:rPr>
+          <w:rFonts w:cs="Times New Roman"/>
+          <w:szCs w:val="28"/>
+          <w:lang w:val="en-US"/>
+        </w:rPr>
+      </w:pPr>
+    </w:p>
+    <w:p>
+      <w:pPr>
+        <w:spacing w:after="0" w:line="360" w:lineRule="auto"/>
+        <w:ind w:firstLine="709"/>
+        <w:jc w:val="both"/>
+        <w:rPr>
+          <w:rFonts w:cs="Times New Roman"/>
+          <w:szCs w:val="28"/>
+          <w:lang w:val="en-US"/>
+        </w:rPr>
+      </w:pPr>
+      <w:r>
+        <w:rPr>
+          <w:rFonts w:cs="Times New Roman"/>
+          <w:szCs w:val="28"/>
+          <w:lang w:val="en-US"/>
+        </w:rPr>
+        <w:t xml:space="preserve">    public bool AddPoi(string name, double latitude, double longitude, string category, double rating)</w:t>
+      </w:r>
+    </w:p>
+    <w:p>
+      <w:pPr>
+        <w:spacing w:after="0" w:line="360" w:lineRule="auto"/>
+        <w:ind w:firstLine="709"/>
+        <w:jc w:val="both"/>
+        <w:rPr>
+          <w:rFonts w:cs="Times New Roman"/>
+          <w:szCs w:val="28"/>
+          <w:lang w:val="en-US"/>
+        </w:rPr>
+      </w:pPr>
+      <w:r>
+        <w:rPr>
+          <w:rFonts w:cs="Times New Roman"/>
+          <w:szCs w:val="28"/>
+          <w:lang w:val="en-US"/>
+        </w:rPr>
+        <w:t xml:space="preserve">    {</w:t>
+      </w:r>
+    </w:p>
+    <w:p>
+      <w:pPr>
+        <w:spacing w:after="0" w:line="360" w:lineRule="auto"/>
+        <w:ind w:firstLine="709"/>
+        <w:jc w:val="both"/>
+        <w:rPr>
+          <w:rFonts w:cs="Times New Roman"/>
+          <w:szCs w:val="28"/>
+          <w:lang w:val="en-US"/>
+        </w:rPr>
+      </w:pPr>
+      <w:r>
+        <w:rPr>
+          <w:rFonts w:cs="Times New Roman"/>
+          <w:szCs w:val="28"/>
+          <w:lang w:val="en-US"/>
+        </w:rPr>
+        <w:t xml:space="preserve">        </w:t>
+      </w:r>
+      <w:proofErr w:type="spellStart"/>
+      <w:r>
+        <w:rPr>
+          <w:rFonts w:cs="Times New Roman"/>
+          <w:szCs w:val="28"/>
+          <w:lang w:val="en-US"/>
+        </w:rPr>
+        <w:t>PointOfInterest</w:t>
+      </w:r>
+      <w:proofErr w:type="spellEnd"/>
+      <w:r>
+        <w:rPr>
+          <w:rFonts w:cs="Times New Roman"/>
+          <w:szCs w:val="28"/>
+          <w:lang w:val="en-US"/>
+        </w:rPr>
+        <w:t xml:space="preserve"> poi = new()</w:t>
+      </w:r>
+    </w:p>
+    <w:p>
+      <w:pPr>
+        <w:spacing w:after="0" w:line="360" w:lineRule="auto"/>
+        <w:ind w:firstLine="709"/>
+        <w:jc w:val="both"/>
+        <w:rPr>
+          <w:rFonts w:cs="Times New Roman"/>
+          <w:szCs w:val="28"/>
+          <w:lang w:val="en-US"/>
+        </w:rPr>
+      </w:pPr>
+      <w:r>
+        <w:rPr>
+          <w:rFonts w:cs="Times New Roman"/>
+          <w:szCs w:val="28"/>
+          <w:lang w:val="en-US"/>
+        </w:rPr>
+        <w:t xml:space="preserve">        {</w:t>
+      </w:r>
+    </w:p>
+    <w:p>
+      <w:pPr>
+        <w:spacing w:after="0" w:line="360" w:lineRule="auto"/>
+        <w:ind w:firstLine="709"/>
+        <w:jc w:val="both"/>
+        <w:rPr>
+          <w:rFonts w:cs="Times New Roman"/>
+          <w:szCs w:val="28"/>
+          <w:lang w:val="en-US"/>
+        </w:rPr>
+      </w:pPr>
+      <w:r>
+        <w:rPr>
+          <w:rFonts w:cs="Times New Roman"/>
+          <w:szCs w:val="28"/>
+          <w:lang w:val="en-US"/>
+        </w:rPr>
+        <w:t xml:space="preserve">            Name = name,</w:t>
+      </w:r>
+    </w:p>
+    <w:p>
+      <w:pPr>
+        <w:spacing w:after="0" w:line="360" w:lineRule="auto"/>
+        <w:ind w:firstLine="709"/>
+        <w:jc w:val="both"/>
+        <w:rPr>
+          <w:rFonts w:cs="Times New Roman"/>
+          <w:szCs w:val="28"/>
+          <w:lang w:val="en-US"/>
+        </w:rPr>
+      </w:pPr>
+      <w:r>
+        <w:rPr>
+          <w:rFonts w:cs="Times New Roman"/>
+          <w:szCs w:val="28"/>
+          <w:lang w:val="en-US"/>
+        </w:rPr>
+        <w:t xml:space="preserve">            Coordinate = new Coordinate(latitude, longitude),</w:t>
+      </w:r>
+    </w:p>
+    <w:p>
+      <w:pPr>
+        <w:spacing w:after="0" w:line="360" w:lineRule="auto"/>
+        <w:ind w:firstLine="709"/>
+        <w:jc w:val="both"/>
+        <w:rPr>
+          <w:rFonts w:cs="Times New Roman"/>
+          <w:szCs w:val="28"/>
+          <w:lang w:val="en-US"/>
+        </w:rPr>
+      </w:pPr>
+      <w:r>
+        <w:rPr>
+          <w:rFonts w:cs="Times New Roman"/>
+          <w:szCs w:val="28"/>
+          <w:lang w:val="en-US"/>
+        </w:rPr>
+        <w:lastRenderedPageBreak/>
+        <w:t xml:space="preserve">            Category = category,</w:t>
+      </w:r>
+    </w:p>
+    <w:p>
+      <w:pPr>
+        <w:spacing w:after="0" w:line="360" w:lineRule="auto"/>
+        <w:ind w:firstLine="709"/>
+        <w:jc w:val="both"/>
+        <w:rPr>
+          <w:rFonts w:cs="Times New Roman"/>
+          <w:szCs w:val="28"/>
+          <w:lang w:val="en-US"/>
+        </w:rPr>
+      </w:pPr>
+      <w:r>
+        <w:rPr>
+          <w:rFonts w:cs="Times New Roman"/>
+          <w:szCs w:val="28"/>
+          <w:lang w:val="en-US"/>
+        </w:rPr>
+        <w:t xml:space="preserve">            Rating = rating</w:t>
+      </w:r>
+    </w:p>
+    <w:p>
+      <w:pPr>
+        <w:spacing w:after="0" w:line="360" w:lineRule="auto"/>
+        <w:ind w:firstLine="709"/>
+        <w:jc w:val="both"/>
+        <w:rPr>
+          <w:rFonts w:cs="Times New Roman"/>
+          <w:szCs w:val="28"/>
+          <w:lang w:val="en-US"/>
+        </w:rPr>
+      </w:pPr>
+      <w:r>
+        <w:rPr>
+          <w:rFonts w:cs="Times New Roman"/>
+          <w:szCs w:val="28"/>
+          <w:lang w:val="en-US"/>
+        </w:rPr>
+        <w:t xml:space="preserve">        };</w:t>
+      </w:r>
+    </w:p>
+    <w:p>
+      <w:pPr>
+        <w:spacing w:after="0" w:line="360" w:lineRule="auto"/>
+        <w:ind w:firstLine="709"/>
+        <w:jc w:val="both"/>
+        <w:rPr>
+          <w:rFonts w:cs="Times New Roman"/>
+          <w:szCs w:val="28"/>
+          <w:lang w:val="en-US"/>
+        </w:rPr>
+      </w:pPr>
+    </w:p>
+    <w:p>
+      <w:pPr>
+        <w:spacing w:after="0" w:line="360" w:lineRule="auto"/>
+        <w:ind w:firstLine="709"/>
+        <w:jc w:val="both"/>
+        <w:rPr>
+          <w:rFonts w:cs="Times New Roman"/>
+          <w:szCs w:val="28"/>
+          <w:lang w:val="en-US"/>
+        </w:rPr>
+      </w:pPr>
+      <w:r>
+        <w:rPr>
+          <w:rFonts w:cs="Times New Roman"/>
+          <w:szCs w:val="28"/>
+          <w:lang w:val="en-US"/>
+        </w:rPr>
+        <w:t xml:space="preserve">        // 1. </w:t>
+      </w:r>
+      <w:r>
+        <w:rPr>
+          <w:rFonts w:cs="Times New Roman"/>
+          <w:szCs w:val="28"/>
+        </w:rPr>
+        <w:t>Валидация</w:t>
+      </w:r>
+      <w:r>
+        <w:rPr>
+          <w:rFonts w:cs="Times New Roman"/>
+          <w:szCs w:val="28"/>
+          <w:lang w:val="en-US"/>
+        </w:rPr>
+        <w:t xml:space="preserve"> </w:t>
+      </w:r>
+      <w:r>
+        <w:rPr>
+          <w:rFonts w:cs="Times New Roman"/>
+          <w:szCs w:val="28"/>
+        </w:rPr>
+        <w:t>через</w:t>
+      </w:r>
+      <w:r>
+        <w:rPr>
+          <w:rFonts w:cs="Times New Roman"/>
+          <w:szCs w:val="28"/>
+          <w:lang w:val="en-US"/>
+        </w:rPr>
+        <w:t xml:space="preserve"> </w:t>
+      </w:r>
+      <w:r>
+        <w:rPr>
+          <w:rFonts w:cs="Times New Roman"/>
+          <w:szCs w:val="28"/>
+        </w:rPr>
+        <w:t>цепочку</w:t>
+      </w:r>
+      <w:r>
+        <w:rPr>
+          <w:rFonts w:cs="Times New Roman"/>
+          <w:szCs w:val="28"/>
+          <w:lang w:val="en-US"/>
+        </w:rPr>
+        <w:t xml:space="preserve"> </w:t>
+      </w:r>
+      <w:r>
+        <w:rPr>
+          <w:rFonts w:cs="Times New Roman"/>
+          <w:szCs w:val="28"/>
+        </w:rPr>
+        <w:t>обязанностей</w:t>
+      </w:r>
+      <w:r>
+        <w:rPr>
+          <w:rFonts w:cs="Times New Roman"/>
+          <w:szCs w:val="28"/>
+          <w:lang w:val="en-US"/>
+        </w:rPr>
+        <w:t xml:space="preserve"> (Lab8).</w:t>
+      </w:r>
+    </w:p>
+    <w:p>
+      <w:pPr>
+        <w:spacing w:after="0" w:line="360" w:lineRule="auto"/>
+        <w:ind w:firstLine="709"/>
+        <w:jc w:val="both"/>
+        <w:rPr>
+          <w:rFonts w:cs="Times New Roman"/>
+          <w:szCs w:val="28"/>
+          <w:lang w:val="en-US"/>
+        </w:rPr>
+      </w:pPr>
+      <w:r>
+        <w:rPr>
+          <w:rFonts w:cs="Times New Roman"/>
+          <w:szCs w:val="28"/>
+          <w:lang w:val="en-US"/>
+        </w:rPr>
+        <w:t xml:space="preserve">        </w:t>
+      </w:r>
+      <w:proofErr w:type="spellStart"/>
+      <w:r>
+        <w:rPr>
+          <w:rFonts w:cs="Times New Roman"/>
+          <w:szCs w:val="28"/>
+          <w:lang w:val="en-US"/>
+        </w:rPr>
+        <w:t>ValidationResult</w:t>
+      </w:r>
+      <w:proofErr w:type="spellEnd"/>
+      <w:r>
+        <w:rPr>
+          <w:rFonts w:cs="Times New Roman"/>
+          <w:szCs w:val="28"/>
+          <w:lang w:val="en-US"/>
+        </w:rPr>
+        <w:t xml:space="preserve"> validation = _</w:t>
+      </w:r>
+      <w:proofErr w:type="spellStart"/>
+      <w:r>
+        <w:rPr>
+          <w:rFonts w:cs="Times New Roman"/>
+          <w:szCs w:val="28"/>
+          <w:lang w:val="en-US"/>
+        </w:rPr>
+        <w:t>pipeline.Validate</w:t>
+      </w:r>
+      <w:proofErr w:type="spellEnd"/>
+      <w:r>
+        <w:rPr>
+          <w:rFonts w:cs="Times New Roman"/>
+          <w:szCs w:val="28"/>
+          <w:lang w:val="en-US"/>
+        </w:rPr>
+        <w:t>(poi);</w:t>
+      </w:r>
+    </w:p>
+    <w:p>
+      <w:pPr>
+        <w:spacing w:after="0" w:line="360" w:lineRule="auto"/>
+        <w:ind w:firstLine="709"/>
+        <w:jc w:val="both"/>
+        <w:rPr>
+          <w:rFonts w:cs="Times New Roman"/>
+          <w:szCs w:val="28"/>
+          <w:lang w:val="en-US"/>
+        </w:rPr>
+      </w:pPr>
+    </w:p>
+    <w:p>
+      <w:pPr>
+        <w:spacing w:after="0" w:line="360" w:lineRule="auto"/>
+        <w:ind w:firstLine="709"/>
+        <w:jc w:val="both"/>
+        <w:rPr>
+          <w:rFonts w:cs="Times New Roman"/>
+          <w:szCs w:val="28"/>
+          <w:lang w:val="en-US"/>
+        </w:rPr>
+      </w:pPr>
+      <w:r>
+        <w:rPr>
+          <w:rFonts w:cs="Times New Roman"/>
+          <w:szCs w:val="28"/>
+          <w:lang w:val="en-US"/>
+        </w:rPr>
+        <w:t xml:space="preserve">        if (!</w:t>
+      </w:r>
+      <w:proofErr w:type="spellStart"/>
+      <w:r>
+        <w:rPr>
+          <w:rFonts w:cs="Times New Roman"/>
+          <w:szCs w:val="28"/>
+          <w:lang w:val="en-US"/>
+        </w:rPr>
+        <w:t>validation.IsValid</w:t>
+      </w:r>
+      <w:proofErr w:type="spellEnd"/>
+      <w:r>
+        <w:rPr>
+          <w:rFonts w:cs="Times New Roman"/>
+          <w:szCs w:val="28"/>
+          <w:lang w:val="en-US"/>
+        </w:rPr>
+        <w:t>)</w:t>
+      </w:r>
+    </w:p>
+    <w:p>
+      <w:pPr>
+        <w:spacing w:after="0" w:line="360" w:lineRule="auto"/>
+        <w:ind w:firstLine="709"/>
+        <w:jc w:val="both"/>
+        <w:rPr>
+          <w:rFonts w:cs="Times New Roman"/>
+          <w:szCs w:val="28"/>
+          <w:lang w:val="en-US"/>
+        </w:rPr>
+      </w:pPr>
+      <w:r>
+        <w:rPr>
+          <w:rFonts w:cs="Times New Roman"/>
+          <w:szCs w:val="28"/>
+          <w:lang w:val="en-US"/>
+        </w:rPr>
+        <w:t xml:space="preserve">        {</w:t>
+      </w:r>
+    </w:p>
+    <w:p>
+      <w:pPr>
+        <w:spacing w:after="0" w:line="360" w:lineRule="auto"/>
+        <w:ind w:firstLine="709"/>
+        <w:jc w:val="both"/>
+        <w:rPr>
+          <w:rFonts w:cs="Times New Roman"/>
+          <w:szCs w:val="28"/>
+          <w:lang w:val="en-US"/>
+        </w:rPr>
+      </w:pPr>
+      <w:r>
+        <w:rPr>
+          <w:rFonts w:cs="Times New Roman"/>
+          <w:szCs w:val="28"/>
+          <w:lang w:val="en-US"/>
+        </w:rPr>
+        <w:t xml:space="preserve">            </w:t>
+      </w:r>
+      <w:proofErr w:type="spellStart"/>
+      <w:r>
+        <w:rPr>
+          <w:rFonts w:cs="Times New Roman"/>
+          <w:szCs w:val="28"/>
+          <w:lang w:val="en-US"/>
+        </w:rPr>
+        <w:t>System.Console.WriteLine</w:t>
+      </w:r>
+      <w:proofErr w:type="spellEnd"/>
+      <w:r>
+        <w:rPr>
+          <w:rFonts w:cs="Times New Roman"/>
+          <w:szCs w:val="28"/>
+          <w:lang w:val="en-US"/>
+        </w:rPr>
+        <w:t xml:space="preserve">($"[Mediator] </w:t>
+      </w:r>
+      <w:r>
+        <w:rPr>
+          <w:rFonts w:cs="Times New Roman"/>
+          <w:szCs w:val="28"/>
+        </w:rPr>
+        <w:t>Отклонено</w:t>
+      </w:r>
+      <w:r>
+        <w:rPr>
+          <w:rFonts w:cs="Times New Roman"/>
+          <w:szCs w:val="28"/>
+          <w:lang w:val="en-US"/>
+        </w:rPr>
+        <w:t>: {</w:t>
+      </w:r>
+      <w:proofErr w:type="spellStart"/>
+      <w:r>
+        <w:rPr>
+          <w:rFonts w:cs="Times New Roman"/>
+          <w:szCs w:val="28"/>
+          <w:lang w:val="en-US"/>
+        </w:rPr>
+        <w:t>validation.ErrorMessage</w:t>
+      </w:r>
+      <w:proofErr w:type="spellEnd"/>
+      <w:r>
+        <w:rPr>
+          <w:rFonts w:cs="Times New Roman"/>
+          <w:szCs w:val="28"/>
+          <w:lang w:val="en-US"/>
+        </w:rPr>
+        <w:t>}");</w:t>
+      </w:r>
+    </w:p>
+    <w:p>
+      <w:pPr>
+        <w:spacing w:after="0" w:line="360" w:lineRule="auto"/>
+        <w:ind w:firstLine="709"/>
+        <w:jc w:val="both"/>
+        <w:rPr>
+          <w:rFonts w:cs="Times New Roman"/>
+          <w:szCs w:val="28"/>
+        </w:rPr>
+      </w:pPr>
+      <w:r>
+        <w:rPr>
+          <w:rFonts w:cs="Times New Roman"/>
+          <w:szCs w:val="28"/>
+          <w:lang w:val="en-US"/>
+        </w:rPr>
+        <w:t xml:space="preserve">            </w:t>
+      </w:r>
+      <w:proofErr w:type="spellStart"/>
+      <w:r>
+        <w:rPr>
+          <w:rFonts w:cs="Times New Roman"/>
+          <w:szCs w:val="28"/>
+        </w:rPr>
+        <w:t>return</w:t>
+      </w:r>
+      <w:proofErr w:type="spellEnd"/>
+      <w:r>
+        <w:rPr>
+          <w:rFonts w:cs="Times New Roman"/>
+          <w:szCs w:val="28"/>
+        </w:rPr>
+        <w:t xml:space="preserve"> </w:t>
+      </w:r>
+      <w:proofErr w:type="spellStart"/>
+      <w:r>
+        <w:rPr>
+          <w:rFonts w:cs="Times New Roman"/>
+          <w:szCs w:val="28"/>
+        </w:rPr>
+        <w:t>false</w:t>
+      </w:r>
+      <w:proofErr w:type="spellEnd"/>
+      <w:r>
+        <w:rPr>
+          <w:rFonts w:cs="Times New Roman"/>
+          <w:szCs w:val="28"/>
+        </w:rPr>
+        <w:t>;</w:t>
+      </w:r>
+    </w:p>
+    <w:p>
+      <w:pPr>
+        <w:spacing w:after="0" w:line="360" w:lineRule="auto"/>
+        <w:ind w:firstLine="709"/>
+        <w:jc w:val="both"/>
+        <w:rPr>
+          <w:rFonts w:cs="Times New Roman"/>
+          <w:szCs w:val="28"/>
+        </w:rPr>
+      </w:pPr>
+      <w:r>
+        <w:rPr>
+          <w:rFonts w:cs="Times New Roman"/>
+          <w:szCs w:val="28"/>
+        </w:rPr>
+        <w:t xml:space="preserve">        }</w:t>
+      </w:r>
+    </w:p>
+    <w:p>
+      <w:pPr>
+        <w:spacing w:after="0" w:line="360" w:lineRule="auto"/>
+        <w:ind w:firstLine="709"/>
+        <w:jc w:val="both"/>
+        <w:rPr>
+          <w:rFonts w:cs="Times New Roman"/>
+          <w:szCs w:val="28"/>
+        </w:rPr>
+      </w:pPr>
+    </w:p>
+    <w:p>
+      <w:pPr>
+        <w:spacing w:after="0" w:line="360" w:lineRule="auto"/>
+        <w:ind w:firstLine="709"/>
+        <w:jc w:val="both"/>
+        <w:rPr>
+          <w:rFonts w:cs="Times New Roman"/>
+          <w:szCs w:val="28"/>
+        </w:rPr>
+      </w:pPr>
+      <w:r>
+        <w:rPr>
+          <w:rFonts w:cs="Times New Roman"/>
+          <w:szCs w:val="28"/>
+        </w:rPr>
+        <w:t xml:space="preserve">        // 2. Регистрация в реестре.</w:t>
+      </w:r>
+    </w:p>
+    <w:p>
+      <w:pPr>
+        <w:spacing w:after="0" w:line="360" w:lineRule="auto"/>
+        <w:ind w:firstLine="709"/>
+        <w:jc w:val="both"/>
+        <w:rPr>
+          <w:rFonts w:cs="Times New Roman"/>
+          <w:szCs w:val="28"/>
+          <w:lang w:val="en-US"/>
+        </w:rPr>
+      </w:pPr>
+      <w:r>
+        <w:rPr>
+          <w:rFonts w:cs="Times New Roman"/>
+          <w:szCs w:val="28"/>
+        </w:rPr>
+        <w:t xml:space="preserve">        </w:t>
+      </w:r>
+      <w:r>
+        <w:rPr>
+          <w:rFonts w:cs="Times New Roman"/>
+          <w:szCs w:val="28"/>
+          <w:lang w:val="en-US"/>
+        </w:rPr>
+        <w:t>_</w:t>
+      </w:r>
+      <w:proofErr w:type="spellStart"/>
+      <w:r>
+        <w:rPr>
+          <w:rFonts w:cs="Times New Roman"/>
+          <w:szCs w:val="28"/>
+          <w:lang w:val="en-US"/>
+        </w:rPr>
+        <w:t>service.AddPoi</w:t>
+      </w:r>
+      <w:proofErr w:type="spellEnd"/>
+      <w:r>
+        <w:rPr>
+          <w:rFonts w:cs="Times New Roman"/>
+          <w:szCs w:val="28"/>
+          <w:lang w:val="en-US"/>
+        </w:rPr>
+        <w:t>(poi);</w:t>
+      </w:r>
+    </w:p>
+    <w:p>
+      <w:pPr>
+        <w:spacing w:after="0" w:line="360" w:lineRule="auto"/>
+        <w:ind w:firstLine="709"/>
+        <w:jc w:val="both"/>
+        <w:rPr>
+          <w:rFonts w:cs="Times New Roman"/>
+          <w:szCs w:val="28"/>
+          <w:lang w:val="en-US"/>
+        </w:rPr>
+      </w:pPr>
+      <w:r>
+        <w:rPr>
+          <w:rFonts w:cs="Times New Roman"/>
+          <w:szCs w:val="28"/>
+          <w:lang w:val="en-US"/>
+        </w:rPr>
+        <w:t xml:space="preserve">        return true;</w:t>
+      </w:r>
+    </w:p>
+    <w:p>
+      <w:pPr>
+        <w:spacing w:after="0" w:line="360" w:lineRule="auto"/>
+        <w:ind w:firstLine="709"/>
+        <w:jc w:val="both"/>
+        <w:rPr>
+          <w:rFonts w:cs="Times New Roman"/>
+          <w:szCs w:val="28"/>
+          <w:lang w:val="en-US"/>
+        </w:rPr>
+      </w:pPr>
+      <w:r>
+        <w:rPr>
+          <w:rFonts w:cs="Times New Roman"/>
+          <w:szCs w:val="28"/>
+          <w:lang w:val="en-US"/>
+        </w:rPr>
+        <w:t xml:space="preserve">    }</w:t>
+      </w:r>
+    </w:p>
+    <w:p>
+      <w:pPr>
+        <w:spacing w:after="0" w:line="360" w:lineRule="auto"/>
+        <w:ind w:firstLine="709"/>
+        <w:jc w:val="both"/>
+        <w:rPr>
+          <w:rFonts w:cs="Times New Roman"/>
+          <w:szCs w:val="28"/>
+          <w:lang w:val="en-US"/>
+        </w:rPr>
+      </w:pPr>
+    </w:p>
+    <w:p>
+      <w:pPr>
+        <w:spacing w:after="0" w:line="360" w:lineRule="auto"/>
+        <w:ind w:firstLine="709"/>
+        <w:jc w:val="both"/>
+        <w:rPr>
+          <w:rFonts w:cs="Times New Roman"/>
+          <w:szCs w:val="28"/>
+          <w:lang w:val="en-US"/>
+        </w:rPr>
+      </w:pPr>
+      <w:r>
+        <w:rPr>
+          <w:rFonts w:cs="Times New Roman"/>
+          <w:szCs w:val="28"/>
+          <w:lang w:val="en-US"/>
+        </w:rPr>
+        <w:t xml:space="preserve">    public bool </w:t>
+      </w:r>
+      <w:proofErr w:type="spellStart"/>
       <w:r>
         <w:rPr>
           <w:rFonts w:cs="Times New Roman"/>
@@ -2349,16 +4018,356 @@
           <w:szCs w:val="28"/>
           <w:lang w:val="en-US"/>
         </w:rPr>
+        <w:t>(int id)</w:t>
+      </w:r>
+    </w:p>
+    <w:p>
+      <w:pPr>
+        <w:spacing w:after="0" w:line="360" w:lineRule="auto"/>
+        <w:ind w:firstLine="709"/>
+        <w:jc w:val="both"/>
+        <w:rPr>
+          <w:rFonts w:cs="Times New Roman"/>
+          <w:szCs w:val="28"/>
+          <w:lang w:val="en-US"/>
+        </w:rPr>
+      </w:pPr>
+      <w:r>
+        <w:rPr>
+          <w:rFonts w:cs="Times New Roman"/>
+          <w:szCs w:val="28"/>
+          <w:lang w:val="en-US"/>
+        </w:rPr>
+        <w:t xml:space="preserve">    {</w:t>
+      </w:r>
+    </w:p>
+    <w:p>
+      <w:pPr>
+        <w:spacing w:after="0" w:line="360" w:lineRule="auto"/>
+        <w:ind w:firstLine="709"/>
+        <w:jc w:val="both"/>
+        <w:rPr>
+          <w:rFonts w:cs="Times New Roman"/>
+          <w:szCs w:val="28"/>
+          <w:lang w:val="en-US"/>
+        </w:rPr>
+      </w:pPr>
+      <w:r>
+        <w:rPr>
+          <w:rFonts w:cs="Times New Roman"/>
+          <w:szCs w:val="28"/>
+          <w:lang w:val="en-US"/>
+        </w:rPr>
+        <w:t xml:space="preserve">        return _</w:t>
+      </w:r>
+      <w:proofErr w:type="spellStart"/>
+      <w:r>
+        <w:rPr>
+          <w:rFonts w:cs="Times New Roman"/>
+          <w:szCs w:val="28"/>
+          <w:lang w:val="en-US"/>
+        </w:rPr>
+        <w:t>service.RemovePoi</w:t>
+      </w:r>
+      <w:proofErr w:type="spellEnd"/>
+      <w:r>
+        <w:rPr>
+          <w:rFonts w:cs="Times New Roman"/>
+          <w:szCs w:val="28"/>
+          <w:lang w:val="en-US"/>
+        </w:rPr>
+        <w:t>(id);</w:t>
+      </w:r>
+    </w:p>
+    <w:p>
+      <w:pPr>
+        <w:spacing w:after="0" w:line="360" w:lineRule="auto"/>
+        <w:ind w:firstLine="709"/>
+        <w:jc w:val="both"/>
+        <w:rPr>
+          <w:rFonts w:cs="Times New Roman"/>
+          <w:szCs w:val="28"/>
+          <w:lang w:val="en-US"/>
+        </w:rPr>
+      </w:pPr>
+      <w:r>
+        <w:rPr>
+          <w:rFonts w:cs="Times New Roman"/>
+          <w:szCs w:val="28"/>
+          <w:lang w:val="en-US"/>
+        </w:rPr>
+        <w:t xml:space="preserve">    }</w:t>
+      </w:r>
+    </w:p>
+    <w:p>
+      <w:pPr>
+        <w:spacing w:after="0" w:line="360" w:lineRule="auto"/>
+        <w:ind w:firstLine="709"/>
+        <w:jc w:val="both"/>
+        <w:rPr>
+          <w:rFonts w:cs="Times New Roman"/>
+          <w:szCs w:val="28"/>
+          <w:lang w:val="en-US"/>
+        </w:rPr>
+      </w:pPr>
+    </w:p>
+    <w:p>
+      <w:pPr>
+        <w:spacing w:after="0" w:line="360" w:lineRule="auto"/>
+        <w:ind w:firstLine="709"/>
+        <w:jc w:val="both"/>
+        <w:rPr>
+          <w:rFonts w:cs="Times New Roman"/>
+          <w:szCs w:val="28"/>
+          <w:lang w:val="en-US"/>
+        </w:rPr>
+      </w:pPr>
+      <w:r>
+        <w:rPr>
+          <w:rFonts w:cs="Times New Roman"/>
+          <w:szCs w:val="28"/>
+          <w:lang w:val="en-US"/>
+        </w:rPr>
+        <w:t xml:space="preserve">    public void </w:t>
+      </w:r>
+      <w:proofErr w:type="spellStart"/>
+      <w:r>
+        <w:rPr>
+          <w:rFonts w:cs="Times New Roman"/>
+          <w:szCs w:val="28"/>
+          <w:lang w:val="en-US"/>
+        </w:rPr>
+        <w:t>RenderAll</w:t>
+      </w:r>
+      <w:proofErr w:type="spellEnd"/>
+      <w:r>
+        <w:rPr>
+          <w:rFonts w:cs="Times New Roman"/>
+          <w:szCs w:val="28"/>
+          <w:lang w:val="en-US"/>
+        </w:rPr>
+        <w:t>()</w:t>
+      </w:r>
+    </w:p>
+    <w:p>
+      <w:pPr>
+        <w:spacing w:after="0" w:line="360" w:lineRule="auto"/>
+        <w:ind w:firstLine="709"/>
+        <w:jc w:val="both"/>
+        <w:rPr>
+          <w:rFonts w:cs="Times New Roman"/>
+          <w:szCs w:val="28"/>
+          <w:lang w:val="en-US"/>
+        </w:rPr>
+      </w:pPr>
+      <w:r>
+        <w:rPr>
+          <w:rFonts w:cs="Times New Roman"/>
+          <w:szCs w:val="28"/>
+          <w:lang w:val="en-US"/>
+        </w:rPr>
+        <w:t xml:space="preserve">    {</w:t>
+      </w:r>
+    </w:p>
+    <w:p>
+      <w:pPr>
+        <w:spacing w:after="0" w:line="360" w:lineRule="auto"/>
+        <w:ind w:firstLine="709"/>
+        <w:jc w:val="both"/>
+        <w:rPr>
+          <w:rFonts w:cs="Times New Roman"/>
+          <w:szCs w:val="28"/>
+          <w:lang w:val="en-US"/>
+        </w:rPr>
+      </w:pPr>
+      <w:r>
+        <w:rPr>
+          <w:rFonts w:cs="Times New Roman"/>
+          <w:szCs w:val="28"/>
+          <w:lang w:val="en-US"/>
+        </w:rPr>
+        <w:t xml:space="preserve">        _</w:t>
+      </w:r>
+      <w:proofErr w:type="spellStart"/>
+      <w:r>
+        <w:rPr>
+          <w:rFonts w:cs="Times New Roman"/>
+          <w:szCs w:val="28"/>
+          <w:lang w:val="en-US"/>
+        </w:rPr>
+        <w:t>renderer.RenderBackground</w:t>
+      </w:r>
+      <w:proofErr w:type="spellEnd"/>
+      <w:r>
+        <w:rPr>
+          <w:rFonts w:cs="Times New Roman"/>
+          <w:szCs w:val="28"/>
+          <w:lang w:val="en-US"/>
+        </w:rPr>
+        <w:t>();</w:t>
+      </w:r>
+    </w:p>
+    <w:p>
+      <w:pPr>
+        <w:spacing w:after="0" w:line="360" w:lineRule="auto"/>
+        <w:ind w:firstLine="709"/>
+        <w:jc w:val="both"/>
+        <w:rPr>
+          <w:rFonts w:cs="Times New Roman"/>
+          <w:szCs w:val="28"/>
+          <w:lang w:val="en-US"/>
+        </w:rPr>
+      </w:pPr>
+    </w:p>
+    <w:p>
+      <w:pPr>
+        <w:spacing w:after="0" w:line="360" w:lineRule="auto"/>
+        <w:ind w:firstLine="709"/>
+        <w:jc w:val="both"/>
+        <w:rPr>
+          <w:rFonts w:cs="Times New Roman"/>
+          <w:szCs w:val="28"/>
+          <w:lang w:val="en-US"/>
+        </w:rPr>
+      </w:pPr>
+      <w:r>
+        <w:rPr>
+          <w:rFonts w:cs="Times New Roman"/>
+          <w:szCs w:val="28"/>
+          <w:lang w:val="en-US"/>
+        </w:rPr>
+        <w:t xml:space="preserve">        foreach (</w:t>
+      </w:r>
+      <w:proofErr w:type="spellStart"/>
+      <w:r>
+        <w:rPr>
+          <w:rFonts w:cs="Times New Roman"/>
+          <w:szCs w:val="28"/>
+          <w:lang w:val="en-US"/>
+        </w:rPr>
+        <w:t>PointOfInterest</w:t>
+      </w:r>
+      <w:proofErr w:type="spellEnd"/>
+      <w:r>
+        <w:rPr>
+          <w:rFonts w:cs="Times New Roman"/>
+          <w:szCs w:val="28"/>
+          <w:lang w:val="en-US"/>
+        </w:rPr>
+        <w:t xml:space="preserve"> poi in _</w:t>
+      </w:r>
+      <w:proofErr w:type="spellStart"/>
+      <w:r>
+        <w:rPr>
+          <w:rFonts w:cs="Times New Roman"/>
+          <w:szCs w:val="28"/>
+          <w:lang w:val="en-US"/>
+        </w:rPr>
+        <w:t>service.All</w:t>
+      </w:r>
+      <w:proofErr w:type="spellEnd"/>
+      <w:r>
+        <w:rPr>
+          <w:rFonts w:cs="Times New Roman"/>
+          <w:szCs w:val="28"/>
+          <w:lang w:val="en-US"/>
+        </w:rPr>
+        <w:t>)</w:t>
+      </w:r>
+    </w:p>
+    <w:p>
+      <w:pPr>
+        <w:spacing w:after="0" w:line="360" w:lineRule="auto"/>
+        <w:ind w:firstLine="709"/>
+        <w:jc w:val="both"/>
+        <w:rPr>
+          <w:rFonts w:cs="Times New Roman"/>
+          <w:szCs w:val="28"/>
+          <w:lang w:val="en-US"/>
+        </w:rPr>
+      </w:pPr>
+      <w:r>
+        <w:rPr>
+          <w:rFonts w:cs="Times New Roman"/>
+          <w:szCs w:val="28"/>
+          <w:lang w:val="en-US"/>
+        </w:rPr>
+        <w:t xml:space="preserve">        {</w:t>
+      </w:r>
+    </w:p>
+    <w:p>
+      <w:pPr>
+        <w:spacing w:after="0" w:line="360" w:lineRule="auto"/>
+        <w:ind w:firstLine="709"/>
+        <w:jc w:val="both"/>
+        <w:rPr>
+          <w:rFonts w:cs="Times New Roman"/>
+          <w:szCs w:val="28"/>
+          <w:lang w:val="en-US"/>
+        </w:rPr>
+      </w:pPr>
+      <w:r>
+        <w:rPr>
+          <w:rFonts w:cs="Times New Roman"/>
+          <w:szCs w:val="28"/>
+          <w:lang w:val="en-US"/>
+        </w:rPr>
+        <w:lastRenderedPageBreak/>
+        <w:t xml:space="preserve">            _</w:t>
+      </w:r>
+      <w:proofErr w:type="spellStart"/>
+      <w:r>
+        <w:rPr>
+          <w:rFonts w:cs="Times New Roman"/>
+          <w:szCs w:val="28"/>
+          <w:lang w:val="en-US"/>
+        </w:rPr>
+        <w:t>renderer.RenderPoint</w:t>
+      </w:r>
+      <w:proofErr w:type="spellEnd"/>
+      <w:r>
+        <w:rPr>
+          <w:rFonts w:cs="Times New Roman"/>
+          <w:szCs w:val="28"/>
+          <w:lang w:val="en-US"/>
+        </w:rPr>
         <w:t>(</w:t>
       </w:r>
-      <w:proofErr w:type="gramEnd"/>
-      <w:r>
-        <w:rPr>
-          <w:rFonts w:cs="Times New Roman"/>
-          <w:szCs w:val="28"/>
-          <w:lang w:val="en-US"/>
-        </w:rPr>
-        <w:t>int id);</w:t>
+      <w:proofErr w:type="spellStart"/>
+      <w:r>
+        <w:rPr>
+          <w:rFonts w:cs="Times New Roman"/>
+          <w:szCs w:val="28"/>
+          <w:lang w:val="en-US"/>
+        </w:rPr>
+        <w:t>poi.Name</w:t>
+      </w:r>
+      <w:proofErr w:type="spellEnd"/>
+      <w:r>
+        <w:rPr>
+          <w:rFonts w:cs="Times New Roman"/>
+          <w:szCs w:val="28"/>
+          <w:lang w:val="en-US"/>
+        </w:rPr>
+        <w:t xml:space="preserve">, </w:t>
+      </w:r>
+      <w:proofErr w:type="spellStart"/>
+      <w:r>
+        <w:rPr>
+          <w:rFonts w:cs="Times New Roman"/>
+          <w:szCs w:val="28"/>
+          <w:lang w:val="en-US"/>
+        </w:rPr>
+        <w:t>poi.Category</w:t>
+      </w:r>
+      <w:proofErr w:type="spellEnd"/>
+      <w:r>
+        <w:rPr>
+          <w:rFonts w:cs="Times New Roman"/>
+          <w:szCs w:val="28"/>
+          <w:lang w:val="en-US"/>
+        </w:rPr>
+        <w:t xml:space="preserve"> ?? "—");</w:t>
       </w:r>
     </w:p>
     <w:p>
@@ -2378,10 +4387,1080 @@
           <w:szCs w:val="28"/>
           <w:lang w:val="en-US"/>
         </w:rPr>
-        <w:t xml:space="preserve">    void </w:t>
+        <w:t xml:space="preserve">        }</w:t>
+      </w:r>
+    </w:p>
+    <w:p>
+      <w:pPr>
+        <w:spacing w:after="0" w:line="360" w:lineRule="auto"/>
+        <w:ind w:firstLine="709"/>
+        <w:jc w:val="both"/>
+        <w:rPr>
+          <w:rFonts w:cs="Times New Roman"/>
+          <w:szCs w:val="28"/>
+          <w:lang w:val="en-US"/>
+        </w:rPr>
+      </w:pPr>
+      <w:r>
+        <w:rPr>
+          <w:rFonts w:cs="Times New Roman"/>
+          <w:szCs w:val="28"/>
+          <w:lang w:val="en-US"/>
+        </w:rPr>
+        <w:t xml:space="preserve">    }</w:t>
+      </w:r>
+    </w:p>
+    <w:p>
+      <w:pPr>
+        <w:spacing w:after="0" w:line="360" w:lineRule="auto"/>
+        <w:ind w:firstLine="709"/>
+        <w:jc w:val="both"/>
+        <w:rPr>
+          <w:rFonts w:cs="Times New Roman"/>
+          <w:szCs w:val="28"/>
+          <w:lang w:val="en-US"/>
+        </w:rPr>
+      </w:pPr>
+    </w:p>
+    <w:p>
+      <w:pPr>
+        <w:spacing w:after="0" w:line="360" w:lineRule="auto"/>
+        <w:ind w:firstLine="709"/>
+        <w:jc w:val="both"/>
+        <w:rPr>
+          <w:rFonts w:cs="Times New Roman"/>
+          <w:szCs w:val="28"/>
+          <w:lang w:val="en-US"/>
+        </w:rPr>
+      </w:pPr>
+      <w:r>
+        <w:rPr>
+          <w:rFonts w:cs="Times New Roman"/>
+          <w:szCs w:val="28"/>
+          <w:lang w:val="en-US"/>
+        </w:rPr>
+        <w:t xml:space="preserve">    public void Notify(</w:t>
       </w:r>
       <w:proofErr w:type="spellStart"/>
-      <w:proofErr w:type="gramStart"/>
+      <w:r>
+        <w:rPr>
+          <w:rFonts w:cs="Times New Roman"/>
+          <w:szCs w:val="28"/>
+          <w:lang w:val="en-US"/>
+        </w:rPr>
+        <w:t>IMapColleague</w:t>
+      </w:r>
+      <w:proofErr w:type="spellEnd"/>
+      <w:r>
+        <w:rPr>
+          <w:rFonts w:cs="Times New Roman"/>
+          <w:szCs w:val="28"/>
+          <w:lang w:val="en-US"/>
+        </w:rPr>
+        <w:t xml:space="preserve"> sender, string </w:t>
+      </w:r>
+      <w:proofErr w:type="spellStart"/>
+      <w:r>
+        <w:rPr>
+          <w:rFonts w:cs="Times New Roman"/>
+          <w:szCs w:val="28"/>
+          <w:lang w:val="en-US"/>
+        </w:rPr>
+        <w:t>evt</w:t>
+      </w:r>
+      <w:proofErr w:type="spellEnd"/>
+      <w:r>
+        <w:rPr>
+          <w:rFonts w:cs="Times New Roman"/>
+          <w:szCs w:val="28"/>
+          <w:lang w:val="en-US"/>
+        </w:rPr>
+        <w:t>)</w:t>
+      </w:r>
+    </w:p>
+    <w:p>
+      <w:pPr>
+        <w:spacing w:after="0" w:line="360" w:lineRule="auto"/>
+        <w:ind w:firstLine="709"/>
+        <w:jc w:val="both"/>
+        <w:rPr>
+          <w:rFonts w:cs="Times New Roman"/>
+          <w:szCs w:val="28"/>
+          <w:lang w:val="en-US"/>
+        </w:rPr>
+      </w:pPr>
+      <w:r>
+        <w:rPr>
+          <w:rFonts w:cs="Times New Roman"/>
+          <w:szCs w:val="28"/>
+          <w:lang w:val="en-US"/>
+        </w:rPr>
+        <w:t xml:space="preserve">    {</w:t>
+      </w:r>
+    </w:p>
+    <w:p>
+      <w:pPr>
+        <w:spacing w:after="0" w:line="360" w:lineRule="auto"/>
+        <w:ind w:firstLine="709"/>
+        <w:jc w:val="both"/>
+        <w:rPr>
+          <w:rFonts w:cs="Times New Roman"/>
+          <w:szCs w:val="28"/>
+          <w:lang w:val="en-US"/>
+        </w:rPr>
+      </w:pPr>
+      <w:r>
+        <w:rPr>
+          <w:rFonts w:cs="Times New Roman"/>
+          <w:szCs w:val="28"/>
+          <w:lang w:val="en-US"/>
+        </w:rPr>
+        <w:t xml:space="preserve">        </w:t>
+      </w:r>
+      <w:proofErr w:type="spellStart"/>
+      <w:r>
+        <w:rPr>
+          <w:rFonts w:cs="Times New Roman"/>
+          <w:szCs w:val="28"/>
+          <w:lang w:val="en-US"/>
+        </w:rPr>
+        <w:t>System.Console.WriteLine</w:t>
+      </w:r>
+      <w:proofErr w:type="spellEnd"/>
+      <w:r>
+        <w:rPr>
+          <w:rFonts w:cs="Times New Roman"/>
+          <w:szCs w:val="28"/>
+          <w:lang w:val="en-US"/>
+        </w:rPr>
+        <w:t xml:space="preserve">($"[Mediator] </w:t>
+      </w:r>
+      <w:r>
+        <w:rPr>
+          <w:rFonts w:cs="Times New Roman"/>
+          <w:szCs w:val="28"/>
+        </w:rPr>
+        <w:t>Событие</w:t>
+      </w:r>
+      <w:r>
+        <w:rPr>
+          <w:rFonts w:cs="Times New Roman"/>
+          <w:szCs w:val="28"/>
+          <w:lang w:val="en-US"/>
+        </w:rPr>
+        <w:t xml:space="preserve"> \"{</w:t>
+      </w:r>
+      <w:proofErr w:type="spellStart"/>
+      <w:r>
+        <w:rPr>
+          <w:rFonts w:cs="Times New Roman"/>
+          <w:szCs w:val="28"/>
+          <w:lang w:val="en-US"/>
+        </w:rPr>
+        <w:t>evt</w:t>
+      </w:r>
+      <w:proofErr w:type="spellEnd"/>
+      <w:r>
+        <w:rPr>
+          <w:rFonts w:cs="Times New Roman"/>
+          <w:szCs w:val="28"/>
+          <w:lang w:val="en-US"/>
+        </w:rPr>
+        <w:t xml:space="preserve">}\" </w:t>
+      </w:r>
+      <w:r>
+        <w:rPr>
+          <w:rFonts w:cs="Times New Roman"/>
+          <w:szCs w:val="28"/>
+        </w:rPr>
+        <w:t>от</w:t>
+      </w:r>
+      <w:r>
+        <w:rPr>
+          <w:rFonts w:cs="Times New Roman"/>
+          <w:szCs w:val="28"/>
+          <w:lang w:val="en-US"/>
+        </w:rPr>
+        <w:t xml:space="preserve"> </w:t>
+      </w:r>
+      <w:r>
+        <w:rPr>
+          <w:rFonts w:cs="Times New Roman"/>
+          <w:szCs w:val="28"/>
+        </w:rPr>
+        <w:t>коллеги</w:t>
+      </w:r>
+      <w:r>
+        <w:rPr>
+          <w:rFonts w:cs="Times New Roman"/>
+          <w:szCs w:val="28"/>
+          <w:lang w:val="en-US"/>
+        </w:rPr>
+        <w:t xml:space="preserve"> {</w:t>
+      </w:r>
+      <w:proofErr w:type="spellStart"/>
+      <w:r>
+        <w:rPr>
+          <w:rFonts w:cs="Times New Roman"/>
+          <w:szCs w:val="28"/>
+          <w:lang w:val="en-US"/>
+        </w:rPr>
+        <w:t>sender.GetType</w:t>
+      </w:r>
+      <w:proofErr w:type="spellEnd"/>
+      <w:r>
+        <w:rPr>
+          <w:rFonts w:cs="Times New Roman"/>
+          <w:szCs w:val="28"/>
+          <w:lang w:val="en-US"/>
+        </w:rPr>
+        <w:t>().Name}");</w:t>
+      </w:r>
+    </w:p>
+    <w:p>
+      <w:pPr>
+        <w:spacing w:after="0" w:line="360" w:lineRule="auto"/>
+        <w:ind w:firstLine="709"/>
+        <w:jc w:val="both"/>
+        <w:rPr>
+          <w:rFonts w:cs="Times New Roman"/>
+          <w:szCs w:val="28"/>
+        </w:rPr>
+      </w:pPr>
+      <w:r>
+        <w:rPr>
+          <w:rFonts w:cs="Times New Roman"/>
+          <w:szCs w:val="28"/>
+          <w:lang w:val="en-US"/>
+        </w:rPr>
+        <w:t xml:space="preserve">    </w:t>
+      </w:r>
+      <w:r>
+        <w:rPr>
+          <w:rFonts w:cs="Times New Roman"/>
+          <w:szCs w:val="28"/>
+        </w:rPr>
+        <w:t>}</w:t>
+      </w:r>
+    </w:p>
+    <w:p>
+      <w:pPr>
+        <w:spacing w:after="0" w:line="360" w:lineRule="auto"/>
+        <w:ind w:firstLine="709"/>
+        <w:jc w:val="both"/>
+        <w:rPr>
+          <w:rFonts w:cs="Times New Roman"/>
+          <w:szCs w:val="28"/>
+        </w:rPr>
+      </w:pPr>
+      <w:r>
+        <w:rPr>
+          <w:rFonts w:cs="Times New Roman"/>
+          <w:szCs w:val="28"/>
+        </w:rPr>
+        <w:t>}</w:t>
+      </w:r>
+    </w:p>
+    <w:p>
+      <w:pPr>
+        <w:spacing w:after="0" w:line="360" w:lineRule="auto"/>
+        <w:ind w:firstLine="709"/>
+        <w:jc w:val="both"/>
+        <w:rPr>
+          <w:rFonts w:cs="Times New Roman"/>
+          <w:szCs w:val="28"/>
+        </w:rPr>
+      </w:pPr>
+      <w:r>
+        <w:rPr>
+          <w:rFonts w:cs="Times New Roman"/>
+          <w:szCs w:val="28"/>
+        </w:rPr>
+        <w:t>/// &lt;</w:t>
+      </w:r>
+      <w:proofErr w:type="spellStart"/>
+      <w:r>
+        <w:rPr>
+          <w:rFonts w:cs="Times New Roman"/>
+          <w:szCs w:val="28"/>
+        </w:rPr>
+        <w:t>summary</w:t>
+      </w:r>
+      <w:proofErr w:type="spellEnd"/>
+      <w:r>
+        <w:rPr>
+          <w:rFonts w:cs="Times New Roman"/>
+          <w:szCs w:val="28"/>
+        </w:rPr>
+        <w:t>&gt;</w:t>
+      </w:r>
+    </w:p>
+    <w:p>
+      <w:pPr>
+        <w:spacing w:after="0" w:line="360" w:lineRule="auto"/>
+        <w:ind w:firstLine="709"/>
+        <w:jc w:val="both"/>
+        <w:rPr>
+          <w:rFonts w:cs="Times New Roman"/>
+          <w:szCs w:val="28"/>
+        </w:rPr>
+      </w:pPr>
+      <w:r>
+        <w:rPr>
+          <w:rFonts w:cs="Times New Roman"/>
+          <w:szCs w:val="28"/>
+        </w:rPr>
+        <w:t xml:space="preserve">/// </w:t>
+      </w:r>
+      <w:proofErr w:type="spellStart"/>
+      <w:r>
+        <w:rPr>
+          <w:rFonts w:cs="Times New Roman"/>
+          <w:szCs w:val="28"/>
+        </w:rPr>
+        <w:t>ConcreteColleague</w:t>
+      </w:r>
+      <w:proofErr w:type="spellEnd"/>
+      <w:r>
+        <w:rPr>
+          <w:rFonts w:cs="Times New Roman"/>
+          <w:szCs w:val="28"/>
+        </w:rPr>
+        <w:t>: панель управления картой.</w:t>
+      </w:r>
+    </w:p>
+    <w:p>
+      <w:pPr>
+        <w:spacing w:after="0" w:line="360" w:lineRule="auto"/>
+        <w:ind w:firstLine="709"/>
+        <w:jc w:val="both"/>
+        <w:rPr>
+          <w:rFonts w:cs="Times New Roman"/>
+          <w:szCs w:val="28"/>
+        </w:rPr>
+      </w:pPr>
+      <w:r>
+        <w:rPr>
+          <w:rFonts w:cs="Times New Roman"/>
+          <w:szCs w:val="28"/>
+        </w:rPr>
+        <w:t>/// Общается только с посредником, не знает</w:t>
+      </w:r>
+    </w:p>
+    <w:p>
+      <w:pPr>
+        <w:spacing w:after="0" w:line="360" w:lineRule="auto"/>
+        <w:ind w:firstLine="709"/>
+        <w:jc w:val="both"/>
+        <w:rPr>
+          <w:rFonts w:cs="Times New Roman"/>
+          <w:szCs w:val="28"/>
+        </w:rPr>
+      </w:pPr>
+      <w:r>
+        <w:rPr>
+          <w:rFonts w:cs="Times New Roman"/>
+          <w:szCs w:val="28"/>
+        </w:rPr>
+        <w:t>/// о других коллегах и подсистемах.</w:t>
+      </w:r>
+    </w:p>
+    <w:p>
+      <w:pPr>
+        <w:spacing w:after="0" w:line="360" w:lineRule="auto"/>
+        <w:ind w:firstLine="709"/>
+        <w:jc w:val="both"/>
+        <w:rPr>
+          <w:rFonts w:cs="Times New Roman"/>
+          <w:szCs w:val="28"/>
+          <w:lang w:val="en-US"/>
+        </w:rPr>
+      </w:pPr>
+      <w:r>
+        <w:rPr>
+          <w:rFonts w:cs="Times New Roman"/>
+          <w:szCs w:val="28"/>
+          <w:lang w:val="en-US"/>
+        </w:rPr>
+        <w:t>/// &lt;/summary&gt;</w:t>
+      </w:r>
+    </w:p>
+    <w:p>
+      <w:pPr>
+        <w:spacing w:after="0" w:line="360" w:lineRule="auto"/>
+        <w:ind w:firstLine="709"/>
+        <w:jc w:val="both"/>
+        <w:rPr>
+          <w:rFonts w:cs="Times New Roman"/>
+          <w:szCs w:val="28"/>
+          <w:lang w:val="en-US"/>
+        </w:rPr>
+      </w:pPr>
+      <w:r>
+        <w:rPr>
+          <w:rFonts w:cs="Times New Roman"/>
+          <w:szCs w:val="28"/>
+          <w:lang w:val="en-US"/>
+        </w:rPr>
+        <w:t xml:space="preserve">public sealed class </w:t>
+      </w:r>
+      <w:proofErr w:type="spellStart"/>
+      <w:r>
+        <w:rPr>
+          <w:rFonts w:cs="Times New Roman"/>
+          <w:szCs w:val="28"/>
+          <w:lang w:val="en-US"/>
+        </w:rPr>
+        <w:t>MapPanel</w:t>
+      </w:r>
+      <w:proofErr w:type="spellEnd"/>
+      <w:r>
+        <w:rPr>
+          <w:rFonts w:cs="Times New Roman"/>
+          <w:szCs w:val="28"/>
+          <w:lang w:val="en-US"/>
+        </w:rPr>
+        <w:t xml:space="preserve"> : </w:t>
+      </w:r>
+      <w:proofErr w:type="spellStart"/>
+      <w:r>
+        <w:rPr>
+          <w:rFonts w:cs="Times New Roman"/>
+          <w:szCs w:val="28"/>
+          <w:lang w:val="en-US"/>
+        </w:rPr>
+        <w:t>IMapColleague</w:t>
+      </w:r>
+      <w:proofErr w:type="spellEnd"/>
+    </w:p>
+    <w:p>
+      <w:pPr>
+        <w:spacing w:after="0" w:line="360" w:lineRule="auto"/>
+        <w:ind w:firstLine="709"/>
+        <w:jc w:val="both"/>
+        <w:rPr>
+          <w:rFonts w:cs="Times New Roman"/>
+          <w:szCs w:val="28"/>
+          <w:lang w:val="en-US"/>
+        </w:rPr>
+      </w:pPr>
+      <w:r>
+        <w:rPr>
+          <w:rFonts w:cs="Times New Roman"/>
+          <w:szCs w:val="28"/>
+          <w:lang w:val="en-US"/>
+        </w:rPr>
+        <w:t>{</w:t>
+      </w:r>
+    </w:p>
+    <w:p>
+      <w:pPr>
+        <w:spacing w:after="0" w:line="360" w:lineRule="auto"/>
+        <w:ind w:firstLine="709"/>
+        <w:jc w:val="both"/>
+        <w:rPr>
+          <w:rFonts w:cs="Times New Roman"/>
+          <w:szCs w:val="28"/>
+          <w:lang w:val="en-US"/>
+        </w:rPr>
+      </w:pPr>
+      <w:r>
+        <w:rPr>
+          <w:rFonts w:cs="Times New Roman"/>
+          <w:szCs w:val="28"/>
+          <w:lang w:val="en-US"/>
+        </w:rPr>
+        <w:t xml:space="preserve">    private </w:t>
+      </w:r>
+      <w:proofErr w:type="spellStart"/>
+      <w:r>
+        <w:rPr>
+          <w:rFonts w:cs="Times New Roman"/>
+          <w:szCs w:val="28"/>
+          <w:lang w:val="en-US"/>
+        </w:rPr>
+        <w:t>IMapMediator</w:t>
+      </w:r>
+      <w:proofErr w:type="spellEnd"/>
+      <w:r>
+        <w:rPr>
+          <w:rFonts w:cs="Times New Roman"/>
+          <w:szCs w:val="28"/>
+          <w:lang w:val="en-US"/>
+        </w:rPr>
+        <w:t>? _mediator;</w:t>
+      </w:r>
+    </w:p>
+    <w:p>
+      <w:pPr>
+        <w:spacing w:after="0" w:line="360" w:lineRule="auto"/>
+        <w:ind w:firstLine="709"/>
+        <w:jc w:val="both"/>
+        <w:rPr>
+          <w:rFonts w:cs="Times New Roman"/>
+          <w:szCs w:val="28"/>
+          <w:lang w:val="en-US"/>
+        </w:rPr>
+      </w:pPr>
+    </w:p>
+    <w:p>
+      <w:pPr>
+        <w:spacing w:after="0" w:line="360" w:lineRule="auto"/>
+        <w:ind w:firstLine="709"/>
+        <w:jc w:val="both"/>
+        <w:rPr>
+          <w:rFonts w:cs="Times New Roman"/>
+          <w:szCs w:val="28"/>
+          <w:lang w:val="en-US"/>
+        </w:rPr>
+      </w:pPr>
+      <w:r>
+        <w:rPr>
+          <w:rFonts w:cs="Times New Roman"/>
+          <w:szCs w:val="28"/>
+          <w:lang w:val="en-US"/>
+        </w:rPr>
+        <w:t xml:space="preserve">    public void </w:t>
+      </w:r>
+      <w:proofErr w:type="spellStart"/>
+      <w:r>
+        <w:rPr>
+          <w:rFonts w:cs="Times New Roman"/>
+          <w:szCs w:val="28"/>
+          <w:lang w:val="en-US"/>
+        </w:rPr>
+        <w:t>SetMediator</w:t>
+      </w:r>
+      <w:proofErr w:type="spellEnd"/>
+      <w:r>
+        <w:rPr>
+          <w:rFonts w:cs="Times New Roman"/>
+          <w:szCs w:val="28"/>
+          <w:lang w:val="en-US"/>
+        </w:rPr>
+        <w:t>(</w:t>
+      </w:r>
+      <w:proofErr w:type="spellStart"/>
+      <w:r>
+        <w:rPr>
+          <w:rFonts w:cs="Times New Roman"/>
+          <w:szCs w:val="28"/>
+          <w:lang w:val="en-US"/>
+        </w:rPr>
+        <w:t>IMapMediator</w:t>
+      </w:r>
+      <w:proofErr w:type="spellEnd"/>
+      <w:r>
+        <w:rPr>
+          <w:rFonts w:cs="Times New Roman"/>
+          <w:szCs w:val="28"/>
+          <w:lang w:val="en-US"/>
+        </w:rPr>
+        <w:t xml:space="preserve"> mediator)</w:t>
+      </w:r>
+    </w:p>
+    <w:p>
+      <w:pPr>
+        <w:spacing w:after="0" w:line="360" w:lineRule="auto"/>
+        <w:ind w:firstLine="709"/>
+        <w:jc w:val="both"/>
+        <w:rPr>
+          <w:rFonts w:cs="Times New Roman"/>
+          <w:szCs w:val="28"/>
+          <w:lang w:val="en-US"/>
+        </w:rPr>
+      </w:pPr>
+      <w:r>
+        <w:rPr>
+          <w:rFonts w:cs="Times New Roman"/>
+          <w:szCs w:val="28"/>
+          <w:lang w:val="en-US"/>
+        </w:rPr>
+        <w:t xml:space="preserve">    {</w:t>
+      </w:r>
+    </w:p>
+    <w:p>
+      <w:pPr>
+        <w:spacing w:after="0" w:line="360" w:lineRule="auto"/>
+        <w:ind w:firstLine="709"/>
+        <w:jc w:val="both"/>
+        <w:rPr>
+          <w:rFonts w:cs="Times New Roman"/>
+          <w:szCs w:val="28"/>
+          <w:lang w:val="en-US"/>
+        </w:rPr>
+      </w:pPr>
+      <w:r>
+        <w:rPr>
+          <w:rFonts w:cs="Times New Roman"/>
+          <w:szCs w:val="28"/>
+          <w:lang w:val="en-US"/>
+        </w:rPr>
+        <w:t xml:space="preserve">        _mediator = mediator;</w:t>
+      </w:r>
+    </w:p>
+    <w:p>
+      <w:pPr>
+        <w:spacing w:after="0" w:line="360" w:lineRule="auto"/>
+        <w:ind w:firstLine="709"/>
+        <w:jc w:val="both"/>
+        <w:rPr>
+          <w:rFonts w:cs="Times New Roman"/>
+          <w:szCs w:val="28"/>
+          <w:lang w:val="en-US"/>
+        </w:rPr>
+      </w:pPr>
+      <w:r>
+        <w:rPr>
+          <w:rFonts w:cs="Times New Roman"/>
+          <w:szCs w:val="28"/>
+          <w:lang w:val="en-US"/>
+        </w:rPr>
+        <w:t xml:space="preserve">    }</w:t>
+      </w:r>
+    </w:p>
+    <w:p>
+      <w:pPr>
+        <w:spacing w:after="0" w:line="360" w:lineRule="auto"/>
+        <w:ind w:firstLine="709"/>
+        <w:jc w:val="both"/>
+        <w:rPr>
+          <w:rFonts w:cs="Times New Roman"/>
+          <w:szCs w:val="28"/>
+          <w:lang w:val="en-US"/>
+        </w:rPr>
+      </w:pPr>
+    </w:p>
+    <w:p>
+      <w:pPr>
+        <w:spacing w:after="0" w:line="360" w:lineRule="auto"/>
+        <w:ind w:firstLine="709"/>
+        <w:jc w:val="both"/>
+        <w:rPr>
+          <w:rFonts w:cs="Times New Roman"/>
+          <w:szCs w:val="28"/>
+          <w:lang w:val="en-US"/>
+        </w:rPr>
+      </w:pPr>
+      <w:r>
+        <w:rPr>
+          <w:rFonts w:cs="Times New Roman"/>
+          <w:szCs w:val="28"/>
+          <w:lang w:val="en-US"/>
+        </w:rPr>
+        <w:t xml:space="preserve">    public void </w:t>
+      </w:r>
+      <w:proofErr w:type="spellStart"/>
+      <w:r>
+        <w:rPr>
+          <w:rFonts w:cs="Times New Roman"/>
+          <w:szCs w:val="28"/>
+          <w:lang w:val="en-US"/>
+        </w:rPr>
+        <w:t>RequestAdd</w:t>
+      </w:r>
+      <w:proofErr w:type="spellEnd"/>
+      <w:r>
+        <w:rPr>
+          <w:rFonts w:cs="Times New Roman"/>
+          <w:szCs w:val="28"/>
+          <w:lang w:val="en-US"/>
+        </w:rPr>
+        <w:t>(string name, double latitude, double longitude, string category, double rating)</w:t>
+      </w:r>
+    </w:p>
+    <w:p>
+      <w:pPr>
+        <w:spacing w:after="0" w:line="360" w:lineRule="auto"/>
+        <w:ind w:firstLine="709"/>
+        <w:jc w:val="both"/>
+        <w:rPr>
+          <w:rFonts w:cs="Times New Roman"/>
+          <w:szCs w:val="28"/>
+          <w:lang w:val="en-US"/>
+        </w:rPr>
+      </w:pPr>
+      <w:r>
+        <w:rPr>
+          <w:rFonts w:cs="Times New Roman"/>
+          <w:szCs w:val="28"/>
+          <w:lang w:val="en-US"/>
+        </w:rPr>
+        <w:t xml:space="preserve">    {</w:t>
+      </w:r>
+    </w:p>
+    <w:p>
+      <w:pPr>
+        <w:spacing w:after="0" w:line="360" w:lineRule="auto"/>
+        <w:ind w:firstLine="709"/>
+        <w:jc w:val="both"/>
+        <w:rPr>
+          <w:rFonts w:cs="Times New Roman"/>
+          <w:szCs w:val="28"/>
+          <w:lang w:val="en-US"/>
+        </w:rPr>
+      </w:pPr>
+      <w:r>
+        <w:rPr>
+          <w:rFonts w:cs="Times New Roman"/>
+          <w:szCs w:val="28"/>
+          <w:lang w:val="en-US"/>
+        </w:rPr>
+        <w:t xml:space="preserve">        if (_mediator is null)</w:t>
+      </w:r>
+    </w:p>
+    <w:p>
+      <w:pPr>
+        <w:spacing w:after="0" w:line="360" w:lineRule="auto"/>
+        <w:ind w:firstLine="709"/>
+        <w:jc w:val="both"/>
+        <w:rPr>
+          <w:rFonts w:cs="Times New Roman"/>
+          <w:szCs w:val="28"/>
+          <w:lang w:val="en-US"/>
+        </w:rPr>
+      </w:pPr>
+      <w:r>
+        <w:rPr>
+          <w:rFonts w:cs="Times New Roman"/>
+          <w:szCs w:val="28"/>
+          <w:lang w:val="en-US"/>
+        </w:rPr>
+        <w:t xml:space="preserve">        {</w:t>
+      </w:r>
+    </w:p>
+    <w:p>
+      <w:pPr>
+        <w:spacing w:after="0" w:line="360" w:lineRule="auto"/>
+        <w:ind w:firstLine="709"/>
+        <w:jc w:val="both"/>
+        <w:rPr>
+          <w:rFonts w:cs="Times New Roman"/>
+          <w:szCs w:val="28"/>
+          <w:lang w:val="en-US"/>
+        </w:rPr>
+      </w:pPr>
+      <w:r>
+        <w:rPr>
+          <w:rFonts w:cs="Times New Roman"/>
+          <w:szCs w:val="28"/>
+          <w:lang w:val="en-US"/>
+        </w:rPr>
+        <w:lastRenderedPageBreak/>
+        <w:t xml:space="preserve">            throw new InvalidOperationException("</w:t>
+      </w:r>
+      <w:r>
+        <w:rPr>
+          <w:rFonts w:cs="Times New Roman"/>
+          <w:szCs w:val="28"/>
+        </w:rPr>
+        <w:t>Посредник</w:t>
+      </w:r>
+      <w:r>
+        <w:rPr>
+          <w:rFonts w:cs="Times New Roman"/>
+          <w:szCs w:val="28"/>
+          <w:lang w:val="en-US"/>
+        </w:rPr>
+        <w:t xml:space="preserve"> </w:t>
+      </w:r>
+      <w:r>
+        <w:rPr>
+          <w:rFonts w:cs="Times New Roman"/>
+          <w:szCs w:val="28"/>
+        </w:rPr>
+        <w:t>не</w:t>
+      </w:r>
+      <w:r>
+        <w:rPr>
+          <w:rFonts w:cs="Times New Roman"/>
+          <w:szCs w:val="28"/>
+          <w:lang w:val="en-US"/>
+        </w:rPr>
+        <w:t xml:space="preserve"> </w:t>
+      </w:r>
+      <w:r>
+        <w:rPr>
+          <w:rFonts w:cs="Times New Roman"/>
+          <w:szCs w:val="28"/>
+        </w:rPr>
+        <w:t>установлен</w:t>
+      </w:r>
+      <w:r>
+        <w:rPr>
+          <w:rFonts w:cs="Times New Roman"/>
+          <w:szCs w:val="28"/>
+          <w:lang w:val="en-US"/>
+        </w:rPr>
+        <w:t>.");</w:t>
+      </w:r>
+    </w:p>
+    <w:p>
+      <w:pPr>
+        <w:spacing w:after="0" w:line="360" w:lineRule="auto"/>
+        <w:ind w:firstLine="709"/>
+        <w:jc w:val="both"/>
+        <w:rPr>
+          <w:rFonts w:cs="Times New Roman"/>
+          <w:szCs w:val="28"/>
+          <w:lang w:val="en-US"/>
+        </w:rPr>
+      </w:pPr>
+      <w:r>
+        <w:rPr>
+          <w:rFonts w:cs="Times New Roman"/>
+          <w:szCs w:val="28"/>
+          <w:lang w:val="en-US"/>
+        </w:rPr>
+        <w:t xml:space="preserve">        }</w:t>
+      </w:r>
+    </w:p>
+    <w:p>
+      <w:pPr>
+        <w:spacing w:after="0" w:line="360" w:lineRule="auto"/>
+        <w:ind w:firstLine="709"/>
+        <w:jc w:val="both"/>
+        <w:rPr>
+          <w:rFonts w:cs="Times New Roman"/>
+          <w:szCs w:val="28"/>
+          <w:lang w:val="en-US"/>
+        </w:rPr>
+      </w:pPr>
+    </w:p>
+    <w:p>
+      <w:pPr>
+        <w:spacing w:after="0" w:line="360" w:lineRule="auto"/>
+        <w:ind w:firstLine="709"/>
+        <w:jc w:val="both"/>
+        <w:rPr>
+          <w:rFonts w:cs="Times New Roman"/>
+          <w:szCs w:val="28"/>
+          <w:lang w:val="en-US"/>
+        </w:rPr>
+      </w:pPr>
+      <w:r>
+        <w:rPr>
+          <w:rFonts w:cs="Times New Roman"/>
+          <w:szCs w:val="28"/>
+          <w:lang w:val="en-US"/>
+        </w:rPr>
+        <w:t xml:space="preserve">        bool ok = _</w:t>
+      </w:r>
+      <w:proofErr w:type="spellStart"/>
+      <w:r>
+        <w:rPr>
+          <w:rFonts w:cs="Times New Roman"/>
+          <w:szCs w:val="28"/>
+          <w:lang w:val="en-US"/>
+        </w:rPr>
+        <w:t>mediator.AddPoi</w:t>
+      </w:r>
+      <w:proofErr w:type="spellEnd"/>
+      <w:r>
+        <w:rPr>
+          <w:rFonts w:cs="Times New Roman"/>
+          <w:szCs w:val="28"/>
+          <w:lang w:val="en-US"/>
+        </w:rPr>
+        <w:t>(name, latitude, longitude, category, rating);</w:t>
+      </w:r>
+    </w:p>
+    <w:p>
+      <w:pPr>
+        <w:spacing w:after="0" w:line="360" w:lineRule="auto"/>
+        <w:ind w:firstLine="709"/>
+        <w:jc w:val="both"/>
+        <w:rPr>
+          <w:rFonts w:cs="Times New Roman"/>
+          <w:szCs w:val="28"/>
+          <w:lang w:val="en-US"/>
+        </w:rPr>
+      </w:pPr>
+    </w:p>
+    <w:p>
+      <w:pPr>
+        <w:spacing w:after="0" w:line="360" w:lineRule="auto"/>
+        <w:ind w:firstLine="709"/>
+        <w:jc w:val="both"/>
+        <w:rPr>
+          <w:rFonts w:cs="Times New Roman"/>
+          <w:szCs w:val="28"/>
+          <w:lang w:val="en-US"/>
+        </w:rPr>
+      </w:pPr>
+      <w:r>
+        <w:rPr>
+          <w:rFonts w:cs="Times New Roman"/>
+          <w:szCs w:val="28"/>
+          <w:lang w:val="en-US"/>
+        </w:rPr>
+        <w:t xml:space="preserve">        _</w:t>
+      </w:r>
+      <w:proofErr w:type="spellStart"/>
+      <w:r>
+        <w:rPr>
+          <w:rFonts w:cs="Times New Roman"/>
+          <w:szCs w:val="28"/>
+          <w:lang w:val="en-US"/>
+        </w:rPr>
+        <w:t>mediator.Notify</w:t>
+      </w:r>
+      <w:proofErr w:type="spellEnd"/>
+      <w:r>
+        <w:rPr>
+          <w:rFonts w:cs="Times New Roman"/>
+          <w:szCs w:val="28"/>
+          <w:lang w:val="en-US"/>
+        </w:rPr>
+        <w:t>(this, ok ? "</w:t>
+      </w:r>
+      <w:proofErr w:type="spellStart"/>
+      <w:r>
+        <w:rPr>
+          <w:rFonts w:cs="Times New Roman"/>
+          <w:szCs w:val="28"/>
+          <w:lang w:val="en-US"/>
+        </w:rPr>
+        <w:t>PoiAdded</w:t>
+      </w:r>
+      <w:proofErr w:type="spellEnd"/>
+      <w:r>
+        <w:rPr>
+          <w:rFonts w:cs="Times New Roman"/>
+          <w:szCs w:val="28"/>
+          <w:lang w:val="en-US"/>
+        </w:rPr>
+        <w:t>" : "</w:t>
+      </w:r>
+      <w:proofErr w:type="spellStart"/>
+      <w:r>
+        <w:rPr>
+          <w:rFonts w:cs="Times New Roman"/>
+          <w:szCs w:val="28"/>
+          <w:lang w:val="en-US"/>
+        </w:rPr>
+        <w:t>PoiRejected</w:t>
+      </w:r>
+      <w:proofErr w:type="spellEnd"/>
+      <w:r>
+        <w:rPr>
+          <w:rFonts w:cs="Times New Roman"/>
+          <w:szCs w:val="28"/>
+          <w:lang w:val="en-US"/>
+        </w:rPr>
+        <w:t>");</w:t>
+      </w:r>
+    </w:p>
+    <w:p>
+      <w:pPr>
+        <w:spacing w:after="0" w:line="360" w:lineRule="auto"/>
+        <w:ind w:firstLine="709"/>
+        <w:jc w:val="both"/>
+        <w:rPr>
+          <w:rFonts w:cs="Times New Roman"/>
+          <w:szCs w:val="28"/>
+          <w:lang w:val="en-US"/>
+        </w:rPr>
+      </w:pPr>
+      <w:r>
+        <w:rPr>
+          <w:rFonts w:cs="Times New Roman"/>
+          <w:szCs w:val="28"/>
+          <w:lang w:val="en-US"/>
+        </w:rPr>
+        <w:t xml:space="preserve">    }</w:t>
+      </w:r>
+    </w:p>
+    <w:p>
+      <w:pPr>
+        <w:spacing w:after="0" w:line="360" w:lineRule="auto"/>
+        <w:ind w:firstLine="709"/>
+        <w:jc w:val="both"/>
+        <w:rPr>
+          <w:rFonts w:cs="Times New Roman"/>
+          <w:szCs w:val="28"/>
+          <w:lang w:val="en-US"/>
+        </w:rPr>
+      </w:pPr>
+    </w:p>
+    <w:p>
+      <w:pPr>
+        <w:spacing w:after="0" w:line="360" w:lineRule="auto"/>
+        <w:ind w:firstLine="709"/>
+        <w:jc w:val="both"/>
+        <w:rPr>
+          <w:rFonts w:cs="Times New Roman"/>
+          <w:szCs w:val="28"/>
+          <w:lang w:val="en-US"/>
+        </w:rPr>
+      </w:pPr>
+      <w:r>
+        <w:rPr>
+          <w:rFonts w:cs="Times New Roman"/>
+          <w:szCs w:val="28"/>
+          <w:lang w:val="en-US"/>
+        </w:rPr>
+        <w:t xml:space="preserve">    public void </w:t>
+      </w:r>
+      <w:proofErr w:type="spellStart"/>
+      <w:r>
+        <w:rPr>
+          <w:rFonts w:cs="Times New Roman"/>
+          <w:szCs w:val="28"/>
+          <w:lang w:val="en-US"/>
+        </w:rPr>
+        <w:t>RequestRender</w:t>
+      </w:r>
+      <w:proofErr w:type="spellEnd"/>
+      <w:r>
+        <w:rPr>
+          <w:rFonts w:cs="Times New Roman"/>
+          <w:szCs w:val="28"/>
+          <w:lang w:val="en-US"/>
+        </w:rPr>
+        <w:t>()</w:t>
+      </w:r>
+    </w:p>
+    <w:p>
+      <w:pPr>
+        <w:spacing w:after="0" w:line="360" w:lineRule="auto"/>
+        <w:ind w:firstLine="709"/>
+        <w:jc w:val="both"/>
+        <w:rPr>
+          <w:rFonts w:cs="Times New Roman"/>
+          <w:szCs w:val="28"/>
+          <w:lang w:val="en-US"/>
+        </w:rPr>
+      </w:pPr>
+      <w:r>
+        <w:rPr>
+          <w:rFonts w:cs="Times New Roman"/>
+          <w:szCs w:val="28"/>
+          <w:lang w:val="en-US"/>
+        </w:rPr>
+        <w:t xml:space="preserve">    {</w:t>
+      </w:r>
+    </w:p>
+    <w:p>
+      <w:pPr>
+        <w:spacing w:after="0" w:line="360" w:lineRule="auto"/>
+        <w:ind w:firstLine="709"/>
+        <w:jc w:val="both"/>
+        <w:rPr>
+          <w:rFonts w:cs="Times New Roman"/>
+          <w:szCs w:val="28"/>
+          <w:lang w:val="en-US"/>
+        </w:rPr>
+      </w:pPr>
+      <w:r>
+        <w:rPr>
+          <w:rFonts w:cs="Times New Roman"/>
+          <w:szCs w:val="28"/>
+          <w:lang w:val="en-US"/>
+        </w:rPr>
+        <w:t xml:space="preserve">        _mediator?.</w:t>
+      </w:r>
+      <w:proofErr w:type="spellStart"/>
       <w:r>
         <w:rPr>
           <w:rFonts w:cs="Times New Roman"/>
@@ -2397,16 +5476,7 @@
           <w:szCs w:val="28"/>
           <w:lang w:val="en-US"/>
         </w:rPr>
-        <w:t>(</w:t>
-      </w:r>
-      <w:proofErr w:type="gramEnd"/>
-      <w:r>
-        <w:rPr>
-          <w:rFonts w:cs="Times New Roman"/>
-          <w:szCs w:val="28"/>
-          <w:lang w:val="en-US"/>
-        </w:rPr>
-        <w:t>);</w:t>
+        <w:t>();</w:t>
       </w:r>
     </w:p>
     <w:p>
@@ -2426,26 +5496,16 @@
           <w:szCs w:val="28"/>
           <w:lang w:val="en-US"/>
         </w:rPr>
-        <w:t xml:space="preserve">    void </w:t>
-      </w:r>
-      <w:proofErr w:type="gramStart"/>
-      <w:r>
-        <w:rPr>
-          <w:rFonts w:cs="Times New Roman"/>
-          <w:szCs w:val="28"/>
-          <w:lang w:val="en-US"/>
-        </w:rPr>
-        <w:t>Notify(</w:t>
+        <w:t xml:space="preserve">        _</w:t>
       </w:r>
       <w:proofErr w:type="spellStart"/>
-      <w:proofErr w:type="gramEnd"/>
-      <w:r>
-        <w:rPr>
-          <w:rFonts w:cs="Times New Roman"/>
-          <w:szCs w:val="28"/>
-          <w:lang w:val="en-US"/>
-        </w:rPr>
-        <w:t>IMapColleague</w:t>
+      <w:r>
+        <w:rPr>
+          <w:rFonts w:cs="Times New Roman"/>
+          <w:szCs w:val="28"/>
+          <w:lang w:val="en-US"/>
+        </w:rPr>
+        <w:t>mediator?.Notify</w:t>
       </w:r>
       <w:proofErr w:type="spellEnd"/>
       <w:r>
@@ -2454,7 +5514,7 @@
           <w:szCs w:val="28"/>
           <w:lang w:val="en-US"/>
         </w:rPr>
-        <w:t xml:space="preserve"> sender, string </w:t>
+        <w:t>(this, "</w:t>
       </w:r>
       <w:proofErr w:type="spellStart"/>
       <w:r>
@@ -2463,7 +5523,7 @@
           <w:szCs w:val="28"/>
           <w:lang w:val="en-US"/>
         </w:rPr>
-        <w:t>evt</w:t>
+        <w:t>RenderRequested</w:t>
       </w:r>
       <w:proofErr w:type="spellEnd"/>
       <w:r>
@@ -2472,7 +5532,7 @@
           <w:szCs w:val="28"/>
           <w:lang w:val="en-US"/>
         </w:rPr>
-        <w:t>);</w:t>
+        <w:t>");</w:t>
       </w:r>
     </w:p>
     <w:p>
@@ -2483,12 +5543,34 @@
         <w:rPr>
           <w:rFonts w:cs="Times New Roman"/>
           <w:szCs w:val="28"/>
-        </w:rPr>
-      </w:pPr>
-      <w:r>
-        <w:rPr>
-          <w:rFonts w:cs="Times New Roman"/>
-          <w:szCs w:val="28"/>
+          <w:lang w:val="en-US"/>
+        </w:rPr>
+      </w:pPr>
+      <w:r>
+        <w:rPr>
+          <w:rFonts w:cs="Times New Roman"/>
+          <w:szCs w:val="28"/>
+          <w:lang w:val="en-US"/>
+        </w:rPr>
+        <w:t xml:space="preserve">    }</w:t>
+      </w:r>
+    </w:p>
+    <w:p>
+      <w:pPr>
+        <w:spacing w:after="0" w:line="360" w:lineRule="auto"/>
+        <w:ind w:firstLine="709"/>
+        <w:jc w:val="both"/>
+        <w:rPr>
+          <w:rFonts w:cs="Times New Roman"/>
+          <w:szCs w:val="28"/>
+          <w:lang w:val="en-US"/>
+        </w:rPr>
+      </w:pPr>
+      <w:r>
+        <w:rPr>
+          <w:rFonts w:cs="Times New Roman"/>
+          <w:szCs w:val="28"/>
+          <w:lang w:val="en-US"/>
         </w:rPr>
         <w:t>}</w:t>
       </w:r>
@@ -2508,23 +5590,62 @@
           <w:rFonts w:cs="Times New Roman"/>
           <w:szCs w:val="28"/>
         </w:rPr>
-        <w:t>/// &lt;</w:t>
-      </w:r>
+        <w:t>Демонстрация</w:t>
+      </w:r>
+      <w:r>
+        <w:rPr>
+          <w:rFonts w:cs="Times New Roman"/>
+          <w:szCs w:val="28"/>
+        </w:rPr>
+        <w:t xml:space="preserve"> работы паттерна</w:t>
+      </w:r>
+    </w:p>
+    <w:p>
+      <w:pPr>
+        <w:spacing w:after="0" w:line="360" w:lineRule="auto"/>
+        <w:ind w:firstLine="709"/>
+        <w:jc w:val="both"/>
+        <w:rPr>
+          <w:rFonts w:cs="Times New Roman"/>
+          <w:szCs w:val="28"/>
+          <w:lang w:val="en-US"/>
+        </w:rPr>
+      </w:pPr>
       <w:proofErr w:type="spellStart"/>
       <w:r>
         <w:rPr>
           <w:rFonts w:cs="Times New Roman"/>
           <w:szCs w:val="28"/>
-        </w:rPr>
-        <w:t>summary</w:t>
+          <w:lang w:val="en-US"/>
+        </w:rPr>
+        <w:t>MapMediator</w:t>
       </w:r>
       <w:proofErr w:type="spellEnd"/>
       <w:r>
         <w:rPr>
           <w:rFonts w:cs="Times New Roman"/>
           <w:szCs w:val="28"/>
-        </w:rPr>
-        <w:t>&gt;</w:t>
+          <w:lang w:val="en-US"/>
+        </w:rPr>
+        <w:t xml:space="preserve"> mediator = new(new </w:t>
+      </w:r>
+      <w:proofErr w:type="spellStart"/>
+      <w:r>
+        <w:rPr>
+          <w:rFonts w:cs="Times New Roman"/>
+          <w:szCs w:val="28"/>
+          <w:lang w:val="en-US"/>
+        </w:rPr>
+        <w:t>ConsoleRenderer</w:t>
+      </w:r>
+      <w:proofErr w:type="spellEnd"/>
+      <w:r>
+        <w:rPr>
+          <w:rFonts w:cs="Times New Roman"/>
+          <w:szCs w:val="28"/>
+          <w:lang w:val="en-US"/>
+        </w:rPr>
+        <w:t>());</w:t>
       </w:r>
     </w:p>
     <w:p>
@@ -2535,30 +5656,26 @@
         <w:rPr>
           <w:rFonts w:cs="Times New Roman"/>
           <w:szCs w:val="28"/>
-        </w:rPr>
-      </w:pPr>
-      <w:r>
-        <w:rPr>
-          <w:rFonts w:cs="Times New Roman"/>
-          <w:szCs w:val="28"/>
-        </w:rPr>
-        <w:t xml:space="preserve">/// </w:t>
-      </w:r>
+          <w:lang w:val="en-US"/>
+        </w:rPr>
+      </w:pPr>
       <w:proofErr w:type="spellStart"/>
       <w:r>
         <w:rPr>
           <w:rFonts w:cs="Times New Roman"/>
           <w:szCs w:val="28"/>
-        </w:rPr>
-        <w:t>Colleague</w:t>
+          <w:lang w:val="en-US"/>
+        </w:rPr>
+        <w:t>MapPanel</w:t>
       </w:r>
       <w:proofErr w:type="spellEnd"/>
       <w:r>
         <w:rPr>
           <w:rFonts w:cs="Times New Roman"/>
           <w:szCs w:val="28"/>
-        </w:rPr>
-        <w:t xml:space="preserve"> в паттерне Посредник: знает только о посреднике.</w:t>
+          <w:lang w:val="en-US"/>
+        </w:rPr>
+        <w:t xml:space="preserve"> panel = new();</w:t>
       </w:r>
     </w:p>
     <w:p>
@@ -2572,13 +5689,23 @@
           <w:lang w:val="en-US"/>
         </w:rPr>
       </w:pPr>
-      <w:r>
-        <w:rPr>
-          <w:rFonts w:cs="Times New Roman"/>
-          <w:szCs w:val="28"/>
-          <w:lang w:val="en-US"/>
-        </w:rPr>
-        <w:t>/// &lt;/summary&gt;</w:t>
+      <w:proofErr w:type="spellStart"/>
+      <w:r>
+        <w:rPr>
+          <w:rFonts w:cs="Times New Roman"/>
+          <w:szCs w:val="28"/>
+          <w:lang w:val="en-US"/>
+        </w:rPr>
+        <w:t>panel.SetMediator</w:t>
+      </w:r>
+      <w:proofErr w:type="spellEnd"/>
+      <w:r>
+        <w:rPr>
+          <w:rFonts w:cs="Times New Roman"/>
+          <w:szCs w:val="28"/>
+          <w:lang w:val="en-US"/>
+        </w:rPr>
+        <w:t>(mediator);</w:t>
       </w:r>
     </w:p>
     <w:p>
@@ -2592,24 +5719,40 @@
           <w:lang w:val="en-US"/>
         </w:rPr>
       </w:pPr>
-      <w:r>
-        <w:rPr>
-          <w:rFonts w:cs="Times New Roman"/>
-          <w:szCs w:val="28"/>
-          <w:lang w:val="en-US"/>
-        </w:rPr>
-        <w:t xml:space="preserve">public interface </w:t>
+    </w:p>
+    <w:p>
+      <w:pPr>
+        <w:spacing w:after="0" w:line="360" w:lineRule="auto"/>
+        <w:ind w:firstLine="709"/>
+        <w:jc w:val="both"/>
+        <w:rPr>
+          <w:rFonts w:cs="Times New Roman"/>
+          <w:szCs w:val="28"/>
+        </w:rPr>
+      </w:pPr>
+      <w:r>
+        <w:rPr>
+          <w:rFonts w:cs="Times New Roman"/>
+          <w:szCs w:val="28"/>
+        </w:rPr>
+        <w:t xml:space="preserve">// Панель не знает о </w:t>
       </w:r>
       <w:proofErr w:type="spellStart"/>
       <w:r>
         <w:rPr>
           <w:rFonts w:cs="Times New Roman"/>
           <w:szCs w:val="28"/>
-          <w:lang w:val="en-US"/>
-        </w:rPr>
-        <w:t>IMapColleague</w:t>
+        </w:rPr>
+        <w:t>MapService</w:t>
       </w:r>
       <w:proofErr w:type="spellEnd"/>
+      <w:r>
+        <w:rPr>
+          <w:rFonts w:cs="Times New Roman"/>
+          <w:szCs w:val="28"/>
+        </w:rPr>
+        <w:t xml:space="preserve"> / валидаторе / рендерере — только о посреднике.</w:t>
+      </w:r>
     </w:p>
     <w:p>
       <w:pPr>
@@ -2619,17 +5762,23 @@
         <w:rPr>
           <w:rFonts w:cs="Times New Roman"/>
           <w:szCs w:val="28"/>
-          <w:lang w:val="en-US"/>
-        </w:rPr>
-      </w:pPr>
-      <w:r>
-        <w:rPr>
-          <w:rFonts w:cs="Times New Roman"/>
-          <w:szCs w:val="28"/>
-          <w:lang w:val="en-US"/>
-        </w:rPr>
-        <w:lastRenderedPageBreak/>
-        <w:t>{</w:t>
+        </w:rPr>
+      </w:pPr>
+      <w:proofErr w:type="spellStart"/>
+      <w:r>
+        <w:rPr>
+          <w:rFonts w:cs="Times New Roman"/>
+          <w:szCs w:val="28"/>
+        </w:rPr>
+        <w:t>panel.RequestAdd</w:t>
+      </w:r>
+      <w:proofErr w:type="spellEnd"/>
+      <w:r>
+        <w:rPr>
+          <w:rFonts w:cs="Times New Roman"/>
+          <w:szCs w:val="28"/>
+        </w:rPr>
+        <w:t>("Центральный парк", 55.7601, 37.6184, "Парк", 4.7);</w:t>
       </w:r>
     </w:p>
     <w:p>
@@ -2640,3682 +5789,73 @@
         <w:rPr>
           <w:rFonts w:cs="Times New Roman"/>
           <w:szCs w:val="28"/>
-          <w:lang w:val="en-US"/>
-        </w:rPr>
-      </w:pPr>
-      <w:r>
-        <w:rPr>
-          <w:rFonts w:cs="Times New Roman"/>
-          <w:szCs w:val="28"/>
-          <w:lang w:val="en-US"/>
-        </w:rPr>
-        <w:t xml:space="preserve">    void </w:t>
-      </w:r>
+        </w:rPr>
+      </w:pPr>
       <w:proofErr w:type="spellStart"/>
-      <w:proofErr w:type="gramStart"/>
-      <w:r>
-        <w:rPr>
-          <w:rFonts w:cs="Times New Roman"/>
-          <w:szCs w:val="28"/>
-          <w:lang w:val="en-US"/>
-        </w:rPr>
-        <w:t>SetMediator</w:t>
+      <w:r>
+        <w:rPr>
+          <w:rFonts w:cs="Times New Roman"/>
+          <w:szCs w:val="28"/>
+        </w:rPr>
+        <w:t>panel.RequestAdd</w:t>
       </w:r>
       <w:proofErr w:type="spellEnd"/>
       <w:r>
         <w:rPr>
           <w:rFonts w:cs="Times New Roman"/>
           <w:szCs w:val="28"/>
-          <w:lang w:val="en-US"/>
-        </w:rPr>
-        <w:t>(</w:t>
-      </w:r>
+        </w:rPr>
+        <w:t>("Музей истории", 55.7580, 37.6150, "Музей", 4.9);</w:t>
+      </w:r>
+    </w:p>
+    <w:p>
+      <w:pPr>
+        <w:spacing w:after="0" w:line="360" w:lineRule="auto"/>
+        <w:ind w:firstLine="709"/>
+        <w:jc w:val="both"/>
+        <w:rPr>
+          <w:rFonts w:cs="Times New Roman"/>
+          <w:szCs w:val="28"/>
+        </w:rPr>
+      </w:pPr>
+    </w:p>
+    <w:p>
+      <w:pPr>
+        <w:spacing w:after="0" w:line="360" w:lineRule="auto"/>
+        <w:ind w:firstLine="709"/>
+        <w:jc w:val="both"/>
+        <w:rPr>
+          <w:rFonts w:cs="Times New Roman"/>
+          <w:szCs w:val="28"/>
+        </w:rPr>
+      </w:pPr>
+      <w:r>
+        <w:rPr>
+          <w:rFonts w:cs="Times New Roman"/>
+          <w:szCs w:val="28"/>
+        </w:rPr>
+        <w:t>// Некорректный ввод — отклонён цепочкой валидаторов (Lab8) через посредника.</w:t>
+      </w:r>
+    </w:p>
+    <w:p>
+      <w:pPr>
+        <w:spacing w:after="0" w:line="360" w:lineRule="auto"/>
+        <w:ind w:firstLine="709"/>
+        <w:jc w:val="both"/>
+        <w:rPr>
+          <w:rFonts w:cs="Times New Roman"/>
+          <w:szCs w:val="28"/>
+        </w:rPr>
+      </w:pPr>
       <w:proofErr w:type="spellStart"/>
-      <w:proofErr w:type="gramEnd"/>
-      <w:r>
-        <w:rPr>
-          <w:rFonts w:cs="Times New Roman"/>
-          <w:szCs w:val="28"/>
-          <w:lang w:val="en-US"/>
-        </w:rPr>
-        <w:t>IMapMediator</w:t>
+      <w:r>
+        <w:rPr>
+          <w:rFonts w:cs="Times New Roman"/>
+          <w:szCs w:val="28"/>
+        </w:rPr>
+        <w:t>panel.RequestAdd</w:t>
       </w:r>
       <w:proofErr w:type="spellEnd"/>
-      <w:r>
-        <w:rPr>
-          <w:rFonts w:cs="Times New Roman"/>
-          <w:szCs w:val="28"/>
-          <w:lang w:val="en-US"/>
-        </w:rPr>
-        <w:t xml:space="preserve"> mediator);</w:t>
-      </w:r>
-    </w:p>
-    <w:p>
-      <w:pPr>
-        <w:spacing w:after="0" w:line="360" w:lineRule="auto"/>
-        <w:ind w:firstLine="709"/>
-        <w:jc w:val="both"/>
-        <w:rPr>
-          <w:rFonts w:cs="Times New Roman"/>
-          <w:szCs w:val="28"/>
-          <w:lang w:val="en-US"/>
-        </w:rPr>
-      </w:pPr>
-      <w:r>
-        <w:rPr>
-          <w:rFonts w:cs="Times New Roman"/>
-          <w:szCs w:val="28"/>
-          <w:lang w:val="en-US"/>
-        </w:rPr>
-        <w:t>}</w:t>
-      </w:r>
-    </w:p>
-    <w:p>
-      <w:pPr>
-        <w:spacing w:after="0" w:line="360" w:lineRule="auto"/>
-        <w:ind w:firstLine="709"/>
-        <w:jc w:val="both"/>
-        <w:rPr>
-          <w:rFonts w:cs="Times New Roman"/>
-          <w:szCs w:val="28"/>
-          <w:lang w:val="en-US"/>
-        </w:rPr>
-      </w:pPr>
-      <w:r>
-        <w:rPr>
-          <w:rFonts w:cs="Times New Roman"/>
-          <w:szCs w:val="28"/>
-          <w:lang w:val="en-US"/>
-        </w:rPr>
-        <w:t>/// &lt;summary&gt;</w:t>
-      </w:r>
-    </w:p>
-    <w:p>
-      <w:pPr>
-        <w:spacing w:after="0" w:line="360" w:lineRule="auto"/>
-        <w:ind w:firstLine="709"/>
-        <w:jc w:val="both"/>
-        <w:rPr>
-          <w:rFonts w:cs="Times New Roman"/>
-          <w:szCs w:val="28"/>
-          <w:lang w:val="en-US"/>
-        </w:rPr>
-      </w:pPr>
-      <w:r>
-        <w:rPr>
-          <w:rFonts w:cs="Times New Roman"/>
-          <w:szCs w:val="28"/>
-          <w:lang w:val="en-US"/>
-        </w:rPr>
-        <w:t xml:space="preserve">/// </w:t>
-      </w:r>
-      <w:proofErr w:type="spellStart"/>
-      <w:r>
-        <w:rPr>
-          <w:rFonts w:cs="Times New Roman"/>
-          <w:szCs w:val="28"/>
-          <w:lang w:val="en-US"/>
-        </w:rPr>
-        <w:t>ConcreteMediator</w:t>
-      </w:r>
-      <w:proofErr w:type="spellEnd"/>
-      <w:r>
-        <w:rPr>
-          <w:rFonts w:cs="Times New Roman"/>
-          <w:szCs w:val="28"/>
-          <w:lang w:val="en-US"/>
-        </w:rPr>
-        <w:t xml:space="preserve">: </w:t>
-      </w:r>
-      <w:r>
-        <w:rPr>
-          <w:rFonts w:cs="Times New Roman"/>
-          <w:szCs w:val="28"/>
-        </w:rPr>
-        <w:t>централизует</w:t>
-      </w:r>
-      <w:r>
-        <w:rPr>
-          <w:rFonts w:cs="Times New Roman"/>
-          <w:szCs w:val="28"/>
-          <w:lang w:val="en-US"/>
-        </w:rPr>
-        <w:t xml:space="preserve"> </w:t>
-      </w:r>
-      <w:r>
-        <w:rPr>
-          <w:rFonts w:cs="Times New Roman"/>
-          <w:szCs w:val="28"/>
-        </w:rPr>
-        <w:t>взаимодействие</w:t>
-      </w:r>
-      <w:r>
-        <w:rPr>
-          <w:rFonts w:cs="Times New Roman"/>
-          <w:szCs w:val="28"/>
-          <w:lang w:val="en-US"/>
-        </w:rPr>
-        <w:t xml:space="preserve"> </w:t>
-      </w:r>
-      <w:r>
-        <w:rPr>
-          <w:rFonts w:cs="Times New Roman"/>
-          <w:szCs w:val="28"/>
-        </w:rPr>
-        <w:t>между</w:t>
-      </w:r>
-    </w:p>
-    <w:p>
-      <w:pPr>
-        <w:spacing w:after="0" w:line="360" w:lineRule="auto"/>
-        <w:ind w:firstLine="709"/>
-        <w:jc w:val="both"/>
-        <w:rPr>
-          <w:rFonts w:cs="Times New Roman"/>
-          <w:szCs w:val="28"/>
-          <w:lang w:val="en-US"/>
-        </w:rPr>
-      </w:pPr>
-      <w:r>
-        <w:rPr>
-          <w:rFonts w:cs="Times New Roman"/>
-          <w:szCs w:val="28"/>
-          <w:lang w:val="en-US"/>
-        </w:rPr>
-        <w:t xml:space="preserve">/// </w:t>
-      </w:r>
-      <w:r>
-        <w:rPr>
-          <w:rFonts w:cs="Times New Roman"/>
-          <w:szCs w:val="28"/>
-        </w:rPr>
-        <w:t>реестром</w:t>
-      </w:r>
-      <w:r>
-        <w:rPr>
-          <w:rFonts w:cs="Times New Roman"/>
-          <w:szCs w:val="28"/>
-          <w:lang w:val="en-US"/>
-        </w:rPr>
-        <w:t xml:space="preserve"> (</w:t>
-      </w:r>
-      <w:proofErr w:type="spellStart"/>
-      <w:r>
-        <w:rPr>
-          <w:rFonts w:cs="Times New Roman"/>
-          <w:szCs w:val="28"/>
-          <w:lang w:val="en-US"/>
-        </w:rPr>
-        <w:t>MapService</w:t>
-      </w:r>
-      <w:proofErr w:type="spellEnd"/>
-      <w:r>
-        <w:rPr>
-          <w:rFonts w:cs="Times New Roman"/>
-          <w:szCs w:val="28"/>
-          <w:lang w:val="en-US"/>
-        </w:rPr>
-        <w:t xml:space="preserve">), </w:t>
-      </w:r>
-      <w:r>
-        <w:rPr>
-          <w:rFonts w:cs="Times New Roman"/>
-          <w:szCs w:val="28"/>
-        </w:rPr>
-        <w:t>валидатором</w:t>
-      </w:r>
-      <w:r>
-        <w:rPr>
-          <w:rFonts w:cs="Times New Roman"/>
-          <w:szCs w:val="28"/>
-          <w:lang w:val="en-US"/>
-        </w:rPr>
-        <w:t xml:space="preserve"> (</w:t>
-      </w:r>
-      <w:proofErr w:type="spellStart"/>
-      <w:r>
-        <w:rPr>
-          <w:rFonts w:cs="Times New Roman"/>
-          <w:szCs w:val="28"/>
-          <w:lang w:val="en-US"/>
-        </w:rPr>
-        <w:t>PoiValidationPipeline</w:t>
-      </w:r>
-      <w:proofErr w:type="spellEnd"/>
-      <w:r>
-        <w:rPr>
-          <w:rFonts w:cs="Times New Roman"/>
-          <w:szCs w:val="28"/>
-          <w:lang w:val="en-US"/>
-        </w:rPr>
-        <w:t>)</w:t>
-      </w:r>
-    </w:p>
-    <w:p>
-      <w:pPr>
-        <w:spacing w:after="0" w:line="360" w:lineRule="auto"/>
-        <w:ind w:firstLine="709"/>
-        <w:jc w:val="both"/>
-        <w:rPr>
-          <w:rFonts w:cs="Times New Roman"/>
-          <w:szCs w:val="28"/>
-          <w:lang w:val="en-US"/>
-        </w:rPr>
-      </w:pPr>
-      <w:r>
-        <w:rPr>
-          <w:rFonts w:cs="Times New Roman"/>
-          <w:szCs w:val="28"/>
-          <w:lang w:val="en-US"/>
-        </w:rPr>
-        <w:t xml:space="preserve">/// </w:t>
-      </w:r>
-      <w:r>
-        <w:rPr>
-          <w:rFonts w:cs="Times New Roman"/>
-          <w:szCs w:val="28"/>
-        </w:rPr>
-        <w:t>и</w:t>
-      </w:r>
-      <w:r>
-        <w:rPr>
-          <w:rFonts w:cs="Times New Roman"/>
-          <w:szCs w:val="28"/>
-          <w:lang w:val="en-US"/>
-        </w:rPr>
-        <w:t xml:space="preserve"> </w:t>
-      </w:r>
-      <w:r>
-        <w:rPr>
-          <w:rFonts w:cs="Times New Roman"/>
-          <w:szCs w:val="28"/>
-        </w:rPr>
-        <w:t>рендерером</w:t>
-      </w:r>
-      <w:r>
-        <w:rPr>
-          <w:rFonts w:cs="Times New Roman"/>
-          <w:szCs w:val="28"/>
-          <w:lang w:val="en-US"/>
-        </w:rPr>
-        <w:t xml:space="preserve"> (</w:t>
-      </w:r>
-      <w:proofErr w:type="spellStart"/>
-      <w:r>
-        <w:rPr>
-          <w:rFonts w:cs="Times New Roman"/>
-          <w:szCs w:val="28"/>
-          <w:lang w:val="en-US"/>
-        </w:rPr>
-        <w:t>IMapRenderer</w:t>
-      </w:r>
-      <w:proofErr w:type="spellEnd"/>
-      <w:r>
-        <w:rPr>
-          <w:rFonts w:cs="Times New Roman"/>
-          <w:szCs w:val="28"/>
-          <w:lang w:val="en-US"/>
-        </w:rPr>
-        <w:t>).</w:t>
-      </w:r>
-    </w:p>
-    <w:p>
-      <w:pPr>
-        <w:spacing w:after="0" w:line="360" w:lineRule="auto"/>
-        <w:ind w:firstLine="709"/>
-        <w:jc w:val="both"/>
-        <w:rPr>
-          <w:rFonts w:cs="Times New Roman"/>
-          <w:szCs w:val="28"/>
-          <w:lang w:val="en-US"/>
-        </w:rPr>
-      </w:pPr>
-      <w:r>
-        <w:rPr>
-          <w:rFonts w:cs="Times New Roman"/>
-          <w:szCs w:val="28"/>
-          <w:lang w:val="en-US"/>
-        </w:rPr>
-        <w:t>/// &lt;/summary&gt;</w:t>
-      </w:r>
-    </w:p>
-    <w:p>
-      <w:pPr>
-        <w:spacing w:after="0" w:line="360" w:lineRule="auto"/>
-        <w:ind w:firstLine="709"/>
-        <w:jc w:val="both"/>
-        <w:rPr>
-          <w:rFonts w:cs="Times New Roman"/>
-          <w:szCs w:val="28"/>
-          <w:lang w:val="en-US"/>
-        </w:rPr>
-      </w:pPr>
-      <w:r>
-        <w:rPr>
-          <w:rFonts w:cs="Times New Roman"/>
-          <w:szCs w:val="28"/>
-          <w:lang w:val="en-US"/>
-        </w:rPr>
-        <w:t xml:space="preserve">public sealed class </w:t>
-      </w:r>
-      <w:proofErr w:type="spellStart"/>
-      <w:proofErr w:type="gramStart"/>
-      <w:r>
-        <w:rPr>
-          <w:rFonts w:cs="Times New Roman"/>
-          <w:szCs w:val="28"/>
-          <w:lang w:val="en-US"/>
-        </w:rPr>
-        <w:t>MapMediator</w:t>
-      </w:r>
-      <w:proofErr w:type="spellEnd"/>
-      <w:r>
-        <w:rPr>
-          <w:rFonts w:cs="Times New Roman"/>
-          <w:szCs w:val="28"/>
-          <w:lang w:val="en-US"/>
-        </w:rPr>
-        <w:t xml:space="preserve"> :</w:t>
-      </w:r>
-      <w:proofErr w:type="gramEnd"/>
-      <w:r>
-        <w:rPr>
-          <w:rFonts w:cs="Times New Roman"/>
-          <w:szCs w:val="28"/>
-          <w:lang w:val="en-US"/>
-        </w:rPr>
-        <w:t xml:space="preserve"> </w:t>
-      </w:r>
-      <w:proofErr w:type="spellStart"/>
-      <w:r>
-        <w:rPr>
-          <w:rFonts w:cs="Times New Roman"/>
-          <w:szCs w:val="28"/>
-          <w:lang w:val="en-US"/>
-        </w:rPr>
-        <w:t>IMapMediator</w:t>
-      </w:r>
-      <w:proofErr w:type="spellEnd"/>
-    </w:p>
-    <w:p>
-      <w:pPr>
-        <w:spacing w:after="0" w:line="360" w:lineRule="auto"/>
-        <w:ind w:firstLine="709"/>
-        <w:jc w:val="both"/>
-        <w:rPr>
-          <w:rFonts w:cs="Times New Roman"/>
-          <w:szCs w:val="28"/>
-          <w:lang w:val="en-US"/>
-        </w:rPr>
-      </w:pPr>
-      <w:r>
-        <w:rPr>
-          <w:rFonts w:cs="Times New Roman"/>
-          <w:szCs w:val="28"/>
-          <w:lang w:val="en-US"/>
-        </w:rPr>
-        <w:t>{</w:t>
-      </w:r>
-    </w:p>
-    <w:p>
-      <w:pPr>
-        <w:spacing w:after="0" w:line="360" w:lineRule="auto"/>
-        <w:ind w:firstLine="709"/>
-        <w:jc w:val="both"/>
-        <w:rPr>
-          <w:rFonts w:cs="Times New Roman"/>
-          <w:szCs w:val="28"/>
-          <w:lang w:val="en-US"/>
-        </w:rPr>
-      </w:pPr>
-      <w:r>
-        <w:rPr>
-          <w:rFonts w:cs="Times New Roman"/>
-          <w:szCs w:val="28"/>
-          <w:lang w:val="en-US"/>
-        </w:rPr>
-        <w:t xml:space="preserve">    private </w:t>
-      </w:r>
-      <w:proofErr w:type="spellStart"/>
-      <w:r>
-        <w:rPr>
-          <w:rFonts w:cs="Times New Roman"/>
-          <w:szCs w:val="28"/>
-          <w:lang w:val="en-US"/>
-        </w:rPr>
-        <w:t>readonly</w:t>
-      </w:r>
-      <w:proofErr w:type="spellEnd"/>
-      <w:r>
-        <w:rPr>
-          <w:rFonts w:cs="Times New Roman"/>
-          <w:szCs w:val="28"/>
-          <w:lang w:val="en-US"/>
-        </w:rPr>
-        <w:t xml:space="preserve"> </w:t>
-      </w:r>
-      <w:proofErr w:type="spellStart"/>
-      <w:r>
-        <w:rPr>
-          <w:rFonts w:cs="Times New Roman"/>
-          <w:szCs w:val="28"/>
-          <w:lang w:val="en-US"/>
-        </w:rPr>
-        <w:t>MapService</w:t>
-      </w:r>
-      <w:proofErr w:type="spellEnd"/>
-      <w:r>
-        <w:rPr>
-          <w:rFonts w:cs="Times New Roman"/>
-          <w:szCs w:val="28"/>
-          <w:lang w:val="en-US"/>
-        </w:rPr>
-        <w:t xml:space="preserve"> _service;</w:t>
-      </w:r>
-    </w:p>
-    <w:p>
-      <w:pPr>
-        <w:spacing w:after="0" w:line="360" w:lineRule="auto"/>
-        <w:ind w:firstLine="709"/>
-        <w:jc w:val="both"/>
-        <w:rPr>
-          <w:rFonts w:cs="Times New Roman"/>
-          <w:szCs w:val="28"/>
-          <w:lang w:val="en-US"/>
-        </w:rPr>
-      </w:pPr>
-      <w:r>
-        <w:rPr>
-          <w:rFonts w:cs="Times New Roman"/>
-          <w:szCs w:val="28"/>
-          <w:lang w:val="en-US"/>
-        </w:rPr>
-        <w:t xml:space="preserve">    private </w:t>
-      </w:r>
-      <w:proofErr w:type="spellStart"/>
-      <w:r>
-        <w:rPr>
-          <w:rFonts w:cs="Times New Roman"/>
-          <w:szCs w:val="28"/>
-          <w:lang w:val="en-US"/>
-        </w:rPr>
-        <w:t>readonly</w:t>
-      </w:r>
-      <w:proofErr w:type="spellEnd"/>
-      <w:r>
-        <w:rPr>
-          <w:rFonts w:cs="Times New Roman"/>
-          <w:szCs w:val="28"/>
-          <w:lang w:val="en-US"/>
-        </w:rPr>
-        <w:t xml:space="preserve"> </w:t>
-      </w:r>
-      <w:proofErr w:type="spellStart"/>
-      <w:r>
-        <w:rPr>
-          <w:rFonts w:cs="Times New Roman"/>
-          <w:szCs w:val="28"/>
-          <w:lang w:val="en-US"/>
-        </w:rPr>
-        <w:t>PoiValidationPipeline</w:t>
-      </w:r>
-      <w:proofErr w:type="spellEnd"/>
-      <w:r>
-        <w:rPr>
-          <w:rFonts w:cs="Times New Roman"/>
-          <w:szCs w:val="28"/>
-          <w:lang w:val="en-US"/>
-        </w:rPr>
-        <w:t xml:space="preserve"> _pipeline;</w:t>
-      </w:r>
-    </w:p>
-    <w:p>
-      <w:pPr>
-        <w:spacing w:after="0" w:line="360" w:lineRule="auto"/>
-        <w:ind w:firstLine="709"/>
-        <w:jc w:val="both"/>
-        <w:rPr>
-          <w:rFonts w:cs="Times New Roman"/>
-          <w:szCs w:val="28"/>
-          <w:lang w:val="en-US"/>
-        </w:rPr>
-      </w:pPr>
-      <w:r>
-        <w:rPr>
-          <w:rFonts w:cs="Times New Roman"/>
-          <w:szCs w:val="28"/>
-          <w:lang w:val="en-US"/>
-        </w:rPr>
-        <w:t xml:space="preserve">    private </w:t>
-      </w:r>
-      <w:proofErr w:type="spellStart"/>
-      <w:r>
-        <w:rPr>
-          <w:rFonts w:cs="Times New Roman"/>
-          <w:szCs w:val="28"/>
-          <w:lang w:val="en-US"/>
-        </w:rPr>
-        <w:t>readonly</w:t>
-      </w:r>
-      <w:proofErr w:type="spellEnd"/>
-      <w:r>
-        <w:rPr>
-          <w:rFonts w:cs="Times New Roman"/>
-          <w:szCs w:val="28"/>
-          <w:lang w:val="en-US"/>
-        </w:rPr>
-        <w:t xml:space="preserve"> </w:t>
-      </w:r>
-      <w:proofErr w:type="spellStart"/>
-      <w:r>
-        <w:rPr>
-          <w:rFonts w:cs="Times New Roman"/>
-          <w:szCs w:val="28"/>
-          <w:lang w:val="en-US"/>
-        </w:rPr>
-        <w:t>IMapRenderer</w:t>
-      </w:r>
-      <w:proofErr w:type="spellEnd"/>
-      <w:r>
-        <w:rPr>
-          <w:rFonts w:cs="Times New Roman"/>
-          <w:szCs w:val="28"/>
-          <w:lang w:val="en-US"/>
-        </w:rPr>
-        <w:t xml:space="preserve"> _renderer;</w:t>
-      </w:r>
-    </w:p>
-    <w:p>
-      <w:pPr>
-        <w:spacing w:after="0" w:line="360" w:lineRule="auto"/>
-        <w:ind w:firstLine="709"/>
-        <w:jc w:val="both"/>
-        <w:rPr>
-          <w:rFonts w:cs="Times New Roman"/>
-          <w:szCs w:val="28"/>
-          <w:lang w:val="en-US"/>
-        </w:rPr>
-      </w:pPr>
-    </w:p>
-    <w:p>
-      <w:pPr>
-        <w:spacing w:after="0" w:line="360" w:lineRule="auto"/>
-        <w:ind w:firstLine="709"/>
-        <w:jc w:val="both"/>
-        <w:rPr>
-          <w:rFonts w:cs="Times New Roman"/>
-          <w:szCs w:val="28"/>
-          <w:lang w:val="en-US"/>
-        </w:rPr>
-      </w:pPr>
-      <w:r>
-        <w:rPr>
-          <w:rFonts w:cs="Times New Roman"/>
-          <w:szCs w:val="28"/>
-          <w:lang w:val="en-US"/>
-        </w:rPr>
-        <w:t xml:space="preserve">    public </w:t>
-      </w:r>
-      <w:proofErr w:type="spellStart"/>
-      <w:proofErr w:type="gramStart"/>
-      <w:r>
-        <w:rPr>
-          <w:rFonts w:cs="Times New Roman"/>
-          <w:szCs w:val="28"/>
-          <w:lang w:val="en-US"/>
-        </w:rPr>
-        <w:t>MapMediator</w:t>
-      </w:r>
-      <w:proofErr w:type="spellEnd"/>
-      <w:r>
-        <w:rPr>
-          <w:rFonts w:cs="Times New Roman"/>
-          <w:szCs w:val="28"/>
-          <w:lang w:val="en-US"/>
-        </w:rPr>
-        <w:t>(</w:t>
-      </w:r>
-      <w:proofErr w:type="spellStart"/>
-      <w:proofErr w:type="gramEnd"/>
-      <w:r>
-        <w:rPr>
-          <w:rFonts w:cs="Times New Roman"/>
-          <w:szCs w:val="28"/>
-          <w:lang w:val="en-US"/>
-        </w:rPr>
-        <w:t>IMapRenderer</w:t>
-      </w:r>
-      <w:proofErr w:type="spellEnd"/>
-      <w:r>
-        <w:rPr>
-          <w:rFonts w:cs="Times New Roman"/>
-          <w:szCs w:val="28"/>
-          <w:lang w:val="en-US"/>
-        </w:rPr>
-        <w:t xml:space="preserve"> renderer)</w:t>
-      </w:r>
-    </w:p>
-    <w:p>
-      <w:pPr>
-        <w:spacing w:after="0" w:line="360" w:lineRule="auto"/>
-        <w:ind w:firstLine="709"/>
-        <w:jc w:val="both"/>
-        <w:rPr>
-          <w:rFonts w:cs="Times New Roman"/>
-          <w:szCs w:val="28"/>
-          <w:lang w:val="en-US"/>
-        </w:rPr>
-      </w:pPr>
-      <w:r>
-        <w:rPr>
-          <w:rFonts w:cs="Times New Roman"/>
-          <w:szCs w:val="28"/>
-          <w:lang w:val="en-US"/>
-        </w:rPr>
-        <w:t xml:space="preserve">    {</w:t>
-      </w:r>
-    </w:p>
-    <w:p>
-      <w:pPr>
-        <w:spacing w:after="0" w:line="360" w:lineRule="auto"/>
-        <w:ind w:firstLine="709"/>
-        <w:jc w:val="both"/>
-        <w:rPr>
-          <w:rFonts w:cs="Times New Roman"/>
-          <w:szCs w:val="28"/>
-          <w:lang w:val="en-US"/>
-        </w:rPr>
-      </w:pPr>
-      <w:r>
-        <w:rPr>
-          <w:rFonts w:cs="Times New Roman"/>
-          <w:szCs w:val="28"/>
-          <w:lang w:val="en-US"/>
-        </w:rPr>
-        <w:t xml:space="preserve">        _service = </w:t>
-      </w:r>
-      <w:proofErr w:type="spellStart"/>
-      <w:r>
-        <w:rPr>
-          <w:rFonts w:cs="Times New Roman"/>
-          <w:szCs w:val="28"/>
-          <w:lang w:val="en-US"/>
-        </w:rPr>
-        <w:t>MapService.Instance</w:t>
-      </w:r>
-      <w:proofErr w:type="spellEnd"/>
-      <w:r>
-        <w:rPr>
-          <w:rFonts w:cs="Times New Roman"/>
-          <w:szCs w:val="28"/>
-          <w:lang w:val="en-US"/>
-        </w:rPr>
-        <w:t>;</w:t>
-      </w:r>
-    </w:p>
-    <w:p>
-      <w:pPr>
-        <w:spacing w:after="0" w:line="360" w:lineRule="auto"/>
-        <w:ind w:firstLine="709"/>
-        <w:jc w:val="both"/>
-        <w:rPr>
-          <w:rFonts w:cs="Times New Roman"/>
-          <w:szCs w:val="28"/>
-          <w:lang w:val="en-US"/>
-        </w:rPr>
-      </w:pPr>
-      <w:r>
-        <w:rPr>
-          <w:rFonts w:cs="Times New Roman"/>
-          <w:szCs w:val="28"/>
-          <w:lang w:val="en-US"/>
-        </w:rPr>
-        <w:t xml:space="preserve">        _pipeline = new </w:t>
-      </w:r>
-      <w:proofErr w:type="spellStart"/>
-      <w:proofErr w:type="gramStart"/>
-      <w:r>
-        <w:rPr>
-          <w:rFonts w:cs="Times New Roman"/>
-          <w:szCs w:val="28"/>
-          <w:lang w:val="en-US"/>
-        </w:rPr>
-        <w:t>PoiValidationPipeline</w:t>
-      </w:r>
-      <w:proofErr w:type="spellEnd"/>
-      <w:r>
-        <w:rPr>
-          <w:rFonts w:cs="Times New Roman"/>
-          <w:szCs w:val="28"/>
-          <w:lang w:val="en-US"/>
-        </w:rPr>
-        <w:t>(</w:t>
-      </w:r>
-      <w:proofErr w:type="gramEnd"/>
-      <w:r>
-        <w:rPr>
-          <w:rFonts w:cs="Times New Roman"/>
-          <w:szCs w:val="28"/>
-          <w:lang w:val="en-US"/>
-        </w:rPr>
-        <w:t>);</w:t>
-      </w:r>
-    </w:p>
-    <w:p>
-      <w:pPr>
-        <w:spacing w:after="0" w:line="360" w:lineRule="auto"/>
-        <w:ind w:firstLine="709"/>
-        <w:jc w:val="both"/>
-        <w:rPr>
-          <w:rFonts w:cs="Times New Roman"/>
-          <w:szCs w:val="28"/>
-          <w:lang w:val="en-US"/>
-        </w:rPr>
-      </w:pPr>
-      <w:r>
-        <w:rPr>
-          <w:rFonts w:cs="Times New Roman"/>
-          <w:szCs w:val="28"/>
-          <w:lang w:val="en-US"/>
-        </w:rPr>
-        <w:t xml:space="preserve">        _renderer = renderer;</w:t>
-      </w:r>
-    </w:p>
-    <w:p>
-      <w:pPr>
-        <w:spacing w:after="0" w:line="360" w:lineRule="auto"/>
-        <w:ind w:firstLine="709"/>
-        <w:jc w:val="both"/>
-        <w:rPr>
-          <w:rFonts w:cs="Times New Roman"/>
-          <w:szCs w:val="28"/>
-          <w:lang w:val="en-US"/>
-        </w:rPr>
-      </w:pPr>
-      <w:r>
-        <w:rPr>
-          <w:rFonts w:cs="Times New Roman"/>
-          <w:szCs w:val="28"/>
-          <w:lang w:val="en-US"/>
-        </w:rPr>
-        <w:t xml:space="preserve">    }</w:t>
-      </w:r>
-    </w:p>
-    <w:p>
-      <w:pPr>
-        <w:spacing w:after="0" w:line="360" w:lineRule="auto"/>
-        <w:ind w:firstLine="709"/>
-        <w:jc w:val="both"/>
-        <w:rPr>
-          <w:rFonts w:cs="Times New Roman"/>
-          <w:szCs w:val="28"/>
-          <w:lang w:val="en-US"/>
-        </w:rPr>
-      </w:pPr>
-    </w:p>
-    <w:p>
-      <w:pPr>
-        <w:spacing w:after="0" w:line="360" w:lineRule="auto"/>
-        <w:ind w:firstLine="709"/>
-        <w:jc w:val="both"/>
-        <w:rPr>
-          <w:rFonts w:cs="Times New Roman"/>
-          <w:szCs w:val="28"/>
-          <w:lang w:val="en-US"/>
-        </w:rPr>
-      </w:pPr>
-      <w:r>
-        <w:rPr>
-          <w:rFonts w:cs="Times New Roman"/>
-          <w:szCs w:val="28"/>
-          <w:lang w:val="en-US"/>
-        </w:rPr>
-        <w:t xml:space="preserve">    public bool </w:t>
-      </w:r>
-      <w:proofErr w:type="gramStart"/>
-      <w:r>
-        <w:rPr>
-          <w:rFonts w:cs="Times New Roman"/>
-          <w:szCs w:val="28"/>
-          <w:lang w:val="en-US"/>
-        </w:rPr>
-        <w:t>AddPoi(</w:t>
-      </w:r>
-      <w:proofErr w:type="gramEnd"/>
-      <w:r>
-        <w:rPr>
-          <w:rFonts w:cs="Times New Roman"/>
-          <w:szCs w:val="28"/>
-          <w:lang w:val="en-US"/>
-        </w:rPr>
-        <w:t>string name, double latitude, double longitude, string category, double rating)</w:t>
-      </w:r>
-    </w:p>
-    <w:p>
-      <w:pPr>
-        <w:spacing w:after="0" w:line="360" w:lineRule="auto"/>
-        <w:ind w:firstLine="709"/>
-        <w:jc w:val="both"/>
-        <w:rPr>
-          <w:rFonts w:cs="Times New Roman"/>
-          <w:szCs w:val="28"/>
-          <w:lang w:val="en-US"/>
-        </w:rPr>
-      </w:pPr>
-      <w:r>
-        <w:rPr>
-          <w:rFonts w:cs="Times New Roman"/>
-          <w:szCs w:val="28"/>
-          <w:lang w:val="en-US"/>
-        </w:rPr>
-        <w:t xml:space="preserve">    {</w:t>
-      </w:r>
-    </w:p>
-    <w:p>
-      <w:pPr>
-        <w:spacing w:after="0" w:line="360" w:lineRule="auto"/>
-        <w:ind w:firstLine="709"/>
-        <w:jc w:val="both"/>
-        <w:rPr>
-          <w:rFonts w:cs="Times New Roman"/>
-          <w:szCs w:val="28"/>
-          <w:lang w:val="en-US"/>
-        </w:rPr>
-      </w:pPr>
-      <w:r>
-        <w:rPr>
-          <w:rFonts w:cs="Times New Roman"/>
-          <w:szCs w:val="28"/>
-          <w:lang w:val="en-US"/>
-        </w:rPr>
-        <w:t xml:space="preserve">        </w:t>
-      </w:r>
-      <w:proofErr w:type="spellStart"/>
-      <w:r>
-        <w:rPr>
-          <w:rFonts w:cs="Times New Roman"/>
-          <w:szCs w:val="28"/>
-          <w:lang w:val="en-US"/>
-        </w:rPr>
-        <w:t>PointOfInterest</w:t>
-      </w:r>
-      <w:proofErr w:type="spellEnd"/>
-      <w:r>
-        <w:rPr>
-          <w:rFonts w:cs="Times New Roman"/>
-          <w:szCs w:val="28"/>
-          <w:lang w:val="en-US"/>
-        </w:rPr>
-        <w:t xml:space="preserve"> poi = </w:t>
-      </w:r>
-      <w:proofErr w:type="gramStart"/>
-      <w:r>
-        <w:rPr>
-          <w:rFonts w:cs="Times New Roman"/>
-          <w:szCs w:val="28"/>
-          <w:lang w:val="en-US"/>
-        </w:rPr>
-        <w:t>new(</w:t>
-      </w:r>
-      <w:proofErr w:type="gramEnd"/>
-      <w:r>
-        <w:rPr>
-          <w:rFonts w:cs="Times New Roman"/>
-          <w:szCs w:val="28"/>
-          <w:lang w:val="en-US"/>
-        </w:rPr>
-        <w:t>)</w:t>
-      </w:r>
-    </w:p>
-    <w:p>
-      <w:pPr>
-        <w:spacing w:after="0" w:line="360" w:lineRule="auto"/>
-        <w:ind w:firstLine="709"/>
-        <w:jc w:val="both"/>
-        <w:rPr>
-          <w:rFonts w:cs="Times New Roman"/>
-          <w:szCs w:val="28"/>
-          <w:lang w:val="en-US"/>
-        </w:rPr>
-      </w:pPr>
-      <w:r>
-        <w:rPr>
-          <w:rFonts w:cs="Times New Roman"/>
-          <w:szCs w:val="28"/>
-          <w:lang w:val="en-US"/>
-        </w:rPr>
-        <w:t xml:space="preserve">        {</w:t>
-      </w:r>
-    </w:p>
-    <w:p>
-      <w:pPr>
-        <w:spacing w:after="0" w:line="360" w:lineRule="auto"/>
-        <w:ind w:firstLine="709"/>
-        <w:jc w:val="both"/>
-        <w:rPr>
-          <w:rFonts w:cs="Times New Roman"/>
-          <w:szCs w:val="28"/>
-          <w:lang w:val="en-US"/>
-        </w:rPr>
-      </w:pPr>
-      <w:r>
-        <w:rPr>
-          <w:rFonts w:cs="Times New Roman"/>
-          <w:szCs w:val="28"/>
-          <w:lang w:val="en-US"/>
-        </w:rPr>
-        <w:t xml:space="preserve">            Name = name,</w:t>
-      </w:r>
-    </w:p>
-    <w:p>
-      <w:pPr>
-        <w:spacing w:after="0" w:line="360" w:lineRule="auto"/>
-        <w:ind w:firstLine="709"/>
-        <w:jc w:val="both"/>
-        <w:rPr>
-          <w:rFonts w:cs="Times New Roman"/>
-          <w:szCs w:val="28"/>
-          <w:lang w:val="en-US"/>
-        </w:rPr>
-      </w:pPr>
-      <w:r>
-        <w:rPr>
-          <w:rFonts w:cs="Times New Roman"/>
-          <w:szCs w:val="28"/>
-          <w:lang w:val="en-US"/>
-        </w:rPr>
-        <w:t xml:space="preserve">            Coordinate = new </w:t>
-      </w:r>
-      <w:proofErr w:type="gramStart"/>
-      <w:r>
-        <w:rPr>
-          <w:rFonts w:cs="Times New Roman"/>
-          <w:szCs w:val="28"/>
-          <w:lang w:val="en-US"/>
-        </w:rPr>
-        <w:t>Coordinate(</w:t>
-      </w:r>
-      <w:proofErr w:type="gramEnd"/>
-      <w:r>
-        <w:rPr>
-          <w:rFonts w:cs="Times New Roman"/>
-          <w:szCs w:val="28"/>
-          <w:lang w:val="en-US"/>
-        </w:rPr>
-        <w:t>latitude, longitude),</w:t>
-      </w:r>
-    </w:p>
-    <w:p>
-      <w:pPr>
-        <w:spacing w:after="0" w:line="360" w:lineRule="auto"/>
-        <w:ind w:firstLine="709"/>
-        <w:jc w:val="both"/>
-        <w:rPr>
-          <w:rFonts w:cs="Times New Roman"/>
-          <w:szCs w:val="28"/>
-          <w:lang w:val="en-US"/>
-        </w:rPr>
-      </w:pPr>
-      <w:r>
-        <w:rPr>
-          <w:rFonts w:cs="Times New Roman"/>
-          <w:szCs w:val="28"/>
-          <w:lang w:val="en-US"/>
-        </w:rPr>
-        <w:t xml:space="preserve">            Category = category,</w:t>
-      </w:r>
-    </w:p>
-    <w:p>
-      <w:pPr>
-        <w:spacing w:after="0" w:line="360" w:lineRule="auto"/>
-        <w:ind w:firstLine="709"/>
-        <w:jc w:val="both"/>
-        <w:rPr>
-          <w:rFonts w:cs="Times New Roman"/>
-          <w:szCs w:val="28"/>
-          <w:lang w:val="en-US"/>
-        </w:rPr>
-      </w:pPr>
-      <w:r>
-        <w:rPr>
-          <w:rFonts w:cs="Times New Roman"/>
-          <w:szCs w:val="28"/>
-          <w:lang w:val="en-US"/>
-        </w:rPr>
-        <w:t xml:space="preserve">            Rating = rating</w:t>
-      </w:r>
-    </w:p>
-    <w:p>
-      <w:pPr>
-        <w:spacing w:after="0" w:line="360" w:lineRule="auto"/>
-        <w:ind w:firstLine="709"/>
-        <w:jc w:val="both"/>
-        <w:rPr>
-          <w:rFonts w:cs="Times New Roman"/>
-          <w:szCs w:val="28"/>
-          <w:lang w:val="en-US"/>
-        </w:rPr>
-      </w:pPr>
-      <w:r>
-        <w:rPr>
-          <w:rFonts w:cs="Times New Roman"/>
-          <w:szCs w:val="28"/>
-          <w:lang w:val="en-US"/>
-        </w:rPr>
-        <w:lastRenderedPageBreak/>
-        <w:t xml:space="preserve">        };</w:t>
-      </w:r>
-    </w:p>
-    <w:p>
-      <w:pPr>
-        <w:spacing w:after="0" w:line="360" w:lineRule="auto"/>
-        <w:ind w:firstLine="709"/>
-        <w:jc w:val="both"/>
-        <w:rPr>
-          <w:rFonts w:cs="Times New Roman"/>
-          <w:szCs w:val="28"/>
-          <w:lang w:val="en-US"/>
-        </w:rPr>
-      </w:pPr>
-    </w:p>
-    <w:p>
-      <w:pPr>
-        <w:spacing w:after="0" w:line="360" w:lineRule="auto"/>
-        <w:ind w:firstLine="709"/>
-        <w:jc w:val="both"/>
-        <w:rPr>
-          <w:rFonts w:cs="Times New Roman"/>
-          <w:szCs w:val="28"/>
-          <w:lang w:val="en-US"/>
-        </w:rPr>
-      </w:pPr>
-      <w:r>
-        <w:rPr>
-          <w:rFonts w:cs="Times New Roman"/>
-          <w:szCs w:val="28"/>
-          <w:lang w:val="en-US"/>
-        </w:rPr>
-        <w:t xml:space="preserve">        // 1. </w:t>
-      </w:r>
-      <w:r>
-        <w:rPr>
-          <w:rFonts w:cs="Times New Roman"/>
-          <w:szCs w:val="28"/>
-        </w:rPr>
-        <w:t>Валидация</w:t>
-      </w:r>
-      <w:r>
-        <w:rPr>
-          <w:rFonts w:cs="Times New Roman"/>
-          <w:szCs w:val="28"/>
-          <w:lang w:val="en-US"/>
-        </w:rPr>
-        <w:t xml:space="preserve"> </w:t>
-      </w:r>
-      <w:r>
-        <w:rPr>
-          <w:rFonts w:cs="Times New Roman"/>
-          <w:szCs w:val="28"/>
-        </w:rPr>
-        <w:t>через</w:t>
-      </w:r>
-      <w:r>
-        <w:rPr>
-          <w:rFonts w:cs="Times New Roman"/>
-          <w:szCs w:val="28"/>
-          <w:lang w:val="en-US"/>
-        </w:rPr>
-        <w:t xml:space="preserve"> </w:t>
-      </w:r>
-      <w:r>
-        <w:rPr>
-          <w:rFonts w:cs="Times New Roman"/>
-          <w:szCs w:val="28"/>
-        </w:rPr>
-        <w:t>цепочку</w:t>
-      </w:r>
-      <w:r>
-        <w:rPr>
-          <w:rFonts w:cs="Times New Roman"/>
-          <w:szCs w:val="28"/>
-          <w:lang w:val="en-US"/>
-        </w:rPr>
-        <w:t xml:space="preserve"> </w:t>
-      </w:r>
-      <w:r>
-        <w:rPr>
-          <w:rFonts w:cs="Times New Roman"/>
-          <w:szCs w:val="28"/>
-        </w:rPr>
-        <w:t>обязанностей</w:t>
-      </w:r>
-      <w:r>
-        <w:rPr>
-          <w:rFonts w:cs="Times New Roman"/>
-          <w:szCs w:val="28"/>
-          <w:lang w:val="en-US"/>
-        </w:rPr>
-        <w:t xml:space="preserve"> (Lab8).</w:t>
-      </w:r>
-    </w:p>
-    <w:p>
-      <w:pPr>
-        <w:spacing w:after="0" w:line="360" w:lineRule="auto"/>
-        <w:ind w:firstLine="709"/>
-        <w:jc w:val="both"/>
-        <w:rPr>
-          <w:rFonts w:cs="Times New Roman"/>
-          <w:szCs w:val="28"/>
-          <w:lang w:val="en-US"/>
-        </w:rPr>
-      </w:pPr>
-      <w:r>
-        <w:rPr>
-          <w:rFonts w:cs="Times New Roman"/>
-          <w:szCs w:val="28"/>
-          <w:lang w:val="en-US"/>
-        </w:rPr>
-        <w:t xml:space="preserve">        </w:t>
-      </w:r>
-      <w:proofErr w:type="spellStart"/>
-      <w:r>
-        <w:rPr>
-          <w:rFonts w:cs="Times New Roman"/>
-          <w:szCs w:val="28"/>
-          <w:lang w:val="en-US"/>
-        </w:rPr>
-        <w:t>ValidationResult</w:t>
-      </w:r>
-      <w:proofErr w:type="spellEnd"/>
-      <w:r>
-        <w:rPr>
-          <w:rFonts w:cs="Times New Roman"/>
-          <w:szCs w:val="28"/>
-          <w:lang w:val="en-US"/>
-        </w:rPr>
-        <w:t xml:space="preserve"> validation = _</w:t>
-      </w:r>
-      <w:proofErr w:type="spellStart"/>
-      <w:proofErr w:type="gramStart"/>
-      <w:r>
-        <w:rPr>
-          <w:rFonts w:cs="Times New Roman"/>
-          <w:szCs w:val="28"/>
-          <w:lang w:val="en-US"/>
-        </w:rPr>
-        <w:t>pipeline.Validate</w:t>
-      </w:r>
-      <w:proofErr w:type="spellEnd"/>
-      <w:proofErr w:type="gramEnd"/>
-      <w:r>
-        <w:rPr>
-          <w:rFonts w:cs="Times New Roman"/>
-          <w:szCs w:val="28"/>
-          <w:lang w:val="en-US"/>
-        </w:rPr>
-        <w:t>(poi);</w:t>
-      </w:r>
-    </w:p>
-    <w:p>
-      <w:pPr>
-        <w:spacing w:after="0" w:line="360" w:lineRule="auto"/>
-        <w:ind w:firstLine="709"/>
-        <w:jc w:val="both"/>
-        <w:rPr>
-          <w:rFonts w:cs="Times New Roman"/>
-          <w:szCs w:val="28"/>
-          <w:lang w:val="en-US"/>
-        </w:rPr>
-      </w:pPr>
-    </w:p>
-    <w:p>
-      <w:pPr>
-        <w:spacing w:after="0" w:line="360" w:lineRule="auto"/>
-        <w:ind w:firstLine="709"/>
-        <w:jc w:val="both"/>
-        <w:rPr>
-          <w:rFonts w:cs="Times New Roman"/>
-          <w:szCs w:val="28"/>
-          <w:lang w:val="en-US"/>
-        </w:rPr>
-      </w:pPr>
-      <w:r>
-        <w:rPr>
-          <w:rFonts w:cs="Times New Roman"/>
-          <w:szCs w:val="28"/>
-          <w:lang w:val="en-US"/>
-        </w:rPr>
-        <w:t xml:space="preserve">        if </w:t>
-      </w:r>
-      <w:proofErr w:type="gramStart"/>
-      <w:r>
-        <w:rPr>
-          <w:rFonts w:cs="Times New Roman"/>
-          <w:szCs w:val="28"/>
-          <w:lang w:val="en-US"/>
-        </w:rPr>
-        <w:t>(!</w:t>
-      </w:r>
-      <w:proofErr w:type="spellStart"/>
-      <w:r>
-        <w:rPr>
-          <w:rFonts w:cs="Times New Roman"/>
-          <w:szCs w:val="28"/>
-          <w:lang w:val="en-US"/>
-        </w:rPr>
-        <w:t>validation</w:t>
-      </w:r>
-      <w:proofErr w:type="gramEnd"/>
-      <w:r>
-        <w:rPr>
-          <w:rFonts w:cs="Times New Roman"/>
-          <w:szCs w:val="28"/>
-          <w:lang w:val="en-US"/>
-        </w:rPr>
-        <w:t>.IsValid</w:t>
-      </w:r>
-      <w:proofErr w:type="spellEnd"/>
-      <w:r>
-        <w:rPr>
-          <w:rFonts w:cs="Times New Roman"/>
-          <w:szCs w:val="28"/>
-          <w:lang w:val="en-US"/>
-        </w:rPr>
-        <w:t>)</w:t>
-      </w:r>
-    </w:p>
-    <w:p>
-      <w:pPr>
-        <w:spacing w:after="0" w:line="360" w:lineRule="auto"/>
-        <w:ind w:firstLine="709"/>
-        <w:jc w:val="both"/>
-        <w:rPr>
-          <w:rFonts w:cs="Times New Roman"/>
-          <w:szCs w:val="28"/>
-          <w:lang w:val="en-US"/>
-        </w:rPr>
-      </w:pPr>
-      <w:r>
-        <w:rPr>
-          <w:rFonts w:cs="Times New Roman"/>
-          <w:szCs w:val="28"/>
-          <w:lang w:val="en-US"/>
-        </w:rPr>
-        <w:t xml:space="preserve">        {</w:t>
-      </w:r>
-    </w:p>
-    <w:p>
-      <w:pPr>
-        <w:spacing w:after="0" w:line="360" w:lineRule="auto"/>
-        <w:ind w:firstLine="709"/>
-        <w:jc w:val="both"/>
-        <w:rPr>
-          <w:rFonts w:cs="Times New Roman"/>
-          <w:szCs w:val="28"/>
-          <w:lang w:val="en-US"/>
-        </w:rPr>
-      </w:pPr>
-      <w:r>
-        <w:rPr>
-          <w:rFonts w:cs="Times New Roman"/>
-          <w:szCs w:val="28"/>
-          <w:lang w:val="en-US"/>
-        </w:rPr>
-        <w:t xml:space="preserve">            </w:t>
-      </w:r>
-      <w:proofErr w:type="spellStart"/>
-      <w:proofErr w:type="gramStart"/>
-      <w:r>
-        <w:rPr>
-          <w:rFonts w:cs="Times New Roman"/>
-          <w:szCs w:val="28"/>
-          <w:lang w:val="en-US"/>
-        </w:rPr>
-        <w:t>System.Console.WriteLine</w:t>
-      </w:r>
-      <w:proofErr w:type="spellEnd"/>
-      <w:proofErr w:type="gramEnd"/>
-      <w:r>
-        <w:rPr>
-          <w:rFonts w:cs="Times New Roman"/>
-          <w:szCs w:val="28"/>
-          <w:lang w:val="en-US"/>
-        </w:rPr>
-        <w:t xml:space="preserve">($"[Mediator] </w:t>
-      </w:r>
-      <w:r>
-        <w:rPr>
-          <w:rFonts w:cs="Times New Roman"/>
-          <w:szCs w:val="28"/>
-        </w:rPr>
-        <w:t>Отклонено</w:t>
-      </w:r>
-      <w:r>
-        <w:rPr>
-          <w:rFonts w:cs="Times New Roman"/>
-          <w:szCs w:val="28"/>
-          <w:lang w:val="en-US"/>
-        </w:rPr>
-        <w:t>: {</w:t>
-      </w:r>
-      <w:proofErr w:type="spellStart"/>
-      <w:proofErr w:type="gramStart"/>
-      <w:r>
-        <w:rPr>
-          <w:rFonts w:cs="Times New Roman"/>
-          <w:szCs w:val="28"/>
-          <w:lang w:val="en-US"/>
-        </w:rPr>
-        <w:t>validation.ErrorMessage</w:t>
-      </w:r>
-      <w:proofErr w:type="spellEnd"/>
-      <w:proofErr w:type="gramEnd"/>
-      <w:r>
-        <w:rPr>
-          <w:rFonts w:cs="Times New Roman"/>
-          <w:szCs w:val="28"/>
-          <w:lang w:val="en-US"/>
-        </w:rPr>
-        <w:t>}");</w:t>
-      </w:r>
-    </w:p>
-    <w:p>
-      <w:pPr>
-        <w:spacing w:after="0" w:line="360" w:lineRule="auto"/>
-        <w:ind w:firstLine="709"/>
-        <w:jc w:val="both"/>
-        <w:rPr>
-          <w:rFonts w:cs="Times New Roman"/>
-          <w:szCs w:val="28"/>
-        </w:rPr>
-      </w:pPr>
-      <w:r>
-        <w:rPr>
-          <w:rFonts w:cs="Times New Roman"/>
-          <w:szCs w:val="28"/>
-          <w:lang w:val="en-US"/>
-        </w:rPr>
-        <w:t xml:space="preserve">            </w:t>
-      </w:r>
-      <w:proofErr w:type="spellStart"/>
-      <w:r>
-        <w:rPr>
-          <w:rFonts w:cs="Times New Roman"/>
-          <w:szCs w:val="28"/>
-        </w:rPr>
-        <w:t>return</w:t>
-      </w:r>
-      <w:proofErr w:type="spellEnd"/>
-      <w:r>
-        <w:rPr>
-          <w:rFonts w:cs="Times New Roman"/>
-          <w:szCs w:val="28"/>
-        </w:rPr>
-        <w:t xml:space="preserve"> </w:t>
-      </w:r>
-      <w:proofErr w:type="spellStart"/>
-      <w:r>
-        <w:rPr>
-          <w:rFonts w:cs="Times New Roman"/>
-          <w:szCs w:val="28"/>
-        </w:rPr>
-        <w:t>false</w:t>
-      </w:r>
-      <w:proofErr w:type="spellEnd"/>
-      <w:r>
-        <w:rPr>
-          <w:rFonts w:cs="Times New Roman"/>
-          <w:szCs w:val="28"/>
-        </w:rPr>
-        <w:t>;</w:t>
-      </w:r>
-    </w:p>
-    <w:p>
-      <w:pPr>
-        <w:spacing w:after="0" w:line="360" w:lineRule="auto"/>
-        <w:ind w:firstLine="709"/>
-        <w:jc w:val="both"/>
-        <w:rPr>
-          <w:rFonts w:cs="Times New Roman"/>
-          <w:szCs w:val="28"/>
-        </w:rPr>
-      </w:pPr>
-      <w:r>
-        <w:rPr>
-          <w:rFonts w:cs="Times New Roman"/>
-          <w:szCs w:val="28"/>
-        </w:rPr>
-        <w:t xml:space="preserve">        }</w:t>
-      </w:r>
-    </w:p>
-    <w:p>
-      <w:pPr>
-        <w:spacing w:after="0" w:line="360" w:lineRule="auto"/>
-        <w:ind w:firstLine="709"/>
-        <w:jc w:val="both"/>
-        <w:rPr>
-          <w:rFonts w:cs="Times New Roman"/>
-          <w:szCs w:val="28"/>
-        </w:rPr>
-      </w:pPr>
-    </w:p>
-    <w:p>
-      <w:pPr>
-        <w:spacing w:after="0" w:line="360" w:lineRule="auto"/>
-        <w:ind w:firstLine="709"/>
-        <w:jc w:val="both"/>
-        <w:rPr>
-          <w:rFonts w:cs="Times New Roman"/>
-          <w:szCs w:val="28"/>
-        </w:rPr>
-      </w:pPr>
-      <w:r>
-        <w:rPr>
-          <w:rFonts w:cs="Times New Roman"/>
-          <w:szCs w:val="28"/>
-        </w:rPr>
-        <w:t xml:space="preserve">        // 2. Регистрация в реестре.</w:t>
-      </w:r>
-    </w:p>
-    <w:p>
-      <w:pPr>
-        <w:spacing w:after="0" w:line="360" w:lineRule="auto"/>
-        <w:ind w:firstLine="709"/>
-        <w:jc w:val="both"/>
-        <w:rPr>
-          <w:rFonts w:cs="Times New Roman"/>
-          <w:szCs w:val="28"/>
-          <w:lang w:val="en-US"/>
-        </w:rPr>
-      </w:pPr>
-      <w:r>
-        <w:rPr>
-          <w:rFonts w:cs="Times New Roman"/>
-          <w:szCs w:val="28"/>
-        </w:rPr>
-        <w:t xml:space="preserve">        </w:t>
-      </w:r>
-      <w:r>
-        <w:rPr>
-          <w:rFonts w:cs="Times New Roman"/>
-          <w:szCs w:val="28"/>
-          <w:lang w:val="en-US"/>
-        </w:rPr>
-        <w:t>_</w:t>
-      </w:r>
-      <w:proofErr w:type="spellStart"/>
-      <w:proofErr w:type="gramStart"/>
-      <w:r>
-        <w:rPr>
-          <w:rFonts w:cs="Times New Roman"/>
-          <w:szCs w:val="28"/>
-          <w:lang w:val="en-US"/>
-        </w:rPr>
-        <w:t>service.AddPoi</w:t>
-      </w:r>
-      <w:proofErr w:type="spellEnd"/>
-      <w:proofErr w:type="gramEnd"/>
-      <w:r>
-        <w:rPr>
-          <w:rFonts w:cs="Times New Roman"/>
-          <w:szCs w:val="28"/>
-          <w:lang w:val="en-US"/>
-        </w:rPr>
-        <w:t>(poi);</w:t>
-      </w:r>
-    </w:p>
-    <w:p>
-      <w:pPr>
-        <w:spacing w:after="0" w:line="360" w:lineRule="auto"/>
-        <w:ind w:firstLine="709"/>
-        <w:jc w:val="both"/>
-        <w:rPr>
-          <w:rFonts w:cs="Times New Roman"/>
-          <w:szCs w:val="28"/>
-          <w:lang w:val="en-US"/>
-        </w:rPr>
-      </w:pPr>
-      <w:r>
-        <w:rPr>
-          <w:rFonts w:cs="Times New Roman"/>
-          <w:szCs w:val="28"/>
-          <w:lang w:val="en-US"/>
-        </w:rPr>
-        <w:t xml:space="preserve">        return true;</w:t>
-      </w:r>
-    </w:p>
-    <w:p>
-      <w:pPr>
-        <w:spacing w:after="0" w:line="360" w:lineRule="auto"/>
-        <w:ind w:firstLine="709"/>
-        <w:jc w:val="both"/>
-        <w:rPr>
-          <w:rFonts w:cs="Times New Roman"/>
-          <w:szCs w:val="28"/>
-          <w:lang w:val="en-US"/>
-        </w:rPr>
-      </w:pPr>
-      <w:r>
-        <w:rPr>
-          <w:rFonts w:cs="Times New Roman"/>
-          <w:szCs w:val="28"/>
-          <w:lang w:val="en-US"/>
-        </w:rPr>
-        <w:t xml:space="preserve">    }</w:t>
-      </w:r>
-    </w:p>
-    <w:p>
-      <w:pPr>
-        <w:spacing w:after="0" w:line="360" w:lineRule="auto"/>
-        <w:ind w:firstLine="709"/>
-        <w:jc w:val="both"/>
-        <w:rPr>
-          <w:rFonts w:cs="Times New Roman"/>
-          <w:szCs w:val="28"/>
-          <w:lang w:val="en-US"/>
-        </w:rPr>
-      </w:pPr>
-    </w:p>
-    <w:p>
-      <w:pPr>
-        <w:spacing w:after="0" w:line="360" w:lineRule="auto"/>
-        <w:ind w:firstLine="709"/>
-        <w:jc w:val="both"/>
-        <w:rPr>
-          <w:rFonts w:cs="Times New Roman"/>
-          <w:szCs w:val="28"/>
-          <w:lang w:val="en-US"/>
-        </w:rPr>
-      </w:pPr>
-      <w:r>
-        <w:rPr>
-          <w:rFonts w:cs="Times New Roman"/>
-          <w:szCs w:val="28"/>
-          <w:lang w:val="en-US"/>
-        </w:rPr>
-        <w:t xml:space="preserve">    public bool </w:t>
-      </w:r>
-      <w:proofErr w:type="spellStart"/>
-      <w:proofErr w:type="gramStart"/>
-      <w:r>
-        <w:rPr>
-          <w:rFonts w:cs="Times New Roman"/>
-          <w:szCs w:val="28"/>
-          <w:lang w:val="en-US"/>
-        </w:rPr>
-        <w:t>RemovePoi</w:t>
-      </w:r>
-      <w:proofErr w:type="spellEnd"/>
-      <w:r>
-        <w:rPr>
-          <w:rFonts w:cs="Times New Roman"/>
-          <w:szCs w:val="28"/>
-          <w:lang w:val="en-US"/>
-        </w:rPr>
-        <w:t>(</w:t>
-      </w:r>
-      <w:proofErr w:type="gramEnd"/>
-      <w:r>
-        <w:rPr>
-          <w:rFonts w:cs="Times New Roman"/>
-          <w:szCs w:val="28"/>
-          <w:lang w:val="en-US"/>
-        </w:rPr>
-        <w:t>int id)</w:t>
-      </w:r>
-    </w:p>
-    <w:p>
-      <w:pPr>
-        <w:spacing w:after="0" w:line="360" w:lineRule="auto"/>
-        <w:ind w:firstLine="709"/>
-        <w:jc w:val="both"/>
-        <w:rPr>
-          <w:rFonts w:cs="Times New Roman"/>
-          <w:szCs w:val="28"/>
-          <w:lang w:val="en-US"/>
-        </w:rPr>
-      </w:pPr>
-      <w:r>
-        <w:rPr>
-          <w:rFonts w:cs="Times New Roman"/>
-          <w:szCs w:val="28"/>
-          <w:lang w:val="en-US"/>
-        </w:rPr>
-        <w:t xml:space="preserve">    {</w:t>
-      </w:r>
-    </w:p>
-    <w:p>
-      <w:pPr>
-        <w:spacing w:after="0" w:line="360" w:lineRule="auto"/>
-        <w:ind w:firstLine="709"/>
-        <w:jc w:val="both"/>
-        <w:rPr>
-          <w:rFonts w:cs="Times New Roman"/>
-          <w:szCs w:val="28"/>
-          <w:lang w:val="en-US"/>
-        </w:rPr>
-      </w:pPr>
-      <w:r>
-        <w:rPr>
-          <w:rFonts w:cs="Times New Roman"/>
-          <w:szCs w:val="28"/>
-          <w:lang w:val="en-US"/>
-        </w:rPr>
-        <w:t xml:space="preserve">        return _</w:t>
-      </w:r>
-      <w:proofErr w:type="spellStart"/>
-      <w:proofErr w:type="gramStart"/>
-      <w:r>
-        <w:rPr>
-          <w:rFonts w:cs="Times New Roman"/>
-          <w:szCs w:val="28"/>
-          <w:lang w:val="en-US"/>
-        </w:rPr>
-        <w:t>service.RemovePoi</w:t>
-      </w:r>
-      <w:proofErr w:type="spellEnd"/>
-      <w:proofErr w:type="gramEnd"/>
-      <w:r>
-        <w:rPr>
-          <w:rFonts w:cs="Times New Roman"/>
-          <w:szCs w:val="28"/>
-          <w:lang w:val="en-US"/>
-        </w:rPr>
-        <w:t>(id);</w:t>
-      </w:r>
-    </w:p>
-    <w:p>
-      <w:pPr>
-        <w:spacing w:after="0" w:line="360" w:lineRule="auto"/>
-        <w:ind w:firstLine="709"/>
-        <w:jc w:val="both"/>
-        <w:rPr>
-          <w:rFonts w:cs="Times New Roman"/>
-          <w:szCs w:val="28"/>
-          <w:lang w:val="en-US"/>
-        </w:rPr>
-      </w:pPr>
-      <w:r>
-        <w:rPr>
-          <w:rFonts w:cs="Times New Roman"/>
-          <w:szCs w:val="28"/>
-          <w:lang w:val="en-US"/>
-        </w:rPr>
-        <w:t xml:space="preserve">    }</w:t>
-      </w:r>
-    </w:p>
-    <w:p>
-      <w:pPr>
-        <w:spacing w:after="0" w:line="360" w:lineRule="auto"/>
-        <w:ind w:firstLine="709"/>
-        <w:jc w:val="both"/>
-        <w:rPr>
-          <w:rFonts w:cs="Times New Roman"/>
-          <w:szCs w:val="28"/>
-          <w:lang w:val="en-US"/>
-        </w:rPr>
-      </w:pPr>
-    </w:p>
-    <w:p>
-      <w:pPr>
-        <w:spacing w:after="0" w:line="360" w:lineRule="auto"/>
-        <w:ind w:firstLine="709"/>
-        <w:jc w:val="both"/>
-        <w:rPr>
-          <w:rFonts w:cs="Times New Roman"/>
-          <w:szCs w:val="28"/>
-          <w:lang w:val="en-US"/>
-        </w:rPr>
-      </w:pPr>
-      <w:r>
-        <w:rPr>
-          <w:rFonts w:cs="Times New Roman"/>
-          <w:szCs w:val="28"/>
-          <w:lang w:val="en-US"/>
-        </w:rPr>
-        <w:t xml:space="preserve">    public void </w:t>
-      </w:r>
-      <w:proofErr w:type="spellStart"/>
-      <w:proofErr w:type="gramStart"/>
-      <w:r>
-        <w:rPr>
-          <w:rFonts w:cs="Times New Roman"/>
-          <w:szCs w:val="28"/>
-          <w:lang w:val="en-US"/>
-        </w:rPr>
-        <w:t>RenderAll</w:t>
-      </w:r>
-      <w:proofErr w:type="spellEnd"/>
-      <w:r>
-        <w:rPr>
-          <w:rFonts w:cs="Times New Roman"/>
-          <w:szCs w:val="28"/>
-          <w:lang w:val="en-US"/>
-        </w:rPr>
-        <w:t>(</w:t>
-      </w:r>
-      <w:proofErr w:type="gramEnd"/>
-      <w:r>
-        <w:rPr>
-          <w:rFonts w:cs="Times New Roman"/>
-          <w:szCs w:val="28"/>
-          <w:lang w:val="en-US"/>
-        </w:rPr>
-        <w:t>)</w:t>
-      </w:r>
-    </w:p>
-    <w:p>
-      <w:pPr>
-        <w:spacing w:after="0" w:line="360" w:lineRule="auto"/>
-        <w:ind w:firstLine="709"/>
-        <w:jc w:val="both"/>
-        <w:rPr>
-          <w:rFonts w:cs="Times New Roman"/>
-          <w:szCs w:val="28"/>
-          <w:lang w:val="en-US"/>
-        </w:rPr>
-      </w:pPr>
-      <w:r>
-        <w:rPr>
-          <w:rFonts w:cs="Times New Roman"/>
-          <w:szCs w:val="28"/>
-          <w:lang w:val="en-US"/>
-        </w:rPr>
-        <w:t xml:space="preserve">    {</w:t>
-      </w:r>
-    </w:p>
-    <w:p>
-      <w:pPr>
-        <w:spacing w:after="0" w:line="360" w:lineRule="auto"/>
-        <w:ind w:firstLine="709"/>
-        <w:jc w:val="both"/>
-        <w:rPr>
-          <w:rFonts w:cs="Times New Roman"/>
-          <w:szCs w:val="28"/>
-          <w:lang w:val="en-US"/>
-        </w:rPr>
-      </w:pPr>
-      <w:r>
-        <w:rPr>
-          <w:rFonts w:cs="Times New Roman"/>
-          <w:szCs w:val="28"/>
-          <w:lang w:val="en-US"/>
-        </w:rPr>
-        <w:t xml:space="preserve">        _</w:t>
-      </w:r>
-      <w:proofErr w:type="spellStart"/>
-      <w:proofErr w:type="gramStart"/>
-      <w:r>
-        <w:rPr>
-          <w:rFonts w:cs="Times New Roman"/>
-          <w:szCs w:val="28"/>
-          <w:lang w:val="en-US"/>
-        </w:rPr>
-        <w:t>renderer.RenderBackground</w:t>
-      </w:r>
-      <w:proofErr w:type="spellEnd"/>
-      <w:proofErr w:type="gramEnd"/>
-      <w:r>
-        <w:rPr>
-          <w:rFonts w:cs="Times New Roman"/>
-          <w:szCs w:val="28"/>
-          <w:lang w:val="en-US"/>
-        </w:rPr>
-        <w:t>();</w:t>
-      </w:r>
-    </w:p>
-    <w:p>
-      <w:pPr>
-        <w:spacing w:after="0" w:line="360" w:lineRule="auto"/>
-        <w:ind w:firstLine="709"/>
-        <w:jc w:val="both"/>
-        <w:rPr>
-          <w:rFonts w:cs="Times New Roman"/>
-          <w:szCs w:val="28"/>
-          <w:lang w:val="en-US"/>
-        </w:rPr>
-      </w:pPr>
-    </w:p>
-    <w:p>
-      <w:pPr>
-        <w:spacing w:after="0" w:line="360" w:lineRule="auto"/>
-        <w:ind w:firstLine="709"/>
-        <w:jc w:val="both"/>
-        <w:rPr>
-          <w:rFonts w:cs="Times New Roman"/>
-          <w:szCs w:val="28"/>
-          <w:lang w:val="en-US"/>
-        </w:rPr>
-      </w:pPr>
-      <w:r>
-        <w:rPr>
-          <w:rFonts w:cs="Times New Roman"/>
-          <w:szCs w:val="28"/>
-          <w:lang w:val="en-US"/>
-        </w:rPr>
-        <w:t xml:space="preserve">        foreach (</w:t>
-      </w:r>
-      <w:proofErr w:type="spellStart"/>
-      <w:r>
-        <w:rPr>
-          <w:rFonts w:cs="Times New Roman"/>
-          <w:szCs w:val="28"/>
-          <w:lang w:val="en-US"/>
-        </w:rPr>
-        <w:t>PointOfInterest</w:t>
-      </w:r>
-      <w:proofErr w:type="spellEnd"/>
-      <w:r>
-        <w:rPr>
-          <w:rFonts w:cs="Times New Roman"/>
-          <w:szCs w:val="28"/>
-          <w:lang w:val="en-US"/>
-        </w:rPr>
-        <w:t xml:space="preserve"> poi in _</w:t>
-      </w:r>
-      <w:proofErr w:type="spellStart"/>
-      <w:proofErr w:type="gramStart"/>
-      <w:r>
-        <w:rPr>
-          <w:rFonts w:cs="Times New Roman"/>
-          <w:szCs w:val="28"/>
-          <w:lang w:val="en-US"/>
-        </w:rPr>
-        <w:t>service.All</w:t>
-      </w:r>
-      <w:proofErr w:type="spellEnd"/>
-      <w:proofErr w:type="gramEnd"/>
-      <w:r>
-        <w:rPr>
-          <w:rFonts w:cs="Times New Roman"/>
-          <w:szCs w:val="28"/>
-          <w:lang w:val="en-US"/>
-        </w:rPr>
-        <w:t>)</w:t>
-      </w:r>
-    </w:p>
-    <w:p>
-      <w:pPr>
-        <w:spacing w:after="0" w:line="360" w:lineRule="auto"/>
-        <w:ind w:firstLine="709"/>
-        <w:jc w:val="both"/>
-        <w:rPr>
-          <w:rFonts w:cs="Times New Roman"/>
-          <w:szCs w:val="28"/>
-          <w:lang w:val="en-US"/>
-        </w:rPr>
-      </w:pPr>
-      <w:r>
-        <w:rPr>
-          <w:rFonts w:cs="Times New Roman"/>
-          <w:szCs w:val="28"/>
-          <w:lang w:val="en-US"/>
-        </w:rPr>
-        <w:t xml:space="preserve">        {</w:t>
-      </w:r>
-    </w:p>
-    <w:p>
-      <w:pPr>
-        <w:spacing w:after="0" w:line="360" w:lineRule="auto"/>
-        <w:ind w:firstLine="709"/>
-        <w:jc w:val="both"/>
-        <w:rPr>
-          <w:rFonts w:cs="Times New Roman"/>
-          <w:szCs w:val="28"/>
-          <w:lang w:val="en-US"/>
-        </w:rPr>
-      </w:pPr>
-      <w:r>
-        <w:rPr>
-          <w:rFonts w:cs="Times New Roman"/>
-          <w:szCs w:val="28"/>
-          <w:lang w:val="en-US"/>
-        </w:rPr>
-        <w:t xml:space="preserve">            _</w:t>
-      </w:r>
-      <w:proofErr w:type="spellStart"/>
-      <w:proofErr w:type="gramStart"/>
-      <w:r>
-        <w:rPr>
-          <w:rFonts w:cs="Times New Roman"/>
-          <w:szCs w:val="28"/>
-          <w:lang w:val="en-US"/>
-        </w:rPr>
-        <w:t>renderer.RenderPoint</w:t>
-      </w:r>
-      <w:proofErr w:type="spellEnd"/>
-      <w:proofErr w:type="gramEnd"/>
-      <w:r>
-        <w:rPr>
-          <w:rFonts w:cs="Times New Roman"/>
-          <w:szCs w:val="28"/>
-          <w:lang w:val="en-US"/>
-        </w:rPr>
-        <w:t>(</w:t>
-      </w:r>
-      <w:proofErr w:type="spellStart"/>
-      <w:proofErr w:type="gramStart"/>
-      <w:r>
-        <w:rPr>
-          <w:rFonts w:cs="Times New Roman"/>
-          <w:szCs w:val="28"/>
-          <w:lang w:val="en-US"/>
-        </w:rPr>
-        <w:t>poi.Name</w:t>
-      </w:r>
-      <w:proofErr w:type="spellEnd"/>
-      <w:proofErr w:type="gramEnd"/>
-      <w:r>
-        <w:rPr>
-          <w:rFonts w:cs="Times New Roman"/>
-          <w:szCs w:val="28"/>
-          <w:lang w:val="en-US"/>
-        </w:rPr>
-        <w:t xml:space="preserve">, </w:t>
-      </w:r>
-      <w:proofErr w:type="spellStart"/>
-      <w:proofErr w:type="gramStart"/>
-      <w:r>
-        <w:rPr>
-          <w:rFonts w:cs="Times New Roman"/>
-          <w:szCs w:val="28"/>
-          <w:lang w:val="en-US"/>
-        </w:rPr>
-        <w:t>poi.Category</w:t>
-      </w:r>
-      <w:proofErr w:type="spellEnd"/>
-      <w:proofErr w:type="gramEnd"/>
-      <w:r>
-        <w:rPr>
-          <w:rFonts w:cs="Times New Roman"/>
-          <w:szCs w:val="28"/>
-          <w:lang w:val="en-US"/>
-        </w:rPr>
-        <w:t xml:space="preserve"> ?? "—");</w:t>
-      </w:r>
-    </w:p>
-    <w:p>
-      <w:pPr>
-        <w:spacing w:after="0" w:line="360" w:lineRule="auto"/>
-        <w:ind w:firstLine="709"/>
-        <w:jc w:val="both"/>
-        <w:rPr>
-          <w:rFonts w:cs="Times New Roman"/>
-          <w:szCs w:val="28"/>
-          <w:lang w:val="en-US"/>
-        </w:rPr>
-      </w:pPr>
-      <w:r>
-        <w:rPr>
-          <w:rFonts w:cs="Times New Roman"/>
-          <w:szCs w:val="28"/>
-          <w:lang w:val="en-US"/>
-        </w:rPr>
-        <w:t xml:space="preserve">        }</w:t>
-      </w:r>
-    </w:p>
-    <w:p>
-      <w:pPr>
-        <w:spacing w:after="0" w:line="360" w:lineRule="auto"/>
-        <w:ind w:firstLine="709"/>
-        <w:jc w:val="both"/>
-        <w:rPr>
-          <w:rFonts w:cs="Times New Roman"/>
-          <w:szCs w:val="28"/>
-          <w:lang w:val="en-US"/>
-        </w:rPr>
-      </w:pPr>
-      <w:r>
-        <w:rPr>
-          <w:rFonts w:cs="Times New Roman"/>
-          <w:szCs w:val="28"/>
-          <w:lang w:val="en-US"/>
-        </w:rPr>
-        <w:lastRenderedPageBreak/>
-        <w:t xml:space="preserve">    }</w:t>
-      </w:r>
-    </w:p>
-    <w:p>
-      <w:pPr>
-        <w:spacing w:after="0" w:line="360" w:lineRule="auto"/>
-        <w:ind w:firstLine="709"/>
-        <w:jc w:val="both"/>
-        <w:rPr>
-          <w:rFonts w:cs="Times New Roman"/>
-          <w:szCs w:val="28"/>
-          <w:lang w:val="en-US"/>
-        </w:rPr>
-      </w:pPr>
-    </w:p>
-    <w:p>
-      <w:pPr>
-        <w:spacing w:after="0" w:line="360" w:lineRule="auto"/>
-        <w:ind w:firstLine="709"/>
-        <w:jc w:val="both"/>
-        <w:rPr>
-          <w:rFonts w:cs="Times New Roman"/>
-          <w:szCs w:val="28"/>
-          <w:lang w:val="en-US"/>
-        </w:rPr>
-      </w:pPr>
-      <w:r>
-        <w:rPr>
-          <w:rFonts w:cs="Times New Roman"/>
-          <w:szCs w:val="28"/>
-          <w:lang w:val="en-US"/>
-        </w:rPr>
-        <w:t xml:space="preserve">    public void </w:t>
-      </w:r>
-      <w:proofErr w:type="gramStart"/>
-      <w:r>
-        <w:rPr>
-          <w:rFonts w:cs="Times New Roman"/>
-          <w:szCs w:val="28"/>
-          <w:lang w:val="en-US"/>
-        </w:rPr>
-        <w:t>Notify(</w:t>
-      </w:r>
-      <w:proofErr w:type="spellStart"/>
-      <w:proofErr w:type="gramEnd"/>
-      <w:r>
-        <w:rPr>
-          <w:rFonts w:cs="Times New Roman"/>
-          <w:szCs w:val="28"/>
-          <w:lang w:val="en-US"/>
-        </w:rPr>
-        <w:t>IMapColleague</w:t>
-      </w:r>
-      <w:proofErr w:type="spellEnd"/>
-      <w:r>
-        <w:rPr>
-          <w:rFonts w:cs="Times New Roman"/>
-          <w:szCs w:val="28"/>
-          <w:lang w:val="en-US"/>
-        </w:rPr>
-        <w:t xml:space="preserve"> sender, string </w:t>
-      </w:r>
-      <w:proofErr w:type="spellStart"/>
-      <w:r>
-        <w:rPr>
-          <w:rFonts w:cs="Times New Roman"/>
-          <w:szCs w:val="28"/>
-          <w:lang w:val="en-US"/>
-        </w:rPr>
-        <w:t>evt</w:t>
-      </w:r>
-      <w:proofErr w:type="spellEnd"/>
-      <w:r>
-        <w:rPr>
-          <w:rFonts w:cs="Times New Roman"/>
-          <w:szCs w:val="28"/>
-          <w:lang w:val="en-US"/>
-        </w:rPr>
-        <w:t>)</w:t>
-      </w:r>
-    </w:p>
-    <w:p>
-      <w:pPr>
-        <w:spacing w:after="0" w:line="360" w:lineRule="auto"/>
-        <w:ind w:firstLine="709"/>
-        <w:jc w:val="both"/>
-        <w:rPr>
-          <w:rFonts w:cs="Times New Roman"/>
-          <w:szCs w:val="28"/>
-          <w:lang w:val="en-US"/>
-        </w:rPr>
-      </w:pPr>
-      <w:r>
-        <w:rPr>
-          <w:rFonts w:cs="Times New Roman"/>
-          <w:szCs w:val="28"/>
-          <w:lang w:val="en-US"/>
-        </w:rPr>
-        <w:t xml:space="preserve">    {</w:t>
-      </w:r>
-    </w:p>
-    <w:p>
-      <w:pPr>
-        <w:spacing w:after="0" w:line="360" w:lineRule="auto"/>
-        <w:ind w:firstLine="709"/>
-        <w:jc w:val="both"/>
-        <w:rPr>
-          <w:rFonts w:cs="Times New Roman"/>
-          <w:szCs w:val="28"/>
-          <w:lang w:val="en-US"/>
-        </w:rPr>
-      </w:pPr>
-      <w:r>
-        <w:rPr>
-          <w:rFonts w:cs="Times New Roman"/>
-          <w:szCs w:val="28"/>
-          <w:lang w:val="en-US"/>
-        </w:rPr>
-        <w:t xml:space="preserve">        </w:t>
-      </w:r>
-      <w:proofErr w:type="spellStart"/>
-      <w:proofErr w:type="gramStart"/>
-      <w:r>
-        <w:rPr>
-          <w:rFonts w:cs="Times New Roman"/>
-          <w:szCs w:val="28"/>
-          <w:lang w:val="en-US"/>
-        </w:rPr>
-        <w:t>System.Console.WriteLine</w:t>
-      </w:r>
-      <w:proofErr w:type="spellEnd"/>
-      <w:proofErr w:type="gramEnd"/>
-      <w:r>
-        <w:rPr>
-          <w:rFonts w:cs="Times New Roman"/>
-          <w:szCs w:val="28"/>
-          <w:lang w:val="en-US"/>
-        </w:rPr>
-        <w:t xml:space="preserve">($"[Mediator] </w:t>
-      </w:r>
-      <w:r>
-        <w:rPr>
-          <w:rFonts w:cs="Times New Roman"/>
-          <w:szCs w:val="28"/>
-        </w:rPr>
-        <w:t>Событие</w:t>
-      </w:r>
-      <w:r>
-        <w:rPr>
-          <w:rFonts w:cs="Times New Roman"/>
-          <w:szCs w:val="28"/>
-          <w:lang w:val="en-US"/>
-        </w:rPr>
-        <w:t xml:space="preserve"> \"{</w:t>
-      </w:r>
-      <w:proofErr w:type="spellStart"/>
-      <w:r>
-        <w:rPr>
-          <w:rFonts w:cs="Times New Roman"/>
-          <w:szCs w:val="28"/>
-          <w:lang w:val="en-US"/>
-        </w:rPr>
-        <w:t>evt</w:t>
-      </w:r>
-      <w:proofErr w:type="spellEnd"/>
-      <w:r>
-        <w:rPr>
-          <w:rFonts w:cs="Times New Roman"/>
-          <w:szCs w:val="28"/>
-          <w:lang w:val="en-US"/>
-        </w:rPr>
-        <w:t xml:space="preserve">}\" </w:t>
-      </w:r>
-      <w:r>
-        <w:rPr>
-          <w:rFonts w:cs="Times New Roman"/>
-          <w:szCs w:val="28"/>
-        </w:rPr>
-        <w:t>от</w:t>
-      </w:r>
-      <w:r>
-        <w:rPr>
-          <w:rFonts w:cs="Times New Roman"/>
-          <w:szCs w:val="28"/>
-          <w:lang w:val="en-US"/>
-        </w:rPr>
-        <w:t xml:space="preserve"> </w:t>
-      </w:r>
-      <w:r>
-        <w:rPr>
-          <w:rFonts w:cs="Times New Roman"/>
-          <w:szCs w:val="28"/>
-        </w:rPr>
-        <w:t>коллеги</w:t>
-      </w:r>
-      <w:r>
-        <w:rPr>
-          <w:rFonts w:cs="Times New Roman"/>
-          <w:szCs w:val="28"/>
-          <w:lang w:val="en-US"/>
-        </w:rPr>
-        <w:t xml:space="preserve"> {</w:t>
-      </w:r>
-      <w:proofErr w:type="spellStart"/>
-      <w:proofErr w:type="gramStart"/>
-      <w:r>
-        <w:rPr>
-          <w:rFonts w:cs="Times New Roman"/>
-          <w:szCs w:val="28"/>
-          <w:lang w:val="en-US"/>
-        </w:rPr>
-        <w:t>sender.GetType</w:t>
-      </w:r>
-      <w:proofErr w:type="spellEnd"/>
-      <w:proofErr w:type="gramEnd"/>
-      <w:r>
-        <w:rPr>
-          <w:rFonts w:cs="Times New Roman"/>
-          <w:szCs w:val="28"/>
-          <w:lang w:val="en-US"/>
-        </w:rPr>
-        <w:t>(</w:t>
-      </w:r>
-      <w:proofErr w:type="gramStart"/>
-      <w:r>
-        <w:rPr>
-          <w:rFonts w:cs="Times New Roman"/>
-          <w:szCs w:val="28"/>
-          <w:lang w:val="en-US"/>
-        </w:rPr>
-        <w:t>).Name</w:t>
-      </w:r>
-      <w:proofErr w:type="gramEnd"/>
-      <w:r>
-        <w:rPr>
-          <w:rFonts w:cs="Times New Roman"/>
-          <w:szCs w:val="28"/>
-          <w:lang w:val="en-US"/>
-        </w:rPr>
-        <w:t>}");</w:t>
-      </w:r>
-    </w:p>
-    <w:p>
-      <w:pPr>
-        <w:spacing w:after="0" w:line="360" w:lineRule="auto"/>
-        <w:ind w:firstLine="709"/>
-        <w:jc w:val="both"/>
-        <w:rPr>
-          <w:rFonts w:cs="Times New Roman"/>
-          <w:szCs w:val="28"/>
-        </w:rPr>
-      </w:pPr>
-      <w:r>
-        <w:rPr>
-          <w:rFonts w:cs="Times New Roman"/>
-          <w:szCs w:val="28"/>
-          <w:lang w:val="en-US"/>
-        </w:rPr>
-        <w:t xml:space="preserve">    </w:t>
-      </w:r>
-      <w:r>
-        <w:rPr>
-          <w:rFonts w:cs="Times New Roman"/>
-          <w:szCs w:val="28"/>
-        </w:rPr>
-        <w:t>}</w:t>
-      </w:r>
-    </w:p>
-    <w:p>
-      <w:pPr>
-        <w:spacing w:after="0" w:line="360" w:lineRule="auto"/>
-        <w:ind w:firstLine="709"/>
-        <w:jc w:val="both"/>
-        <w:rPr>
-          <w:rFonts w:cs="Times New Roman"/>
-          <w:szCs w:val="28"/>
-        </w:rPr>
-      </w:pPr>
-      <w:r>
-        <w:rPr>
-          <w:rFonts w:cs="Times New Roman"/>
-          <w:szCs w:val="28"/>
-        </w:rPr>
-        <w:t>}</w:t>
-      </w:r>
-    </w:p>
-    <w:p>
-      <w:pPr>
-        <w:spacing w:after="0" w:line="360" w:lineRule="auto"/>
-        <w:ind w:firstLine="709"/>
-        <w:jc w:val="both"/>
-        <w:rPr>
-          <w:rFonts w:cs="Times New Roman"/>
-          <w:szCs w:val="28"/>
-        </w:rPr>
-      </w:pPr>
-      <w:r>
-        <w:rPr>
-          <w:rFonts w:cs="Times New Roman"/>
-          <w:szCs w:val="28"/>
-        </w:rPr>
-        <w:t>/// &lt;</w:t>
-      </w:r>
-      <w:proofErr w:type="spellStart"/>
-      <w:r>
-        <w:rPr>
-          <w:rFonts w:cs="Times New Roman"/>
-          <w:szCs w:val="28"/>
-        </w:rPr>
-        <w:t>summary</w:t>
-      </w:r>
-      <w:proofErr w:type="spellEnd"/>
-      <w:r>
-        <w:rPr>
-          <w:rFonts w:cs="Times New Roman"/>
-          <w:szCs w:val="28"/>
-        </w:rPr>
-        <w:t>&gt;</w:t>
-      </w:r>
-    </w:p>
-    <w:p>
-      <w:pPr>
-        <w:spacing w:after="0" w:line="360" w:lineRule="auto"/>
-        <w:ind w:firstLine="709"/>
-        <w:jc w:val="both"/>
-        <w:rPr>
-          <w:rFonts w:cs="Times New Roman"/>
-          <w:szCs w:val="28"/>
-        </w:rPr>
-      </w:pPr>
-      <w:r>
-        <w:rPr>
-          <w:rFonts w:cs="Times New Roman"/>
-          <w:szCs w:val="28"/>
-        </w:rPr>
-        <w:t xml:space="preserve">/// </w:t>
-      </w:r>
-      <w:proofErr w:type="spellStart"/>
-      <w:r>
-        <w:rPr>
-          <w:rFonts w:cs="Times New Roman"/>
-          <w:szCs w:val="28"/>
-        </w:rPr>
-        <w:t>ConcreteColleague</w:t>
-      </w:r>
-      <w:proofErr w:type="spellEnd"/>
-      <w:r>
-        <w:rPr>
-          <w:rFonts w:cs="Times New Roman"/>
-          <w:szCs w:val="28"/>
-        </w:rPr>
-        <w:t>: панель управления картой.</w:t>
-      </w:r>
-    </w:p>
-    <w:p>
-      <w:pPr>
-        <w:spacing w:after="0" w:line="360" w:lineRule="auto"/>
-        <w:ind w:firstLine="709"/>
-        <w:jc w:val="both"/>
-        <w:rPr>
-          <w:rFonts w:cs="Times New Roman"/>
-          <w:szCs w:val="28"/>
-        </w:rPr>
-      </w:pPr>
-      <w:r>
-        <w:rPr>
-          <w:rFonts w:cs="Times New Roman"/>
-          <w:szCs w:val="28"/>
-        </w:rPr>
-        <w:t>/// Общается только с посредником, не знает</w:t>
-      </w:r>
-    </w:p>
-    <w:p>
-      <w:pPr>
-        <w:spacing w:after="0" w:line="360" w:lineRule="auto"/>
-        <w:ind w:firstLine="709"/>
-        <w:jc w:val="both"/>
-        <w:rPr>
-          <w:rFonts w:cs="Times New Roman"/>
-          <w:szCs w:val="28"/>
-        </w:rPr>
-      </w:pPr>
-      <w:r>
-        <w:rPr>
-          <w:rFonts w:cs="Times New Roman"/>
-          <w:szCs w:val="28"/>
-        </w:rPr>
-        <w:t>/// о других коллегах и подсистемах.</w:t>
-      </w:r>
-    </w:p>
-    <w:p>
-      <w:pPr>
-        <w:spacing w:after="0" w:line="360" w:lineRule="auto"/>
-        <w:ind w:firstLine="709"/>
-        <w:jc w:val="both"/>
-        <w:rPr>
-          <w:rFonts w:cs="Times New Roman"/>
-          <w:szCs w:val="28"/>
-          <w:lang w:val="en-US"/>
-        </w:rPr>
-      </w:pPr>
-      <w:r>
-        <w:rPr>
-          <w:rFonts w:cs="Times New Roman"/>
-          <w:szCs w:val="28"/>
-          <w:lang w:val="en-US"/>
-        </w:rPr>
-        <w:t>/// &lt;/summary&gt;</w:t>
-      </w:r>
-    </w:p>
-    <w:p>
-      <w:pPr>
-        <w:spacing w:after="0" w:line="360" w:lineRule="auto"/>
-        <w:ind w:firstLine="709"/>
-        <w:jc w:val="both"/>
-        <w:rPr>
-          <w:rFonts w:cs="Times New Roman"/>
-          <w:szCs w:val="28"/>
-          <w:lang w:val="en-US"/>
-        </w:rPr>
-      </w:pPr>
-      <w:r>
-        <w:rPr>
-          <w:rFonts w:cs="Times New Roman"/>
-          <w:szCs w:val="28"/>
-          <w:lang w:val="en-US"/>
-        </w:rPr>
-        <w:t xml:space="preserve">public sealed class </w:t>
-      </w:r>
-      <w:proofErr w:type="spellStart"/>
-      <w:proofErr w:type="gramStart"/>
-      <w:r>
-        <w:rPr>
-          <w:rFonts w:cs="Times New Roman"/>
-          <w:szCs w:val="28"/>
-          <w:lang w:val="en-US"/>
-        </w:rPr>
-        <w:t>MapPanel</w:t>
-      </w:r>
-      <w:proofErr w:type="spellEnd"/>
-      <w:r>
-        <w:rPr>
-          <w:rFonts w:cs="Times New Roman"/>
-          <w:szCs w:val="28"/>
-          <w:lang w:val="en-US"/>
-        </w:rPr>
-        <w:t xml:space="preserve"> :</w:t>
-      </w:r>
-      <w:proofErr w:type="gramEnd"/>
-      <w:r>
-        <w:rPr>
-          <w:rFonts w:cs="Times New Roman"/>
-          <w:szCs w:val="28"/>
-          <w:lang w:val="en-US"/>
-        </w:rPr>
-        <w:t xml:space="preserve"> </w:t>
-      </w:r>
-      <w:proofErr w:type="spellStart"/>
-      <w:r>
-        <w:rPr>
-          <w:rFonts w:cs="Times New Roman"/>
-          <w:szCs w:val="28"/>
-          <w:lang w:val="en-US"/>
-        </w:rPr>
-        <w:t>IMapColleague</w:t>
-      </w:r>
-      <w:proofErr w:type="spellEnd"/>
-    </w:p>
-    <w:p>
-      <w:pPr>
-        <w:spacing w:after="0" w:line="360" w:lineRule="auto"/>
-        <w:ind w:firstLine="709"/>
-        <w:jc w:val="both"/>
-        <w:rPr>
-          <w:rFonts w:cs="Times New Roman"/>
-          <w:szCs w:val="28"/>
-          <w:lang w:val="en-US"/>
-        </w:rPr>
-      </w:pPr>
-      <w:r>
-        <w:rPr>
-          <w:rFonts w:cs="Times New Roman"/>
-          <w:szCs w:val="28"/>
-          <w:lang w:val="en-US"/>
-        </w:rPr>
-        <w:t>{</w:t>
-      </w:r>
-    </w:p>
-    <w:p>
-      <w:pPr>
-        <w:spacing w:after="0" w:line="360" w:lineRule="auto"/>
-        <w:ind w:firstLine="709"/>
-        <w:jc w:val="both"/>
-        <w:rPr>
-          <w:rFonts w:cs="Times New Roman"/>
-          <w:szCs w:val="28"/>
-          <w:lang w:val="en-US"/>
-        </w:rPr>
-      </w:pPr>
-      <w:r>
-        <w:rPr>
-          <w:rFonts w:cs="Times New Roman"/>
-          <w:szCs w:val="28"/>
-          <w:lang w:val="en-US"/>
-        </w:rPr>
-        <w:t xml:space="preserve">    private </w:t>
-      </w:r>
-      <w:proofErr w:type="spellStart"/>
-      <w:r>
-        <w:rPr>
-          <w:rFonts w:cs="Times New Roman"/>
-          <w:szCs w:val="28"/>
-          <w:lang w:val="en-US"/>
-        </w:rPr>
-        <w:t>IMapMediator</w:t>
-      </w:r>
-      <w:proofErr w:type="spellEnd"/>
-      <w:r>
-        <w:rPr>
-          <w:rFonts w:cs="Times New Roman"/>
-          <w:szCs w:val="28"/>
-          <w:lang w:val="en-US"/>
-        </w:rPr>
-        <w:t>? _mediator;</w:t>
-      </w:r>
-    </w:p>
-    <w:p>
-      <w:pPr>
-        <w:spacing w:after="0" w:line="360" w:lineRule="auto"/>
-        <w:ind w:firstLine="709"/>
-        <w:jc w:val="both"/>
-        <w:rPr>
-          <w:rFonts w:cs="Times New Roman"/>
-          <w:szCs w:val="28"/>
-          <w:lang w:val="en-US"/>
-        </w:rPr>
-      </w:pPr>
-    </w:p>
-    <w:p>
-      <w:pPr>
-        <w:spacing w:after="0" w:line="360" w:lineRule="auto"/>
-        <w:ind w:firstLine="709"/>
-        <w:jc w:val="both"/>
-        <w:rPr>
-          <w:rFonts w:cs="Times New Roman"/>
-          <w:szCs w:val="28"/>
-          <w:lang w:val="en-US"/>
-        </w:rPr>
-      </w:pPr>
-      <w:r>
-        <w:rPr>
-          <w:rFonts w:cs="Times New Roman"/>
-          <w:szCs w:val="28"/>
-          <w:lang w:val="en-US"/>
-        </w:rPr>
-        <w:t xml:space="preserve">    public void </w:t>
-      </w:r>
-      <w:proofErr w:type="spellStart"/>
-      <w:proofErr w:type="gramStart"/>
-      <w:r>
-        <w:rPr>
-          <w:rFonts w:cs="Times New Roman"/>
-          <w:szCs w:val="28"/>
-          <w:lang w:val="en-US"/>
-        </w:rPr>
-        <w:t>SetMediator</w:t>
-      </w:r>
-      <w:proofErr w:type="spellEnd"/>
-      <w:r>
-        <w:rPr>
-          <w:rFonts w:cs="Times New Roman"/>
-          <w:szCs w:val="28"/>
-          <w:lang w:val="en-US"/>
-        </w:rPr>
-        <w:t>(</w:t>
-      </w:r>
-      <w:proofErr w:type="spellStart"/>
-      <w:proofErr w:type="gramEnd"/>
-      <w:r>
-        <w:rPr>
-          <w:rFonts w:cs="Times New Roman"/>
-          <w:szCs w:val="28"/>
-          <w:lang w:val="en-US"/>
-        </w:rPr>
-        <w:t>IMapMediator</w:t>
-      </w:r>
-      <w:proofErr w:type="spellEnd"/>
-      <w:r>
-        <w:rPr>
-          <w:rFonts w:cs="Times New Roman"/>
-          <w:szCs w:val="28"/>
-          <w:lang w:val="en-US"/>
-        </w:rPr>
-        <w:t xml:space="preserve"> mediator)</w:t>
-      </w:r>
-    </w:p>
-    <w:p>
-      <w:pPr>
-        <w:spacing w:after="0" w:line="360" w:lineRule="auto"/>
-        <w:ind w:firstLine="709"/>
-        <w:jc w:val="both"/>
-        <w:rPr>
-          <w:rFonts w:cs="Times New Roman"/>
-          <w:szCs w:val="28"/>
-          <w:lang w:val="en-US"/>
-        </w:rPr>
-      </w:pPr>
-      <w:r>
-        <w:rPr>
-          <w:rFonts w:cs="Times New Roman"/>
-          <w:szCs w:val="28"/>
-          <w:lang w:val="en-US"/>
-        </w:rPr>
-        <w:t xml:space="preserve">    {</w:t>
-      </w:r>
-    </w:p>
-    <w:p>
-      <w:pPr>
-        <w:spacing w:after="0" w:line="360" w:lineRule="auto"/>
-        <w:ind w:firstLine="709"/>
-        <w:jc w:val="both"/>
-        <w:rPr>
-          <w:rFonts w:cs="Times New Roman"/>
-          <w:szCs w:val="28"/>
-          <w:lang w:val="en-US"/>
-        </w:rPr>
-      </w:pPr>
-      <w:r>
-        <w:rPr>
-          <w:rFonts w:cs="Times New Roman"/>
-          <w:szCs w:val="28"/>
-          <w:lang w:val="en-US"/>
-        </w:rPr>
-        <w:t xml:space="preserve">        _mediator = mediator;</w:t>
-      </w:r>
-    </w:p>
-    <w:p>
-      <w:pPr>
-        <w:spacing w:after="0" w:line="360" w:lineRule="auto"/>
-        <w:ind w:firstLine="709"/>
-        <w:jc w:val="both"/>
-        <w:rPr>
-          <w:rFonts w:cs="Times New Roman"/>
-          <w:szCs w:val="28"/>
-          <w:lang w:val="en-US"/>
-        </w:rPr>
-      </w:pPr>
-      <w:r>
-        <w:rPr>
-          <w:rFonts w:cs="Times New Roman"/>
-          <w:szCs w:val="28"/>
-          <w:lang w:val="en-US"/>
-        </w:rPr>
-        <w:t xml:space="preserve">    }</w:t>
-      </w:r>
-    </w:p>
-    <w:p>
-      <w:pPr>
-        <w:spacing w:after="0" w:line="360" w:lineRule="auto"/>
-        <w:ind w:firstLine="709"/>
-        <w:jc w:val="both"/>
-        <w:rPr>
-          <w:rFonts w:cs="Times New Roman"/>
-          <w:szCs w:val="28"/>
-          <w:lang w:val="en-US"/>
-        </w:rPr>
-      </w:pPr>
-    </w:p>
-    <w:p>
-      <w:pPr>
-        <w:spacing w:after="0" w:line="360" w:lineRule="auto"/>
-        <w:ind w:firstLine="709"/>
-        <w:jc w:val="both"/>
-        <w:rPr>
-          <w:rFonts w:cs="Times New Roman"/>
-          <w:szCs w:val="28"/>
-          <w:lang w:val="en-US"/>
-        </w:rPr>
-      </w:pPr>
-      <w:r>
-        <w:rPr>
-          <w:rFonts w:cs="Times New Roman"/>
-          <w:szCs w:val="28"/>
-          <w:lang w:val="en-US"/>
-        </w:rPr>
-        <w:t xml:space="preserve">    public void </w:t>
-      </w:r>
-      <w:proofErr w:type="spellStart"/>
-      <w:proofErr w:type="gramStart"/>
-      <w:r>
-        <w:rPr>
-          <w:rFonts w:cs="Times New Roman"/>
-          <w:szCs w:val="28"/>
-          <w:lang w:val="en-US"/>
-        </w:rPr>
-        <w:t>RequestAdd</w:t>
-      </w:r>
-      <w:proofErr w:type="spellEnd"/>
-      <w:r>
-        <w:rPr>
-          <w:rFonts w:cs="Times New Roman"/>
-          <w:szCs w:val="28"/>
-          <w:lang w:val="en-US"/>
-        </w:rPr>
-        <w:t>(</w:t>
-      </w:r>
-      <w:proofErr w:type="gramEnd"/>
-      <w:r>
-        <w:rPr>
-          <w:rFonts w:cs="Times New Roman"/>
-          <w:szCs w:val="28"/>
-          <w:lang w:val="en-US"/>
-        </w:rPr>
-        <w:t>string name, double latitude, double longitude, string category, double rating)</w:t>
-      </w:r>
-    </w:p>
-    <w:p>
-      <w:pPr>
-        <w:spacing w:after="0" w:line="360" w:lineRule="auto"/>
-        <w:ind w:firstLine="709"/>
-        <w:jc w:val="both"/>
-        <w:rPr>
-          <w:rFonts w:cs="Times New Roman"/>
-          <w:szCs w:val="28"/>
-          <w:lang w:val="en-US"/>
-        </w:rPr>
-      </w:pPr>
-      <w:r>
-        <w:rPr>
-          <w:rFonts w:cs="Times New Roman"/>
-          <w:szCs w:val="28"/>
-          <w:lang w:val="en-US"/>
-        </w:rPr>
-        <w:t xml:space="preserve">    {</w:t>
-      </w:r>
-    </w:p>
-    <w:p>
-      <w:pPr>
-        <w:spacing w:after="0" w:line="360" w:lineRule="auto"/>
-        <w:ind w:firstLine="709"/>
-        <w:jc w:val="both"/>
-        <w:rPr>
-          <w:rFonts w:cs="Times New Roman"/>
-          <w:szCs w:val="28"/>
-          <w:lang w:val="en-US"/>
-        </w:rPr>
-      </w:pPr>
-      <w:r>
-        <w:rPr>
-          <w:rFonts w:cs="Times New Roman"/>
-          <w:szCs w:val="28"/>
-          <w:lang w:val="en-US"/>
-        </w:rPr>
-        <w:t xml:space="preserve">        if (_mediator is null)</w:t>
-      </w:r>
-    </w:p>
-    <w:p>
-      <w:pPr>
-        <w:spacing w:after="0" w:line="360" w:lineRule="auto"/>
-        <w:ind w:firstLine="709"/>
-        <w:jc w:val="both"/>
-        <w:rPr>
-          <w:rFonts w:cs="Times New Roman"/>
-          <w:szCs w:val="28"/>
-          <w:lang w:val="en-US"/>
-        </w:rPr>
-      </w:pPr>
-      <w:r>
-        <w:rPr>
-          <w:rFonts w:cs="Times New Roman"/>
-          <w:szCs w:val="28"/>
-          <w:lang w:val="en-US"/>
-        </w:rPr>
-        <w:t xml:space="preserve">        {</w:t>
-      </w:r>
-    </w:p>
-    <w:p>
-      <w:pPr>
-        <w:spacing w:after="0" w:line="360" w:lineRule="auto"/>
-        <w:ind w:firstLine="709"/>
-        <w:jc w:val="both"/>
-        <w:rPr>
-          <w:rFonts w:cs="Times New Roman"/>
-          <w:szCs w:val="28"/>
-          <w:lang w:val="en-US"/>
-        </w:rPr>
-      </w:pPr>
-      <w:r>
-        <w:rPr>
-          <w:rFonts w:cs="Times New Roman"/>
-          <w:szCs w:val="28"/>
-          <w:lang w:val="en-US"/>
-        </w:rPr>
-        <w:t xml:space="preserve">            throw new </w:t>
-      </w:r>
-      <w:proofErr w:type="gramStart"/>
-      <w:r>
-        <w:rPr>
-          <w:rFonts w:cs="Times New Roman"/>
-          <w:szCs w:val="28"/>
-          <w:lang w:val="en-US"/>
-        </w:rPr>
-        <w:t>InvalidOperationException(</w:t>
-      </w:r>
-      <w:proofErr w:type="gramEnd"/>
-      <w:r>
-        <w:rPr>
-          <w:rFonts w:cs="Times New Roman"/>
-          <w:szCs w:val="28"/>
-          <w:lang w:val="en-US"/>
-        </w:rPr>
-        <w:t>"</w:t>
-      </w:r>
-      <w:r>
-        <w:rPr>
-          <w:rFonts w:cs="Times New Roman"/>
-          <w:szCs w:val="28"/>
-        </w:rPr>
-        <w:t>Посредник</w:t>
-      </w:r>
-      <w:r>
-        <w:rPr>
-          <w:rFonts w:cs="Times New Roman"/>
-          <w:szCs w:val="28"/>
-          <w:lang w:val="en-US"/>
-        </w:rPr>
-        <w:t xml:space="preserve"> </w:t>
-      </w:r>
-      <w:r>
-        <w:rPr>
-          <w:rFonts w:cs="Times New Roman"/>
-          <w:szCs w:val="28"/>
-        </w:rPr>
-        <w:t>не</w:t>
-      </w:r>
-      <w:r>
-        <w:rPr>
-          <w:rFonts w:cs="Times New Roman"/>
-          <w:szCs w:val="28"/>
-          <w:lang w:val="en-US"/>
-        </w:rPr>
-        <w:t xml:space="preserve"> </w:t>
-      </w:r>
-      <w:r>
-        <w:rPr>
-          <w:rFonts w:cs="Times New Roman"/>
-          <w:szCs w:val="28"/>
-        </w:rPr>
-        <w:t>установлен</w:t>
-      </w:r>
-      <w:r>
-        <w:rPr>
-          <w:rFonts w:cs="Times New Roman"/>
-          <w:szCs w:val="28"/>
-          <w:lang w:val="en-US"/>
-        </w:rPr>
-        <w:t>.");</w:t>
-      </w:r>
-    </w:p>
-    <w:p>
-      <w:pPr>
-        <w:spacing w:after="0" w:line="360" w:lineRule="auto"/>
-        <w:ind w:firstLine="709"/>
-        <w:jc w:val="both"/>
-        <w:rPr>
-          <w:rFonts w:cs="Times New Roman"/>
-          <w:szCs w:val="28"/>
-          <w:lang w:val="en-US"/>
-        </w:rPr>
-      </w:pPr>
-      <w:r>
-        <w:rPr>
-          <w:rFonts w:cs="Times New Roman"/>
-          <w:szCs w:val="28"/>
-          <w:lang w:val="en-US"/>
-        </w:rPr>
-        <w:t xml:space="preserve">        }</w:t>
-      </w:r>
-    </w:p>
-    <w:p>
-      <w:pPr>
-        <w:spacing w:after="0" w:line="360" w:lineRule="auto"/>
-        <w:ind w:firstLine="709"/>
-        <w:jc w:val="both"/>
-        <w:rPr>
-          <w:rFonts w:cs="Times New Roman"/>
-          <w:szCs w:val="28"/>
-          <w:lang w:val="en-US"/>
-        </w:rPr>
-      </w:pPr>
-    </w:p>
-    <w:p>
-      <w:pPr>
-        <w:spacing w:after="0" w:line="360" w:lineRule="auto"/>
-        <w:ind w:firstLine="709"/>
-        <w:jc w:val="both"/>
-        <w:rPr>
-          <w:rFonts w:cs="Times New Roman"/>
-          <w:szCs w:val="28"/>
-          <w:lang w:val="en-US"/>
-        </w:rPr>
-      </w:pPr>
-      <w:r>
-        <w:rPr>
-          <w:rFonts w:cs="Times New Roman"/>
-          <w:szCs w:val="28"/>
-          <w:lang w:val="en-US"/>
-        </w:rPr>
-        <w:t xml:space="preserve">        bool ok = _</w:t>
-      </w:r>
-      <w:proofErr w:type="spellStart"/>
-      <w:proofErr w:type="gramStart"/>
-      <w:r>
-        <w:rPr>
-          <w:rFonts w:cs="Times New Roman"/>
-          <w:szCs w:val="28"/>
-          <w:lang w:val="en-US"/>
-        </w:rPr>
-        <w:t>mediator.AddPoi</w:t>
-      </w:r>
-      <w:proofErr w:type="spellEnd"/>
-      <w:proofErr w:type="gramEnd"/>
-      <w:r>
-        <w:rPr>
-          <w:rFonts w:cs="Times New Roman"/>
-          <w:szCs w:val="28"/>
-          <w:lang w:val="en-US"/>
-        </w:rPr>
-        <w:t>(name, latitude, longitude, category, rating);</w:t>
-      </w:r>
-    </w:p>
-    <w:p>
-      <w:pPr>
-        <w:spacing w:after="0" w:line="360" w:lineRule="auto"/>
-        <w:ind w:firstLine="709"/>
-        <w:jc w:val="both"/>
-        <w:rPr>
-          <w:rFonts w:cs="Times New Roman"/>
-          <w:szCs w:val="28"/>
-          <w:lang w:val="en-US"/>
-        </w:rPr>
-      </w:pPr>
-    </w:p>
-    <w:p>
-      <w:pPr>
-        <w:spacing w:after="0" w:line="360" w:lineRule="auto"/>
-        <w:ind w:firstLine="709"/>
-        <w:jc w:val="both"/>
-        <w:rPr>
-          <w:rFonts w:cs="Times New Roman"/>
-          <w:szCs w:val="28"/>
-          <w:lang w:val="en-US"/>
-        </w:rPr>
-      </w:pPr>
-      <w:r>
-        <w:rPr>
-          <w:rFonts w:cs="Times New Roman"/>
-          <w:szCs w:val="28"/>
-          <w:lang w:val="en-US"/>
-        </w:rPr>
-        <w:t xml:space="preserve">        _</w:t>
-      </w:r>
-      <w:proofErr w:type="spellStart"/>
-      <w:proofErr w:type="gramStart"/>
-      <w:r>
-        <w:rPr>
-          <w:rFonts w:cs="Times New Roman"/>
-          <w:szCs w:val="28"/>
-          <w:lang w:val="en-US"/>
-        </w:rPr>
-        <w:t>mediator.Notify</w:t>
-      </w:r>
-      <w:proofErr w:type="spellEnd"/>
-      <w:proofErr w:type="gramEnd"/>
-      <w:r>
-        <w:rPr>
-          <w:rFonts w:cs="Times New Roman"/>
-          <w:szCs w:val="28"/>
-          <w:lang w:val="en-US"/>
-        </w:rPr>
-        <w:t xml:space="preserve">(this, </w:t>
-      </w:r>
-      <w:proofErr w:type="gramStart"/>
-      <w:r>
-        <w:rPr>
-          <w:rFonts w:cs="Times New Roman"/>
-          <w:szCs w:val="28"/>
-          <w:lang w:val="en-US"/>
-        </w:rPr>
-        <w:t>ok ?</w:t>
-      </w:r>
-      <w:proofErr w:type="gramEnd"/>
-      <w:r>
-        <w:rPr>
-          <w:rFonts w:cs="Times New Roman"/>
-          <w:szCs w:val="28"/>
-          <w:lang w:val="en-US"/>
-        </w:rPr>
-        <w:t xml:space="preserve"> "</w:t>
-      </w:r>
-      <w:proofErr w:type="spellStart"/>
-      <w:r>
-        <w:rPr>
-          <w:rFonts w:cs="Times New Roman"/>
-          <w:szCs w:val="28"/>
-          <w:lang w:val="en-US"/>
-        </w:rPr>
-        <w:t>PoiAdded</w:t>
-      </w:r>
-      <w:proofErr w:type="spellEnd"/>
-      <w:proofErr w:type="gramStart"/>
-      <w:r>
-        <w:rPr>
-          <w:rFonts w:cs="Times New Roman"/>
-          <w:szCs w:val="28"/>
-          <w:lang w:val="en-US"/>
-        </w:rPr>
-        <w:t>" :</w:t>
-      </w:r>
-      <w:proofErr w:type="gramEnd"/>
-      <w:r>
-        <w:rPr>
-          <w:rFonts w:cs="Times New Roman"/>
-          <w:szCs w:val="28"/>
-          <w:lang w:val="en-US"/>
-        </w:rPr>
-        <w:t xml:space="preserve"> "</w:t>
-      </w:r>
-      <w:proofErr w:type="spellStart"/>
-      <w:r>
-        <w:rPr>
-          <w:rFonts w:cs="Times New Roman"/>
-          <w:szCs w:val="28"/>
-          <w:lang w:val="en-US"/>
-        </w:rPr>
-        <w:t>PoiRejected</w:t>
-      </w:r>
-      <w:proofErr w:type="spellEnd"/>
-      <w:r>
-        <w:rPr>
-          <w:rFonts w:cs="Times New Roman"/>
-          <w:szCs w:val="28"/>
-          <w:lang w:val="en-US"/>
-        </w:rPr>
-        <w:t>");</w:t>
-      </w:r>
-    </w:p>
-    <w:p>
-      <w:pPr>
-        <w:spacing w:after="0" w:line="360" w:lineRule="auto"/>
-        <w:ind w:firstLine="709"/>
-        <w:jc w:val="both"/>
-        <w:rPr>
-          <w:rFonts w:cs="Times New Roman"/>
-          <w:szCs w:val="28"/>
-          <w:lang w:val="en-US"/>
-        </w:rPr>
-      </w:pPr>
-      <w:r>
-        <w:rPr>
-          <w:rFonts w:cs="Times New Roman"/>
-          <w:szCs w:val="28"/>
-          <w:lang w:val="en-US"/>
-        </w:rPr>
-        <w:t xml:space="preserve">    }</w:t>
-      </w:r>
-    </w:p>
-    <w:p>
-      <w:pPr>
-        <w:spacing w:after="0" w:line="360" w:lineRule="auto"/>
-        <w:ind w:firstLine="709"/>
-        <w:jc w:val="both"/>
-        <w:rPr>
-          <w:rFonts w:cs="Times New Roman"/>
-          <w:szCs w:val="28"/>
-          <w:lang w:val="en-US"/>
-        </w:rPr>
-      </w:pPr>
-    </w:p>
-    <w:p>
-      <w:pPr>
-        <w:spacing w:after="0" w:line="360" w:lineRule="auto"/>
-        <w:ind w:firstLine="709"/>
-        <w:jc w:val="both"/>
-        <w:rPr>
-          <w:rFonts w:cs="Times New Roman"/>
-          <w:szCs w:val="28"/>
-          <w:lang w:val="en-US"/>
-        </w:rPr>
-      </w:pPr>
-      <w:r>
-        <w:rPr>
-          <w:rFonts w:cs="Times New Roman"/>
-          <w:szCs w:val="28"/>
-          <w:lang w:val="en-US"/>
-        </w:rPr>
-        <w:t xml:space="preserve">    public void </w:t>
-      </w:r>
-      <w:proofErr w:type="spellStart"/>
-      <w:proofErr w:type="gramStart"/>
-      <w:r>
-        <w:rPr>
-          <w:rFonts w:cs="Times New Roman"/>
-          <w:szCs w:val="28"/>
-          <w:lang w:val="en-US"/>
-        </w:rPr>
-        <w:t>RequestRender</w:t>
-      </w:r>
-      <w:proofErr w:type="spellEnd"/>
-      <w:r>
-        <w:rPr>
-          <w:rFonts w:cs="Times New Roman"/>
-          <w:szCs w:val="28"/>
-          <w:lang w:val="en-US"/>
-        </w:rPr>
-        <w:t>(</w:t>
-      </w:r>
-      <w:proofErr w:type="gramEnd"/>
-      <w:r>
-        <w:rPr>
-          <w:rFonts w:cs="Times New Roman"/>
-          <w:szCs w:val="28"/>
-          <w:lang w:val="en-US"/>
-        </w:rPr>
-        <w:t>)</w:t>
-      </w:r>
-    </w:p>
-    <w:p>
-      <w:pPr>
-        <w:spacing w:after="0" w:line="360" w:lineRule="auto"/>
-        <w:ind w:firstLine="709"/>
-        <w:jc w:val="both"/>
-        <w:rPr>
-          <w:rFonts w:cs="Times New Roman"/>
-          <w:szCs w:val="28"/>
-          <w:lang w:val="en-US"/>
-        </w:rPr>
-      </w:pPr>
-      <w:r>
-        <w:rPr>
-          <w:rFonts w:cs="Times New Roman"/>
-          <w:szCs w:val="28"/>
-          <w:lang w:val="en-US"/>
-        </w:rPr>
-        <w:t xml:space="preserve">    {</w:t>
-      </w:r>
-    </w:p>
-    <w:p>
-      <w:pPr>
-        <w:spacing w:after="0" w:line="360" w:lineRule="auto"/>
-        <w:ind w:firstLine="709"/>
-        <w:jc w:val="both"/>
-        <w:rPr>
-          <w:rFonts w:cs="Times New Roman"/>
-          <w:szCs w:val="28"/>
-          <w:lang w:val="en-US"/>
-        </w:rPr>
-      </w:pPr>
-      <w:r>
-        <w:rPr>
-          <w:rFonts w:cs="Times New Roman"/>
-          <w:szCs w:val="28"/>
-          <w:lang w:val="en-US"/>
-        </w:rPr>
-        <w:t xml:space="preserve">        _</w:t>
-      </w:r>
-      <w:proofErr w:type="gramStart"/>
-      <w:r>
-        <w:rPr>
-          <w:rFonts w:cs="Times New Roman"/>
-          <w:szCs w:val="28"/>
-          <w:lang w:val="en-US"/>
-        </w:rPr>
-        <w:t>mediator?.</w:t>
-      </w:r>
-      <w:proofErr w:type="spellStart"/>
-      <w:r>
-        <w:rPr>
-          <w:rFonts w:cs="Times New Roman"/>
-          <w:szCs w:val="28"/>
-          <w:lang w:val="en-US"/>
-        </w:rPr>
-        <w:t>RenderAll</w:t>
-      </w:r>
-      <w:proofErr w:type="spellEnd"/>
-      <w:r>
-        <w:rPr>
-          <w:rFonts w:cs="Times New Roman"/>
-          <w:szCs w:val="28"/>
-          <w:lang w:val="en-US"/>
-        </w:rPr>
-        <w:t>(</w:t>
-      </w:r>
-      <w:proofErr w:type="gramEnd"/>
-      <w:r>
-        <w:rPr>
-          <w:rFonts w:cs="Times New Roman"/>
-          <w:szCs w:val="28"/>
-          <w:lang w:val="en-US"/>
-        </w:rPr>
-        <w:t>);</w:t>
-      </w:r>
-    </w:p>
-    <w:p>
-      <w:pPr>
-        <w:spacing w:after="0" w:line="360" w:lineRule="auto"/>
-        <w:ind w:firstLine="709"/>
-        <w:jc w:val="both"/>
-        <w:rPr>
-          <w:rFonts w:cs="Times New Roman"/>
-          <w:szCs w:val="28"/>
-          <w:lang w:val="en-US"/>
-        </w:rPr>
-      </w:pPr>
-      <w:r>
-        <w:rPr>
-          <w:rFonts w:cs="Times New Roman"/>
-          <w:szCs w:val="28"/>
-          <w:lang w:val="en-US"/>
-        </w:rPr>
-        <w:t xml:space="preserve">        _</w:t>
-      </w:r>
-      <w:proofErr w:type="spellStart"/>
-      <w:proofErr w:type="gramStart"/>
-      <w:r>
-        <w:rPr>
-          <w:rFonts w:cs="Times New Roman"/>
-          <w:szCs w:val="28"/>
-          <w:lang w:val="en-US"/>
-        </w:rPr>
-        <w:t>mediator?.Notify</w:t>
-      </w:r>
-      <w:proofErr w:type="spellEnd"/>
-      <w:r>
-        <w:rPr>
-          <w:rFonts w:cs="Times New Roman"/>
-          <w:szCs w:val="28"/>
-          <w:lang w:val="en-US"/>
-        </w:rPr>
-        <w:t>(</w:t>
-      </w:r>
-      <w:proofErr w:type="gramEnd"/>
-      <w:r>
-        <w:rPr>
-          <w:rFonts w:cs="Times New Roman"/>
-          <w:szCs w:val="28"/>
-          <w:lang w:val="en-US"/>
-        </w:rPr>
-        <w:t>this, "</w:t>
-      </w:r>
-      <w:proofErr w:type="spellStart"/>
-      <w:r>
-        <w:rPr>
-          <w:rFonts w:cs="Times New Roman"/>
-          <w:szCs w:val="28"/>
-          <w:lang w:val="en-US"/>
-        </w:rPr>
-        <w:t>RenderRequested</w:t>
-      </w:r>
-      <w:proofErr w:type="spellEnd"/>
-      <w:r>
-        <w:rPr>
-          <w:rFonts w:cs="Times New Roman"/>
-          <w:szCs w:val="28"/>
-          <w:lang w:val="en-US"/>
-        </w:rPr>
-        <w:t>");</w:t>
-      </w:r>
-    </w:p>
-    <w:p>
-      <w:pPr>
-        <w:spacing w:after="0" w:line="360" w:lineRule="auto"/>
-        <w:ind w:firstLine="709"/>
-        <w:jc w:val="both"/>
-        <w:rPr>
-          <w:rFonts w:cs="Times New Roman"/>
-          <w:szCs w:val="28"/>
-          <w:lang w:val="en-US"/>
-        </w:rPr>
-      </w:pPr>
-      <w:r>
-        <w:rPr>
-          <w:rFonts w:cs="Times New Roman"/>
-          <w:szCs w:val="28"/>
-          <w:lang w:val="en-US"/>
-        </w:rPr>
-        <w:t xml:space="preserve">    }</w:t>
-      </w:r>
-    </w:p>
-    <w:p>
-      <w:pPr>
-        <w:spacing w:after="0" w:line="360" w:lineRule="auto"/>
-        <w:ind w:firstLine="709"/>
-        <w:jc w:val="both"/>
-        <w:rPr>
-          <w:rFonts w:cs="Times New Roman"/>
-          <w:szCs w:val="28"/>
-          <w:lang w:val="en-US"/>
-        </w:rPr>
-      </w:pPr>
-      <w:r>
-        <w:rPr>
-          <w:rFonts w:cs="Times New Roman"/>
-          <w:szCs w:val="28"/>
-          <w:lang w:val="en-US"/>
-        </w:rPr>
-        <w:t>}</w:t>
-      </w:r>
-    </w:p>
-    <w:p>
-      <w:pPr>
-        <w:spacing w:after="0" w:line="360" w:lineRule="auto"/>
-        <w:ind w:firstLine="709"/>
-        <w:jc w:val="both"/>
-        <w:rPr>
-          <w:rFonts w:cs="Times New Roman"/>
-          <w:szCs w:val="28"/>
-        </w:rPr>
-      </w:pPr>
-      <w:r>
-        <w:rPr>
-          <w:rFonts w:cs="Times New Roman"/>
-          <w:szCs w:val="28"/>
-        </w:rPr>
-        <w:t>Демонстрация</w:t>
-      </w:r>
-      <w:r>
-        <w:rPr>
-          <w:rFonts w:cs="Times New Roman"/>
-          <w:szCs w:val="28"/>
-        </w:rPr>
-        <w:t xml:space="preserve"> работы паттерна</w:t>
-      </w:r>
-    </w:p>
-    <w:p>
-      <w:pPr>
-        <w:spacing w:after="0" w:line="360" w:lineRule="auto"/>
-        <w:ind w:firstLine="709"/>
-        <w:jc w:val="both"/>
-        <w:rPr>
-          <w:rFonts w:cs="Times New Roman"/>
-          <w:szCs w:val="28"/>
-          <w:lang w:val="en-US"/>
-        </w:rPr>
-      </w:pPr>
-      <w:proofErr w:type="spellStart"/>
-      <w:r>
-        <w:rPr>
-          <w:rFonts w:cs="Times New Roman"/>
-          <w:szCs w:val="28"/>
-          <w:lang w:val="en-US"/>
-        </w:rPr>
-        <w:t>MapMediator</w:t>
-      </w:r>
-      <w:proofErr w:type="spellEnd"/>
-      <w:r>
-        <w:rPr>
-          <w:rFonts w:cs="Times New Roman"/>
-          <w:szCs w:val="28"/>
-          <w:lang w:val="en-US"/>
-        </w:rPr>
-        <w:t xml:space="preserve"> mediator = </w:t>
-      </w:r>
-      <w:proofErr w:type="gramStart"/>
-      <w:r>
-        <w:rPr>
-          <w:rFonts w:cs="Times New Roman"/>
-          <w:szCs w:val="28"/>
-          <w:lang w:val="en-US"/>
-        </w:rPr>
-        <w:t>new(</w:t>
-      </w:r>
-      <w:proofErr w:type="gramEnd"/>
-      <w:r>
-        <w:rPr>
-          <w:rFonts w:cs="Times New Roman"/>
-          <w:szCs w:val="28"/>
-          <w:lang w:val="en-US"/>
-        </w:rPr>
-        <w:t xml:space="preserve">new </w:t>
-      </w:r>
-      <w:proofErr w:type="spellStart"/>
-      <w:proofErr w:type="gramStart"/>
-      <w:r>
-        <w:rPr>
-          <w:rFonts w:cs="Times New Roman"/>
-          <w:szCs w:val="28"/>
-          <w:lang w:val="en-US"/>
-        </w:rPr>
-        <w:t>ConsoleRenderer</w:t>
-      </w:r>
-      <w:proofErr w:type="spellEnd"/>
-      <w:r>
-        <w:rPr>
-          <w:rFonts w:cs="Times New Roman"/>
-          <w:szCs w:val="28"/>
-          <w:lang w:val="en-US"/>
-        </w:rPr>
-        <w:t>(</w:t>
-      </w:r>
-      <w:proofErr w:type="gramEnd"/>
-      <w:r>
-        <w:rPr>
-          <w:rFonts w:cs="Times New Roman"/>
-          <w:szCs w:val="28"/>
-          <w:lang w:val="en-US"/>
-        </w:rPr>
-        <w:t>));</w:t>
-      </w:r>
-    </w:p>
-    <w:p>
-      <w:pPr>
-        <w:spacing w:after="0" w:line="360" w:lineRule="auto"/>
-        <w:ind w:firstLine="709"/>
-        <w:jc w:val="both"/>
-        <w:rPr>
-          <w:rFonts w:cs="Times New Roman"/>
-          <w:szCs w:val="28"/>
-          <w:lang w:val="en-US"/>
-        </w:rPr>
-      </w:pPr>
-      <w:proofErr w:type="spellStart"/>
-      <w:r>
-        <w:rPr>
-          <w:rFonts w:cs="Times New Roman"/>
-          <w:szCs w:val="28"/>
-          <w:lang w:val="en-US"/>
-        </w:rPr>
-        <w:t>MapPanel</w:t>
-      </w:r>
-      <w:proofErr w:type="spellEnd"/>
-      <w:r>
-        <w:rPr>
-          <w:rFonts w:cs="Times New Roman"/>
-          <w:szCs w:val="28"/>
-          <w:lang w:val="en-US"/>
-        </w:rPr>
-        <w:t xml:space="preserve"> panel = </w:t>
-      </w:r>
-      <w:proofErr w:type="gramStart"/>
-      <w:r>
-        <w:rPr>
-          <w:rFonts w:cs="Times New Roman"/>
-          <w:szCs w:val="28"/>
-          <w:lang w:val="en-US"/>
-        </w:rPr>
-        <w:t>new(</w:t>
-      </w:r>
-      <w:proofErr w:type="gramEnd"/>
-      <w:r>
-        <w:rPr>
-          <w:rFonts w:cs="Times New Roman"/>
-          <w:szCs w:val="28"/>
-          <w:lang w:val="en-US"/>
-        </w:rPr>
-        <w:t>);</w:t>
-      </w:r>
-    </w:p>
-    <w:p>
-      <w:pPr>
-        <w:spacing w:after="0" w:line="360" w:lineRule="auto"/>
-        <w:ind w:firstLine="709"/>
-        <w:jc w:val="both"/>
-        <w:rPr>
-          <w:rFonts w:cs="Times New Roman"/>
-          <w:szCs w:val="28"/>
-          <w:lang w:val="en-US"/>
-        </w:rPr>
-      </w:pPr>
-      <w:proofErr w:type="spellStart"/>
-      <w:proofErr w:type="gramStart"/>
-      <w:r>
-        <w:rPr>
-          <w:rFonts w:cs="Times New Roman"/>
-          <w:szCs w:val="28"/>
-          <w:lang w:val="en-US"/>
-        </w:rPr>
-        <w:t>panel.SetMediator</w:t>
-      </w:r>
-      <w:proofErr w:type="spellEnd"/>
-      <w:proofErr w:type="gramEnd"/>
-      <w:r>
-        <w:rPr>
-          <w:rFonts w:cs="Times New Roman"/>
-          <w:szCs w:val="28"/>
-          <w:lang w:val="en-US"/>
-        </w:rPr>
-        <w:t>(mediator);</w:t>
-      </w:r>
-    </w:p>
-    <w:p>
-      <w:pPr>
-        <w:spacing w:after="0" w:line="360" w:lineRule="auto"/>
-        <w:ind w:firstLine="709"/>
-        <w:jc w:val="both"/>
-        <w:rPr>
-          <w:rFonts w:cs="Times New Roman"/>
-          <w:szCs w:val="28"/>
-          <w:lang w:val="en-US"/>
-        </w:rPr>
-      </w:pPr>
-    </w:p>
-    <w:p>
-      <w:pPr>
-        <w:spacing w:after="0" w:line="360" w:lineRule="auto"/>
-        <w:ind w:firstLine="709"/>
-        <w:jc w:val="both"/>
-        <w:rPr>
-          <w:rFonts w:cs="Times New Roman"/>
-          <w:szCs w:val="28"/>
-        </w:rPr>
-      </w:pPr>
-      <w:r>
-        <w:rPr>
-          <w:rFonts w:cs="Times New Roman"/>
-          <w:szCs w:val="28"/>
-        </w:rPr>
-        <w:t xml:space="preserve">// Панель не знает о </w:t>
-      </w:r>
-      <w:proofErr w:type="spellStart"/>
-      <w:r>
-        <w:rPr>
-          <w:rFonts w:cs="Times New Roman"/>
-          <w:szCs w:val="28"/>
-        </w:rPr>
-        <w:t>MapService</w:t>
-      </w:r>
-      <w:proofErr w:type="spellEnd"/>
-      <w:r>
-        <w:rPr>
-          <w:rFonts w:cs="Times New Roman"/>
-          <w:szCs w:val="28"/>
-        </w:rPr>
-        <w:t xml:space="preserve"> / валидаторе / рендерере — только о посреднике.</w:t>
-      </w:r>
-    </w:p>
-    <w:p>
-      <w:pPr>
-        <w:spacing w:after="0" w:line="360" w:lineRule="auto"/>
-        <w:ind w:firstLine="709"/>
-        <w:jc w:val="both"/>
-        <w:rPr>
-          <w:rFonts w:cs="Times New Roman"/>
-          <w:szCs w:val="28"/>
-        </w:rPr>
-      </w:pPr>
-      <w:proofErr w:type="spellStart"/>
-      <w:proofErr w:type="gramStart"/>
-      <w:r>
-        <w:rPr>
-          <w:rFonts w:cs="Times New Roman"/>
-          <w:szCs w:val="28"/>
-        </w:rPr>
-        <w:t>panel.RequestAdd</w:t>
-      </w:r>
-      <w:proofErr w:type="spellEnd"/>
-      <w:proofErr w:type="gramEnd"/>
-      <w:r>
-        <w:rPr>
-          <w:rFonts w:cs="Times New Roman"/>
-          <w:szCs w:val="28"/>
-        </w:rPr>
-        <w:t>("Центральный парк", 55.7601, 37.6184, "Парк", 4.7);</w:t>
-      </w:r>
-    </w:p>
-    <w:p>
-      <w:pPr>
-        <w:spacing w:after="0" w:line="360" w:lineRule="auto"/>
-        <w:ind w:firstLine="709"/>
-        <w:jc w:val="both"/>
-        <w:rPr>
-          <w:rFonts w:cs="Times New Roman"/>
-          <w:szCs w:val="28"/>
-        </w:rPr>
-      </w:pPr>
-      <w:proofErr w:type="spellStart"/>
-      <w:proofErr w:type="gramStart"/>
-      <w:r>
-        <w:rPr>
-          <w:rFonts w:cs="Times New Roman"/>
-          <w:szCs w:val="28"/>
-        </w:rPr>
-        <w:t>panel.RequestAdd</w:t>
-      </w:r>
-      <w:proofErr w:type="spellEnd"/>
-      <w:proofErr w:type="gramEnd"/>
-      <w:r>
-        <w:rPr>
-          <w:rFonts w:cs="Times New Roman"/>
-          <w:szCs w:val="28"/>
-        </w:rPr>
-        <w:t>("Музей истории", 55.7580, 37.6150, "Музей", 4.9);</w:t>
-      </w:r>
-    </w:p>
-    <w:p>
-      <w:pPr>
-        <w:spacing w:after="0" w:line="360" w:lineRule="auto"/>
-        <w:ind w:firstLine="709"/>
-        <w:jc w:val="both"/>
-        <w:rPr>
-          <w:rFonts w:cs="Times New Roman"/>
-          <w:szCs w:val="28"/>
-        </w:rPr>
-      </w:pPr>
-    </w:p>
-    <w:p>
-      <w:pPr>
-        <w:spacing w:after="0" w:line="360" w:lineRule="auto"/>
-        <w:ind w:firstLine="709"/>
-        <w:jc w:val="both"/>
-        <w:rPr>
-          <w:rFonts w:cs="Times New Roman"/>
-          <w:szCs w:val="28"/>
-        </w:rPr>
-      </w:pPr>
-      <w:r>
-        <w:rPr>
-          <w:rFonts w:cs="Times New Roman"/>
-          <w:szCs w:val="28"/>
-        </w:rPr>
-        <w:t>// Некорректный ввод — отклонён цепочкой валидаторов (Lab8) через посредника.</w:t>
-      </w:r>
-    </w:p>
-    <w:p>
-      <w:pPr>
-        <w:spacing w:after="0" w:line="360" w:lineRule="auto"/>
-        <w:ind w:firstLine="709"/>
-        <w:jc w:val="both"/>
-        <w:rPr>
-          <w:rFonts w:cs="Times New Roman"/>
-          <w:szCs w:val="28"/>
-        </w:rPr>
-      </w:pPr>
-      <w:proofErr w:type="spellStart"/>
-      <w:proofErr w:type="gramStart"/>
-      <w:r>
-        <w:rPr>
-          <w:rFonts w:cs="Times New Roman"/>
-          <w:szCs w:val="28"/>
-        </w:rPr>
-        <w:t>panel.RequestAdd</w:t>
-      </w:r>
-      <w:proofErr w:type="spellEnd"/>
-      <w:proofErr w:type="gramEnd"/>
       <w:r>
         <w:rPr>
           <w:rFonts w:cs="Times New Roman"/>
@@ -6335,6 +5875,7 @@
       </w:pPr>
       <w:r>
         <w:rPr>
+          <w:noProof/>
           <w:szCs w:val="28"/>
         </w:rPr>
         <w:lastRenderedPageBreak/>
@@ -6946,6 +6487,7 @@
       </w:pPr>
       <w:r>
         <w:rPr>
+          <w:noProof/>
           <w:szCs w:val="28"/>
           <w:lang w:val="en-US"/>
         </w:rPr>
@@ -7259,18 +6801,8 @@
           <w:szCs w:val="28"/>
           <w:lang w:val="en-US"/>
         </w:rPr>
-        <w:t xml:space="preserve">    public string Name </w:t>
-      </w:r>
-      <w:proofErr w:type="gramStart"/>
-      <w:r>
-        <w:rPr>
-          <w:rFonts w:cs="Times New Roman"/>
-          <w:szCs w:val="28"/>
-          <w:lang w:val="en-US"/>
-        </w:rPr>
-        <w:t>{ get; }</w:t>
-      </w:r>
-      <w:proofErr w:type="gramEnd"/>
+        <w:t xml:space="preserve">    public string Name { get; }</w:t>
+      </w:r>
     </w:p>
     <w:p>
       <w:pPr>
@@ -7289,18 +6821,8 @@
           <w:szCs w:val="28"/>
           <w:lang w:val="en-US"/>
         </w:rPr>
-        <w:t xml:space="preserve">    public string? Category </w:t>
-      </w:r>
-      <w:proofErr w:type="gramStart"/>
-      <w:r>
-        <w:rPr>
-          <w:rFonts w:cs="Times New Roman"/>
-          <w:szCs w:val="28"/>
-          <w:lang w:val="en-US"/>
-        </w:rPr>
-        <w:t>{ get; }</w:t>
-      </w:r>
-      <w:proofErr w:type="gramEnd"/>
+        <w:t xml:space="preserve">    public string? Category { get; }</w:t>
+      </w:r>
     </w:p>
     <w:p>
       <w:pPr>
@@ -7319,18 +6841,8 @@
           <w:szCs w:val="28"/>
           <w:lang w:val="en-US"/>
         </w:rPr>
-        <w:t xml:space="preserve">    public double? Rating </w:t>
-      </w:r>
-      <w:proofErr w:type="gramStart"/>
-      <w:r>
-        <w:rPr>
-          <w:rFonts w:cs="Times New Roman"/>
-          <w:szCs w:val="28"/>
-          <w:lang w:val="en-US"/>
-        </w:rPr>
-        <w:t>{ get; }</w:t>
-      </w:r>
-      <w:proofErr w:type="gramEnd"/>
+        <w:t xml:space="preserve">    public double? Rating { get; }</w:t>
+      </w:r>
     </w:p>
     <w:p>
       <w:pPr>
@@ -7367,18 +6879,8 @@
           <w:szCs w:val="28"/>
           <w:lang w:val="en-US"/>
         </w:rPr>
-        <w:t xml:space="preserve"> </w:t>
-      </w:r>
-      <w:proofErr w:type="gramStart"/>
-      <w:r>
-        <w:rPr>
-          <w:rFonts w:cs="Times New Roman"/>
-          <w:szCs w:val="28"/>
-          <w:lang w:val="en-US"/>
-        </w:rPr>
-        <w:t>{ get; }</w:t>
-      </w:r>
-      <w:proofErr w:type="gramEnd"/>
+        <w:t xml:space="preserve"> { get; }</w:t>
+      </w:r>
     </w:p>
     <w:p>
       <w:pPr>
@@ -7412,7 +6914,6 @@
         <w:t xml:space="preserve">    internal </w:t>
       </w:r>
       <w:proofErr w:type="spellStart"/>
-      <w:proofErr w:type="gramStart"/>
       <w:r>
         <w:rPr>
           <w:rFonts w:cs="Times New Roman"/>
@@ -7428,16 +6929,7 @@
           <w:szCs w:val="28"/>
           <w:lang w:val="en-US"/>
         </w:rPr>
-        <w:t>(</w:t>
-      </w:r>
-      <w:proofErr w:type="gramEnd"/>
-      <w:r>
-        <w:rPr>
-          <w:rFonts w:cs="Times New Roman"/>
-          <w:szCs w:val="28"/>
-          <w:lang w:val="en-US"/>
-        </w:rPr>
-        <w:t xml:space="preserve">string name, string? category, double? rating, string? </w:t>
+        <w:t xml:space="preserve">(string name, string? category, double? rating, string? </w:t>
       </w:r>
       <w:proofErr w:type="spellStart"/>
       <w:r>
@@ -7671,25 +7163,7 @@
           <w:szCs w:val="28"/>
           <w:lang w:val="en-US"/>
         </w:rPr>
-        <w:t xml:space="preserve"> originator = </w:t>
-      </w:r>
-      <w:proofErr w:type="gramStart"/>
-      <w:r>
-        <w:rPr>
-          <w:rFonts w:cs="Times New Roman"/>
-          <w:szCs w:val="28"/>
-          <w:lang w:val="en-US"/>
-        </w:rPr>
-        <w:t>new(</w:t>
-      </w:r>
-      <w:proofErr w:type="gramEnd"/>
-      <w:r>
-        <w:rPr>
-          <w:rFonts w:cs="Times New Roman"/>
-          <w:szCs w:val="28"/>
-          <w:lang w:val="en-US"/>
-        </w:rPr>
-        <w:t>"</w:t>
+        <w:t xml:space="preserve"> originator = new("</w:t>
       </w:r>
       <w:r>
         <w:rPr>
@@ -7764,25 +7238,7 @@
           <w:szCs w:val="28"/>
           <w:lang w:val="en-US"/>
         </w:rPr>
-        <w:t xml:space="preserve"> caretaker = </w:t>
-      </w:r>
-      <w:proofErr w:type="gramStart"/>
-      <w:r>
-        <w:rPr>
-          <w:rFonts w:cs="Times New Roman"/>
-          <w:szCs w:val="28"/>
-          <w:lang w:val="en-US"/>
-        </w:rPr>
-        <w:t>new(</w:t>
-      </w:r>
-      <w:proofErr w:type="gramEnd"/>
-      <w:r>
-        <w:rPr>
-          <w:rFonts w:cs="Times New Roman"/>
-          <w:szCs w:val="28"/>
-          <w:lang w:val="en-US"/>
-        </w:rPr>
-        <w:t>);</w:t>
+        <w:t xml:space="preserve"> caretaker = new();</w:t>
       </w:r>
     </w:p>
     <w:p>
@@ -7809,7 +7265,6 @@
         </w:rPr>
       </w:pPr>
       <w:proofErr w:type="spellStart"/>
-      <w:proofErr w:type="gramStart"/>
       <w:r>
         <w:rPr>
           <w:rFonts w:cs="Times New Roman"/>
@@ -7819,7 +7274,6 @@
         <w:t>System.Console.WriteLine</w:t>
       </w:r>
       <w:proofErr w:type="spellEnd"/>
-      <w:proofErr w:type="gramEnd"/>
       <w:r>
         <w:rPr>
           <w:rFonts w:cs="Times New Roman"/>
@@ -7871,7 +7325,6 @@
         </w:rPr>
       </w:pPr>
       <w:proofErr w:type="spellStart"/>
-      <w:proofErr w:type="gramStart"/>
       <w:r>
         <w:rPr>
           <w:rFonts w:cs="Times New Roman"/>
@@ -7881,7 +7334,146 @@
         <w:t>System.Console.WriteLine</w:t>
       </w:r>
       <w:proofErr w:type="spellEnd"/>
-      <w:proofErr w:type="gramEnd"/>
+      <w:r>
+        <w:rPr>
+          <w:rFonts w:cs="Times New Roman"/>
+          <w:szCs w:val="28"/>
+          <w:lang w:val="en-US"/>
+        </w:rPr>
+        <w:t xml:space="preserve">("  " + </w:t>
+      </w:r>
+      <w:proofErr w:type="spellStart"/>
+      <w:r>
+        <w:rPr>
+          <w:rFonts w:cs="Times New Roman"/>
+          <w:szCs w:val="28"/>
+          <w:lang w:val="en-US"/>
+        </w:rPr>
+        <w:t>originator.Describe</w:t>
+      </w:r>
+      <w:proofErr w:type="spellEnd"/>
+      <w:r>
+        <w:rPr>
+          <w:rFonts w:cs="Times New Roman"/>
+          <w:szCs w:val="28"/>
+          <w:lang w:val="en-US"/>
+        </w:rPr>
+        <w:t>());</w:t>
+      </w:r>
+    </w:p>
+    <w:p>
+      <w:pPr>
+        <w:spacing w:after="0" w:line="360" w:lineRule="auto"/>
+        <w:ind w:firstLine="709"/>
+        <w:jc w:val="both"/>
+        <w:rPr>
+          <w:rFonts w:cs="Times New Roman"/>
+          <w:szCs w:val="28"/>
+          <w:lang w:val="en-US"/>
+        </w:rPr>
+      </w:pPr>
+    </w:p>
+    <w:p>
+      <w:pPr>
+        <w:spacing w:after="0" w:line="360" w:lineRule="auto"/>
+        <w:ind w:firstLine="709"/>
+        <w:jc w:val="both"/>
+        <w:rPr>
+          <w:rFonts w:cs="Times New Roman"/>
+          <w:szCs w:val="28"/>
+          <w:lang w:val="en-US"/>
+        </w:rPr>
+      </w:pPr>
+      <w:r>
+        <w:rPr>
+          <w:rFonts w:cs="Times New Roman"/>
+          <w:szCs w:val="28"/>
+          <w:lang w:val="en-US"/>
+        </w:rPr>
+        <w:t xml:space="preserve">// </w:t>
+      </w:r>
+      <w:r>
+        <w:rPr>
+          <w:rFonts w:cs="Times New Roman"/>
+          <w:szCs w:val="28"/>
+        </w:rPr>
+        <w:t>Сохраняем</w:t>
+      </w:r>
+      <w:r>
+        <w:rPr>
+          <w:rFonts w:cs="Times New Roman"/>
+          <w:szCs w:val="28"/>
+          <w:lang w:val="en-US"/>
+        </w:rPr>
+        <w:t xml:space="preserve"> </w:t>
+      </w:r>
+      <w:r>
+        <w:rPr>
+          <w:rFonts w:cs="Times New Roman"/>
+          <w:szCs w:val="28"/>
+        </w:rPr>
+        <w:t>снимок</w:t>
+      </w:r>
+      <w:r>
+        <w:rPr>
+          <w:rFonts w:cs="Times New Roman"/>
+          <w:szCs w:val="28"/>
+          <w:lang w:val="en-US"/>
+        </w:rPr>
+        <w:t xml:space="preserve"> </w:t>
+      </w:r>
+      <w:r>
+        <w:rPr>
+          <w:rFonts w:cs="Times New Roman"/>
+          <w:szCs w:val="28"/>
+        </w:rPr>
+        <w:t>перед</w:t>
+      </w:r>
+      <w:r>
+        <w:rPr>
+          <w:rFonts w:cs="Times New Roman"/>
+          <w:szCs w:val="28"/>
+          <w:lang w:val="en-US"/>
+        </w:rPr>
+        <w:t xml:space="preserve"> </w:t>
+      </w:r>
+      <w:r>
+        <w:rPr>
+          <w:rFonts w:cs="Times New Roman"/>
+          <w:szCs w:val="28"/>
+        </w:rPr>
+        <w:t>изменением</w:t>
+      </w:r>
+      <w:r>
+        <w:rPr>
+          <w:rFonts w:cs="Times New Roman"/>
+          <w:szCs w:val="28"/>
+          <w:lang w:val="en-US"/>
+        </w:rPr>
+        <w:t>.</w:t>
+      </w:r>
+    </w:p>
+    <w:p>
+      <w:pPr>
+        <w:spacing w:after="0" w:line="360" w:lineRule="auto"/>
+        <w:ind w:firstLine="709"/>
+        <w:jc w:val="both"/>
+        <w:rPr>
+          <w:rFonts w:cs="Times New Roman"/>
+          <w:szCs w:val="28"/>
+          <w:lang w:val="en-US"/>
+        </w:rPr>
+      </w:pPr>
+      <w:proofErr w:type="spellStart"/>
+      <w:r>
+        <w:rPr>
+          <w:rFonts w:cs="Times New Roman"/>
+          <w:szCs w:val="28"/>
+          <w:lang w:val="en-US"/>
+        </w:rPr>
+        <w:t>caretaker.Save</w:t>
+      </w:r>
+      <w:proofErr w:type="spellEnd"/>
       <w:r>
         <w:rPr>
           <w:rFonts w:cs="Times New Roman"/>
@@ -7890,26 +7482,172 @@
         </w:rPr>
         <w:t>(</w:t>
       </w:r>
-      <w:proofErr w:type="gramStart"/>
-      <w:r>
-        <w:rPr>
-          <w:rFonts w:cs="Times New Roman"/>
-          <w:szCs w:val="28"/>
-          <w:lang w:val="en-US"/>
-        </w:rPr>
-        <w:t>"  "</w:t>
-      </w:r>
-      <w:proofErr w:type="gramEnd"/>
-      <w:r>
-        <w:rPr>
-          <w:rFonts w:cs="Times New Roman"/>
-          <w:szCs w:val="28"/>
-          <w:lang w:val="en-US"/>
-        </w:rPr>
-        <w:t xml:space="preserve"> + </w:t>
-      </w:r>
       <w:proofErr w:type="spellStart"/>
-      <w:proofErr w:type="gramStart"/>
+      <w:r>
+        <w:rPr>
+          <w:rFonts w:cs="Times New Roman"/>
+          <w:szCs w:val="28"/>
+          <w:lang w:val="en-US"/>
+        </w:rPr>
+        <w:t>originator.Save</w:t>
+      </w:r>
+      <w:proofErr w:type="spellEnd"/>
+      <w:r>
+        <w:rPr>
+          <w:rFonts w:cs="Times New Roman"/>
+          <w:szCs w:val="28"/>
+          <w:lang w:val="en-US"/>
+        </w:rPr>
+        <w:t>());</w:t>
+      </w:r>
+    </w:p>
+    <w:p>
+      <w:pPr>
+        <w:spacing w:after="0" w:line="360" w:lineRule="auto"/>
+        <w:ind w:firstLine="709"/>
+        <w:jc w:val="both"/>
+        <w:rPr>
+          <w:rFonts w:cs="Times New Roman"/>
+          <w:szCs w:val="28"/>
+          <w:lang w:val="en-US"/>
+        </w:rPr>
+      </w:pPr>
+    </w:p>
+    <w:p>
+      <w:pPr>
+        <w:spacing w:after="0" w:line="360" w:lineRule="auto"/>
+        <w:ind w:firstLine="709"/>
+        <w:jc w:val="both"/>
+        <w:rPr>
+          <w:rFonts w:cs="Times New Roman"/>
+          <w:szCs w:val="28"/>
+          <w:lang w:val="en-US"/>
+        </w:rPr>
+      </w:pPr>
+      <w:r>
+        <w:rPr>
+          <w:rFonts w:cs="Times New Roman"/>
+          <w:szCs w:val="28"/>
+          <w:lang w:val="en-US"/>
+        </w:rPr>
+        <w:t xml:space="preserve">// </w:t>
+      </w:r>
+      <w:r>
+        <w:rPr>
+          <w:rFonts w:cs="Times New Roman"/>
+          <w:szCs w:val="28"/>
+        </w:rPr>
+        <w:t>Редактируем</w:t>
+      </w:r>
+      <w:r>
+        <w:rPr>
+          <w:rFonts w:cs="Times New Roman"/>
+          <w:szCs w:val="28"/>
+          <w:lang w:val="en-US"/>
+        </w:rPr>
+        <w:t>.</w:t>
+      </w:r>
+    </w:p>
+    <w:p>
+      <w:pPr>
+        <w:spacing w:after="0" w:line="360" w:lineRule="auto"/>
+        <w:ind w:firstLine="709"/>
+        <w:jc w:val="both"/>
+        <w:rPr>
+          <w:rFonts w:cs="Times New Roman"/>
+          <w:szCs w:val="28"/>
+        </w:rPr>
+      </w:pPr>
+      <w:proofErr w:type="spellStart"/>
+      <w:r>
+        <w:rPr>
+          <w:rFonts w:cs="Times New Roman"/>
+          <w:szCs w:val="28"/>
+        </w:rPr>
+        <w:t>originator.Edit</w:t>
+      </w:r>
+      <w:proofErr w:type="spellEnd"/>
+      <w:r>
+        <w:rPr>
+          <w:rFonts w:cs="Times New Roman"/>
+          <w:szCs w:val="28"/>
+        </w:rPr>
+        <w:t>("Кофейня на углу (обновлено)", "Кафе", 4.5, "08:00–22:00");</w:t>
+      </w:r>
+    </w:p>
+    <w:p>
+      <w:pPr>
+        <w:spacing w:after="0" w:line="360" w:lineRule="auto"/>
+        <w:ind w:firstLine="709"/>
+        <w:jc w:val="both"/>
+        <w:rPr>
+          <w:rFonts w:cs="Times New Roman"/>
+          <w:szCs w:val="28"/>
+        </w:rPr>
+      </w:pPr>
+      <w:proofErr w:type="spellStart"/>
+      <w:r>
+        <w:rPr>
+          <w:rFonts w:cs="Times New Roman"/>
+          <w:szCs w:val="28"/>
+        </w:rPr>
+        <w:t>System.Console.WriteLine</w:t>
+      </w:r>
+      <w:proofErr w:type="spellEnd"/>
+      <w:r>
+        <w:rPr>
+          <w:rFonts w:cs="Times New Roman"/>
+          <w:szCs w:val="28"/>
+        </w:rPr>
+        <w:t>("\</w:t>
+      </w:r>
+      <w:proofErr w:type="spellStart"/>
+      <w:r>
+        <w:rPr>
+          <w:rFonts w:cs="Times New Roman"/>
+          <w:szCs w:val="28"/>
+        </w:rPr>
+        <w:t>nПосле</w:t>
+      </w:r>
+      <w:proofErr w:type="spellEnd"/>
+      <w:r>
+        <w:rPr>
+          <w:rFonts w:cs="Times New Roman"/>
+          <w:szCs w:val="28"/>
+        </w:rPr>
+        <w:t xml:space="preserve"> первого редактирования:");</w:t>
+      </w:r>
+    </w:p>
+    <w:p>
+      <w:pPr>
+        <w:spacing w:after="0" w:line="360" w:lineRule="auto"/>
+        <w:ind w:firstLine="709"/>
+        <w:jc w:val="both"/>
+        <w:rPr>
+          <w:rFonts w:cs="Times New Roman"/>
+          <w:szCs w:val="28"/>
+          <w:lang w:val="en-US"/>
+        </w:rPr>
+      </w:pPr>
+      <w:proofErr w:type="spellStart"/>
+      <w:r>
+        <w:rPr>
+          <w:rFonts w:cs="Times New Roman"/>
+          <w:szCs w:val="28"/>
+          <w:lang w:val="en-US"/>
+        </w:rPr>
+        <w:t>System.Console.WriteLine</w:t>
+      </w:r>
+      <w:proofErr w:type="spellEnd"/>
+      <w:r>
+        <w:rPr>
+          <w:rFonts w:cs="Times New Roman"/>
+          <w:szCs w:val="28"/>
+          <w:lang w:val="en-US"/>
+        </w:rPr>
+        <w:t xml:space="preserve">("  " + </w:t>
+      </w:r>
+      <w:proofErr w:type="spellStart"/>
       <w:r>
         <w:rPr>
           <w:rFonts w:cs="Times New Roman"/>
@@ -7919,7 +7657,6 @@
         <w:t>originator.Describe</w:t>
       </w:r>
       <w:proofErr w:type="spellEnd"/>
-      <w:proofErr w:type="gramEnd"/>
       <w:r>
         <w:rPr>
           <w:rFonts w:cs="Times New Roman"/>
@@ -7949,23 +7686,99 @@
         <w:rPr>
           <w:rFonts w:cs="Times New Roman"/>
           <w:szCs w:val="28"/>
-          <w:lang w:val="en-US"/>
-        </w:rPr>
-      </w:pPr>
-      <w:r>
-        <w:rPr>
-          <w:rFonts w:cs="Times New Roman"/>
-          <w:szCs w:val="28"/>
-          <w:lang w:val="en-US"/>
-        </w:rPr>
-        <w:t xml:space="preserve">// </w:t>
-      </w:r>
-      <w:r>
-        <w:rPr>
-          <w:rFonts w:cs="Times New Roman"/>
-          <w:szCs w:val="28"/>
-        </w:rPr>
-        <w:t>Сохраняем</w:t>
+        </w:rPr>
+      </w:pPr>
+      <w:r>
+        <w:rPr>
+          <w:rFonts w:cs="Times New Roman"/>
+          <w:szCs w:val="28"/>
+        </w:rPr>
+        <w:t>// Ещё раз сохраняем и редактируем.</w:t>
+      </w:r>
+    </w:p>
+    <w:p>
+      <w:pPr>
+        <w:spacing w:after="0" w:line="360" w:lineRule="auto"/>
+        <w:ind w:firstLine="709"/>
+        <w:jc w:val="both"/>
+        <w:rPr>
+          <w:rFonts w:cs="Times New Roman"/>
+          <w:szCs w:val="28"/>
+          <w:lang w:val="en-US"/>
+        </w:rPr>
+      </w:pPr>
+      <w:proofErr w:type="spellStart"/>
+      <w:r>
+        <w:rPr>
+          <w:rFonts w:cs="Times New Roman"/>
+          <w:szCs w:val="28"/>
+          <w:lang w:val="en-US"/>
+        </w:rPr>
+        <w:t>caretaker.Save</w:t>
+      </w:r>
+      <w:proofErr w:type="spellEnd"/>
+      <w:r>
+        <w:rPr>
+          <w:rFonts w:cs="Times New Roman"/>
+          <w:szCs w:val="28"/>
+          <w:lang w:val="en-US"/>
+        </w:rPr>
+        <w:t>(</w:t>
+      </w:r>
+      <w:proofErr w:type="spellStart"/>
+      <w:r>
+        <w:rPr>
+          <w:rFonts w:cs="Times New Roman"/>
+          <w:szCs w:val="28"/>
+          <w:lang w:val="en-US"/>
+        </w:rPr>
+        <w:t>originator.Save</w:t>
+      </w:r>
+      <w:proofErr w:type="spellEnd"/>
+      <w:r>
+        <w:rPr>
+          <w:rFonts w:cs="Times New Roman"/>
+          <w:szCs w:val="28"/>
+          <w:lang w:val="en-US"/>
+        </w:rPr>
+        <w:t>());</w:t>
+      </w:r>
+    </w:p>
+    <w:p>
+      <w:pPr>
+        <w:spacing w:after="0" w:line="360" w:lineRule="auto"/>
+        <w:ind w:firstLine="709"/>
+        <w:jc w:val="both"/>
+        <w:rPr>
+          <w:rFonts w:cs="Times New Roman"/>
+          <w:szCs w:val="28"/>
+          <w:lang w:val="en-US"/>
+        </w:rPr>
+      </w:pPr>
+      <w:proofErr w:type="spellStart"/>
+      <w:r>
+        <w:rPr>
+          <w:rFonts w:cs="Times New Roman"/>
+          <w:szCs w:val="28"/>
+          <w:lang w:val="en-US"/>
+        </w:rPr>
+        <w:t>originator.Edit</w:t>
+      </w:r>
+      <w:proofErr w:type="spellEnd"/>
+      <w:r>
+        <w:rPr>
+          <w:rFonts w:cs="Times New Roman"/>
+          <w:szCs w:val="28"/>
+          <w:lang w:val="en-US"/>
+        </w:rPr>
+        <w:t>("</w:t>
+      </w:r>
+      <w:r>
+        <w:rPr>
+          <w:rFonts w:cs="Times New Roman"/>
+          <w:szCs w:val="28"/>
+        </w:rPr>
+        <w:t>Совсем</w:t>
       </w:r>
       <w:r>
         <w:rPr>
@@ -7980,7 +7793,7 @@
           <w:rFonts w:cs="Times New Roman"/>
           <w:szCs w:val="28"/>
         </w:rPr>
-        <w:t>снимок</w:t>
+        <w:t>другое</w:t>
       </w:r>
       <w:r>
         <w:rPr>
@@ -7995,30 +7808,30 @@
           <w:rFonts w:cs="Times New Roman"/>
           <w:szCs w:val="28"/>
         </w:rPr>
-        <w:t>перед</w:t>
-      </w:r>
-      <w:r>
-        <w:rPr>
-          <w:rFonts w:cs="Times New Roman"/>
-          <w:szCs w:val="28"/>
-          <w:lang w:val="en-US"/>
-        </w:rPr>
-        <w:t xml:space="preserve"> </w:t>
-      </w:r>
-      <w:r>
-        <w:rPr>
-          <w:rFonts w:cs="Times New Roman"/>
-          <w:szCs w:val="28"/>
-        </w:rPr>
-        <w:t>изменением</w:t>
-      </w:r>
-      <w:r>
-        <w:rPr>
-          <w:rFonts w:cs="Times New Roman"/>
-          <w:szCs w:val="28"/>
-          <w:lang w:val="en-US"/>
-        </w:rPr>
-        <w:t>.</w:t>
+        <w:t>имя</w:t>
+      </w:r>
+      <w:r>
+        <w:rPr>
+          <w:rFonts w:cs="Times New Roman"/>
+          <w:szCs w:val="28"/>
+          <w:lang w:val="en-US"/>
+        </w:rPr>
+        <w:t>", "</w:t>
+      </w:r>
+      <w:r>
+        <w:rPr>
+          <w:rFonts w:cs="Times New Roman"/>
+          <w:szCs w:val="28"/>
+        </w:rPr>
+        <w:t>Ресторан</w:t>
+      </w:r>
+      <w:r>
+        <w:rPr>
+          <w:rFonts w:cs="Times New Roman"/>
+          <w:szCs w:val="28"/>
+          <w:lang w:val="en-US"/>
+        </w:rPr>
+        <w:t>", 3.0, "12:00–23:00");</w:t>
       </w:r>
     </w:p>
     <w:p>
@@ -8029,48 +7842,39 @@
         <w:rPr>
           <w:rFonts w:cs="Times New Roman"/>
           <w:szCs w:val="28"/>
-          <w:lang w:val="en-US"/>
         </w:rPr>
       </w:pPr>
       <w:proofErr w:type="spellStart"/>
-      <w:proofErr w:type="gramStart"/>
-      <w:r>
-        <w:rPr>
-          <w:rFonts w:cs="Times New Roman"/>
-          <w:szCs w:val="28"/>
-          <w:lang w:val="en-US"/>
-        </w:rPr>
-        <w:t>caretaker.Save</w:t>
+      <w:r>
+        <w:rPr>
+          <w:rFonts w:cs="Times New Roman"/>
+          <w:szCs w:val="28"/>
+        </w:rPr>
+        <w:t>System.Console.WriteLine</w:t>
       </w:r>
       <w:proofErr w:type="spellEnd"/>
-      <w:proofErr w:type="gramEnd"/>
-      <w:r>
-        <w:rPr>
-          <w:rFonts w:cs="Times New Roman"/>
-          <w:szCs w:val="28"/>
-          <w:lang w:val="en-US"/>
-        </w:rPr>
-        <w:t>(</w:t>
+      <w:r>
+        <w:rPr>
+          <w:rFonts w:cs="Times New Roman"/>
+          <w:szCs w:val="28"/>
+        </w:rPr>
+        <w:t>("\</w:t>
       </w:r>
       <w:proofErr w:type="spellStart"/>
-      <w:proofErr w:type="gramStart"/>
-      <w:r>
-        <w:rPr>
-          <w:rFonts w:cs="Times New Roman"/>
-          <w:szCs w:val="28"/>
-          <w:lang w:val="en-US"/>
-        </w:rPr>
-        <w:t>originator.Save</w:t>
+      <w:r>
+        <w:rPr>
+          <w:rFonts w:cs="Times New Roman"/>
+          <w:szCs w:val="28"/>
+        </w:rPr>
+        <w:t>nПосле</w:t>
       </w:r>
       <w:proofErr w:type="spellEnd"/>
-      <w:proofErr w:type="gramEnd"/>
-      <w:r>
-        <w:rPr>
-          <w:rFonts w:cs="Times New Roman"/>
-          <w:szCs w:val="28"/>
-          <w:lang w:val="en-US"/>
-        </w:rPr>
-        <w:t>());</w:t>
+      <w:r>
+        <w:rPr>
+          <w:rFonts w:cs="Times New Roman"/>
+          <w:szCs w:val="28"/>
+        </w:rPr>
+        <w:t xml:space="preserve"> второго редактирования:");</w:t>
       </w:r>
     </w:p>
     <w:p>
@@ -8084,477 +7888,34 @@
           <w:lang w:val="en-US"/>
         </w:rPr>
       </w:pPr>
-    </w:p>
-    <w:p>
-      <w:pPr>
-        <w:spacing w:after="0" w:line="360" w:lineRule="auto"/>
-        <w:ind w:firstLine="709"/>
-        <w:jc w:val="both"/>
-        <w:rPr>
-          <w:rFonts w:cs="Times New Roman"/>
-          <w:szCs w:val="28"/>
-        </w:rPr>
-      </w:pPr>
-      <w:r>
-        <w:rPr>
-          <w:rFonts w:cs="Times New Roman"/>
-          <w:szCs w:val="28"/>
-        </w:rPr>
-        <w:t>// Редактируем.</w:t>
-      </w:r>
-    </w:p>
-    <w:p>
-      <w:pPr>
-        <w:spacing w:after="0" w:line="360" w:lineRule="auto"/>
-        <w:ind w:firstLine="709"/>
-        <w:jc w:val="both"/>
-        <w:rPr>
-          <w:rFonts w:cs="Times New Roman"/>
-          <w:szCs w:val="28"/>
-        </w:rPr>
-      </w:pPr>
       <w:proofErr w:type="spellStart"/>
-      <w:proofErr w:type="gramStart"/>
-      <w:r>
-        <w:rPr>
-          <w:rFonts w:cs="Times New Roman"/>
-          <w:szCs w:val="28"/>
-        </w:rPr>
-        <w:t>originator.Edit</w:t>
+      <w:r>
+        <w:rPr>
+          <w:rFonts w:cs="Times New Roman"/>
+          <w:szCs w:val="28"/>
+          <w:lang w:val="en-US"/>
+        </w:rPr>
+        <w:t>System.Console.WriteLine</w:t>
       </w:r>
       <w:proofErr w:type="spellEnd"/>
-      <w:proofErr w:type="gramEnd"/>
-      <w:r>
-        <w:rPr>
-          <w:rFonts w:cs="Times New Roman"/>
-          <w:szCs w:val="28"/>
-        </w:rPr>
-        <w:t>("Кофейня на углу (обновлено)", "Кафе", 4.5, "08:00–22:00");</w:t>
-      </w:r>
-    </w:p>
-    <w:p>
-      <w:pPr>
-        <w:spacing w:after="0" w:line="360" w:lineRule="auto"/>
-        <w:ind w:firstLine="709"/>
-        <w:jc w:val="both"/>
-        <w:rPr>
-          <w:rFonts w:cs="Times New Roman"/>
-          <w:szCs w:val="28"/>
-        </w:rPr>
-      </w:pPr>
+      <w:r>
+        <w:rPr>
+          <w:rFonts w:cs="Times New Roman"/>
+          <w:szCs w:val="28"/>
+          <w:lang w:val="en-US"/>
+        </w:rPr>
+        <w:t xml:space="preserve">("  " + </w:t>
+      </w:r>
       <w:proofErr w:type="spellStart"/>
       <w:r>
         <w:rPr>
           <w:rFonts w:cs="Times New Roman"/>
           <w:szCs w:val="28"/>
-        </w:rPr>
-        <w:t>System.Console.</w:t>
-      </w:r>
-      <w:proofErr w:type="gramStart"/>
-      <w:r>
-        <w:rPr>
-          <w:rFonts w:cs="Times New Roman"/>
-          <w:szCs w:val="28"/>
-        </w:rPr>
-        <w:t>WriteLine</w:t>
+          <w:lang w:val="en-US"/>
+        </w:rPr>
+        <w:t>originator.Describe</w:t>
       </w:r>
       <w:proofErr w:type="spellEnd"/>
-      <w:r>
-        <w:rPr>
-          <w:rFonts w:cs="Times New Roman"/>
-          <w:szCs w:val="28"/>
-        </w:rPr>
-        <w:t>(</w:t>
-      </w:r>
-      <w:proofErr w:type="gramEnd"/>
-      <w:r>
-        <w:rPr>
-          <w:rFonts w:cs="Times New Roman"/>
-          <w:szCs w:val="28"/>
-        </w:rPr>
-        <w:t>"\</w:t>
-      </w:r>
-      <w:proofErr w:type="spellStart"/>
-      <w:r>
-        <w:rPr>
-          <w:rFonts w:cs="Times New Roman"/>
-          <w:szCs w:val="28"/>
-        </w:rPr>
-        <w:t>nПосле</w:t>
-      </w:r>
-      <w:proofErr w:type="spellEnd"/>
-      <w:r>
-        <w:rPr>
-          <w:rFonts w:cs="Times New Roman"/>
-          <w:szCs w:val="28"/>
-        </w:rPr>
-        <w:t xml:space="preserve"> первого редактирования:");</w:t>
-      </w:r>
-    </w:p>
-    <w:p>
-      <w:pPr>
-        <w:spacing w:after="0" w:line="360" w:lineRule="auto"/>
-        <w:ind w:firstLine="709"/>
-        <w:jc w:val="both"/>
-        <w:rPr>
-          <w:rFonts w:cs="Times New Roman"/>
-          <w:szCs w:val="28"/>
-          <w:lang w:val="en-US"/>
-        </w:rPr>
-      </w:pPr>
-      <w:proofErr w:type="spellStart"/>
-      <w:proofErr w:type="gramStart"/>
-      <w:r>
-        <w:rPr>
-          <w:rFonts w:cs="Times New Roman"/>
-          <w:szCs w:val="28"/>
-          <w:lang w:val="en-US"/>
-        </w:rPr>
-        <w:t>System.Console.WriteLine</w:t>
-      </w:r>
-      <w:proofErr w:type="spellEnd"/>
-      <w:proofErr w:type="gramEnd"/>
-      <w:r>
-        <w:rPr>
-          <w:rFonts w:cs="Times New Roman"/>
-          <w:szCs w:val="28"/>
-          <w:lang w:val="en-US"/>
-        </w:rPr>
-        <w:t>(</w:t>
-      </w:r>
-      <w:proofErr w:type="gramStart"/>
-      <w:r>
-        <w:rPr>
-          <w:rFonts w:cs="Times New Roman"/>
-          <w:szCs w:val="28"/>
-          <w:lang w:val="en-US"/>
-        </w:rPr>
-        <w:t>"  "</w:t>
-      </w:r>
-      <w:proofErr w:type="gramEnd"/>
-      <w:r>
-        <w:rPr>
-          <w:rFonts w:cs="Times New Roman"/>
-          <w:szCs w:val="28"/>
-          <w:lang w:val="en-US"/>
-        </w:rPr>
-        <w:t xml:space="preserve"> + </w:t>
-      </w:r>
-      <w:proofErr w:type="spellStart"/>
-      <w:proofErr w:type="gramStart"/>
-      <w:r>
-        <w:rPr>
-          <w:rFonts w:cs="Times New Roman"/>
-          <w:szCs w:val="28"/>
-          <w:lang w:val="en-US"/>
-        </w:rPr>
-        <w:t>originator.Describe</w:t>
-      </w:r>
-      <w:proofErr w:type="spellEnd"/>
-      <w:proofErr w:type="gramEnd"/>
-      <w:r>
-        <w:rPr>
-          <w:rFonts w:cs="Times New Roman"/>
-          <w:szCs w:val="28"/>
-          <w:lang w:val="en-US"/>
-        </w:rPr>
-        <w:t>());</w:t>
-      </w:r>
-    </w:p>
-    <w:p>
-      <w:pPr>
-        <w:spacing w:after="0" w:line="360" w:lineRule="auto"/>
-        <w:ind w:firstLine="709"/>
-        <w:jc w:val="both"/>
-        <w:rPr>
-          <w:rFonts w:cs="Times New Roman"/>
-          <w:szCs w:val="28"/>
-          <w:lang w:val="en-US"/>
-        </w:rPr>
-      </w:pPr>
-    </w:p>
-    <w:p>
-      <w:pPr>
-        <w:spacing w:after="0" w:line="360" w:lineRule="auto"/>
-        <w:ind w:firstLine="709"/>
-        <w:jc w:val="both"/>
-        <w:rPr>
-          <w:rFonts w:cs="Times New Roman"/>
-          <w:szCs w:val="28"/>
-        </w:rPr>
-      </w:pPr>
-      <w:r>
-        <w:rPr>
-          <w:rFonts w:cs="Times New Roman"/>
-          <w:szCs w:val="28"/>
-        </w:rPr>
-        <w:t>// Ещё раз сохраняем и редактируем.</w:t>
-      </w:r>
-    </w:p>
-    <w:p>
-      <w:pPr>
-        <w:spacing w:after="0" w:line="360" w:lineRule="auto"/>
-        <w:ind w:firstLine="709"/>
-        <w:jc w:val="both"/>
-        <w:rPr>
-          <w:rFonts w:cs="Times New Roman"/>
-          <w:szCs w:val="28"/>
-          <w:lang w:val="en-US"/>
-        </w:rPr>
-      </w:pPr>
-      <w:proofErr w:type="spellStart"/>
-      <w:proofErr w:type="gramStart"/>
-      <w:r>
-        <w:rPr>
-          <w:rFonts w:cs="Times New Roman"/>
-          <w:szCs w:val="28"/>
-          <w:lang w:val="en-US"/>
-        </w:rPr>
-        <w:t>caretaker.Save</w:t>
-      </w:r>
-      <w:proofErr w:type="spellEnd"/>
-      <w:proofErr w:type="gramEnd"/>
-      <w:r>
-        <w:rPr>
-          <w:rFonts w:cs="Times New Roman"/>
-          <w:szCs w:val="28"/>
-          <w:lang w:val="en-US"/>
-        </w:rPr>
-        <w:t>(</w:t>
-      </w:r>
-      <w:proofErr w:type="spellStart"/>
-      <w:proofErr w:type="gramStart"/>
-      <w:r>
-        <w:rPr>
-          <w:rFonts w:cs="Times New Roman"/>
-          <w:szCs w:val="28"/>
-          <w:lang w:val="en-US"/>
-        </w:rPr>
-        <w:t>originator.Save</w:t>
-      </w:r>
-      <w:proofErr w:type="spellEnd"/>
-      <w:proofErr w:type="gramEnd"/>
-      <w:r>
-        <w:rPr>
-          <w:rFonts w:cs="Times New Roman"/>
-          <w:szCs w:val="28"/>
-          <w:lang w:val="en-US"/>
-        </w:rPr>
-        <w:t>());</w:t>
-      </w:r>
-    </w:p>
-    <w:p>
-      <w:pPr>
-        <w:spacing w:after="0" w:line="360" w:lineRule="auto"/>
-        <w:ind w:firstLine="709"/>
-        <w:jc w:val="both"/>
-        <w:rPr>
-          <w:rFonts w:cs="Times New Roman"/>
-          <w:szCs w:val="28"/>
-          <w:lang w:val="en-US"/>
-        </w:rPr>
-      </w:pPr>
-      <w:proofErr w:type="spellStart"/>
-      <w:proofErr w:type="gramStart"/>
-      <w:r>
-        <w:rPr>
-          <w:rFonts w:cs="Times New Roman"/>
-          <w:szCs w:val="28"/>
-          <w:lang w:val="en-US"/>
-        </w:rPr>
-        <w:t>originator.Edit</w:t>
-      </w:r>
-      <w:proofErr w:type="spellEnd"/>
-      <w:proofErr w:type="gramEnd"/>
-      <w:r>
-        <w:rPr>
-          <w:rFonts w:cs="Times New Roman"/>
-          <w:szCs w:val="28"/>
-          <w:lang w:val="en-US"/>
-        </w:rPr>
-        <w:t>("</w:t>
-      </w:r>
-      <w:r>
-        <w:rPr>
-          <w:rFonts w:cs="Times New Roman"/>
-          <w:szCs w:val="28"/>
-        </w:rPr>
-        <w:t>Совсем</w:t>
-      </w:r>
-      <w:r>
-        <w:rPr>
-          <w:rFonts w:cs="Times New Roman"/>
-          <w:szCs w:val="28"/>
-          <w:lang w:val="en-US"/>
-        </w:rPr>
-        <w:t xml:space="preserve"> </w:t>
-      </w:r>
-      <w:r>
-        <w:rPr>
-          <w:rFonts w:cs="Times New Roman"/>
-          <w:szCs w:val="28"/>
-        </w:rPr>
-        <w:t>другое</w:t>
-      </w:r>
-      <w:r>
-        <w:rPr>
-          <w:rFonts w:cs="Times New Roman"/>
-          <w:szCs w:val="28"/>
-          <w:lang w:val="en-US"/>
-        </w:rPr>
-        <w:t xml:space="preserve"> </w:t>
-      </w:r>
-      <w:r>
-        <w:rPr>
-          <w:rFonts w:cs="Times New Roman"/>
-          <w:szCs w:val="28"/>
-        </w:rPr>
-        <w:t>имя</w:t>
-      </w:r>
-      <w:r>
-        <w:rPr>
-          <w:rFonts w:cs="Times New Roman"/>
-          <w:szCs w:val="28"/>
-          <w:lang w:val="en-US"/>
-        </w:rPr>
-        <w:t>", "</w:t>
-      </w:r>
-      <w:r>
-        <w:rPr>
-          <w:rFonts w:cs="Times New Roman"/>
-          <w:szCs w:val="28"/>
-        </w:rPr>
-        <w:t>Ресторан</w:t>
-      </w:r>
-      <w:r>
-        <w:rPr>
-          <w:rFonts w:cs="Times New Roman"/>
-          <w:szCs w:val="28"/>
-          <w:lang w:val="en-US"/>
-        </w:rPr>
-        <w:t>", 3.0, "12:00–23:00");</w:t>
-      </w:r>
-    </w:p>
-    <w:p>
-      <w:pPr>
-        <w:spacing w:after="0" w:line="360" w:lineRule="auto"/>
-        <w:ind w:firstLine="709"/>
-        <w:jc w:val="both"/>
-        <w:rPr>
-          <w:rFonts w:cs="Times New Roman"/>
-          <w:szCs w:val="28"/>
-        </w:rPr>
-      </w:pPr>
-      <w:proofErr w:type="spellStart"/>
-      <w:r>
-        <w:rPr>
-          <w:rFonts w:cs="Times New Roman"/>
-          <w:szCs w:val="28"/>
-        </w:rPr>
-        <w:t>System.Console.</w:t>
-      </w:r>
-      <w:proofErr w:type="gramStart"/>
-      <w:r>
-        <w:rPr>
-          <w:rFonts w:cs="Times New Roman"/>
-          <w:szCs w:val="28"/>
-        </w:rPr>
-        <w:t>WriteLine</w:t>
-      </w:r>
-      <w:proofErr w:type="spellEnd"/>
-      <w:r>
-        <w:rPr>
-          <w:rFonts w:cs="Times New Roman"/>
-          <w:szCs w:val="28"/>
-        </w:rPr>
-        <w:t>(</w:t>
-      </w:r>
-      <w:proofErr w:type="gramEnd"/>
-      <w:r>
-        <w:rPr>
-          <w:rFonts w:cs="Times New Roman"/>
-          <w:szCs w:val="28"/>
-        </w:rPr>
-        <w:t>"\</w:t>
-      </w:r>
-      <w:proofErr w:type="spellStart"/>
-      <w:r>
-        <w:rPr>
-          <w:rFonts w:cs="Times New Roman"/>
-          <w:szCs w:val="28"/>
-        </w:rPr>
-        <w:t>nПосле</w:t>
-      </w:r>
-      <w:proofErr w:type="spellEnd"/>
-      <w:r>
-        <w:rPr>
-          <w:rFonts w:cs="Times New Roman"/>
-          <w:szCs w:val="28"/>
-        </w:rPr>
-        <w:t xml:space="preserve"> второго редактирования:");</w:t>
-      </w:r>
-    </w:p>
-    <w:p>
-      <w:pPr>
-        <w:spacing w:after="0" w:line="360" w:lineRule="auto"/>
-        <w:ind w:firstLine="709"/>
-        <w:jc w:val="both"/>
-        <w:rPr>
-          <w:rFonts w:cs="Times New Roman"/>
-          <w:szCs w:val="28"/>
-          <w:lang w:val="en-US"/>
-        </w:rPr>
-      </w:pPr>
-      <w:proofErr w:type="spellStart"/>
-      <w:proofErr w:type="gramStart"/>
-      <w:r>
-        <w:rPr>
-          <w:rFonts w:cs="Times New Roman"/>
-          <w:szCs w:val="28"/>
-          <w:lang w:val="en-US"/>
-        </w:rPr>
-        <w:t>System.Console.WriteLine</w:t>
-      </w:r>
-      <w:proofErr w:type="spellEnd"/>
-      <w:proofErr w:type="gramEnd"/>
-      <w:r>
-        <w:rPr>
-          <w:rFonts w:cs="Times New Roman"/>
-          <w:szCs w:val="28"/>
-          <w:lang w:val="en-US"/>
-        </w:rPr>
-        <w:t>(</w:t>
-      </w:r>
-      <w:proofErr w:type="gramStart"/>
-      <w:r>
-        <w:rPr>
-          <w:rFonts w:cs="Times New Roman"/>
-          <w:szCs w:val="28"/>
-          <w:lang w:val="en-US"/>
-        </w:rPr>
-        <w:t>"  "</w:t>
-      </w:r>
-      <w:proofErr w:type="gramEnd"/>
-      <w:r>
-        <w:rPr>
-          <w:rFonts w:cs="Times New Roman"/>
-          <w:szCs w:val="28"/>
-          <w:lang w:val="en-US"/>
-        </w:rPr>
-        <w:t xml:space="preserve"> + </w:t>
-      </w:r>
-      <w:proofErr w:type="spellStart"/>
-      <w:proofErr w:type="gramStart"/>
-      <w:r>
-        <w:rPr>
-          <w:rFonts w:cs="Times New Roman"/>
-          <w:szCs w:val="28"/>
-          <w:lang w:val="en-US"/>
-        </w:rPr>
-        <w:t>originator.Describe</w:t>
-      </w:r>
-      <w:proofErr w:type="spellEnd"/>
-      <w:proofErr w:type="gramEnd"/>
       <w:r>
         <w:rPr>
           <w:rFonts w:cs="Times New Roman"/>
@@ -8578,6 +7939,7 @@
       <w:r>
         <w:rPr>
           <w:rFonts w:cs="Times New Roman"/>
+          <w:noProof/>
           <w:szCs w:val="28"/>
           <w:lang w:val="en-US"/>
         </w:rPr>
@@ -8640,7 +8002,6 @@
         <w:rPr>
           <w:rFonts w:cs="Times New Roman"/>
           <w:szCs w:val="28"/>
-          <w:lang w:val="en-US"/>
         </w:rPr>
         <w:t xml:space="preserve"> </w:t>
       </w:r>
@@ -8667,14 +8028,7 @@
           <w:rFonts w:cs="Times New Roman"/>
           <w:szCs w:val="28"/>
         </w:rPr>
-        <w:t>В лабораторной работе реализованы два поведенческих паттерна</w:t>
-      </w:r>
-      <w:r>
-        <w:rPr>
-          <w:rFonts w:cs="Times New Roman"/>
-          <w:szCs w:val="28"/>
-        </w:rPr>
-        <w:t>.</w:t>
+        <w:t>В лабораторной работе реализованы два поведенческих паттерна.</w:t>
       </w:r>
     </w:p>
     <w:p>
@@ -19473,6 +18827,7 @@
   <w:style w:type="character" w:default="1" w:styleId="a0">
     <w:name w:val="Default Paragraph Font"/>
     <w:uiPriority w:val="1"/>
+    <w:semiHidden/>
     <w:unhideWhenUsed/>
   </w:style>
   <w:style w:type="table" w:default="1" w:styleId="a1">
